--- a/Projet_entrainement.docx
+++ b/Projet_entrainement.docx
@@ -29,7 +29,7 @@
           <w:sz w:val="26"/>
           <w:szCs w:val="26"/>
         </w:rPr>
-        <w:t xml:space="preserve">Technique, tactique et conduite des séances</w:t>
+        <w:t xml:space="preserve">Tactique, technique et conduite des séances</w:t>
       </w:r>
     </w:p>
     <w:p>
@@ -64,17 +64,17 @@
           <w:b/>
           <w:bCs/>
         </w:rPr>
+        <w:t xml:space="preserve">la tactique</w:t>
+      </w:r>
+      <w:r>
+        <w:t xml:space="preserve">, </w:t>
+      </w:r>
+      <w:r>
+        <w:rPr>
+          <w:b/>
+          <w:bCs/>
+        </w:rPr>
         <w:t xml:space="preserve">la technique</w:t>
-      </w:r>
-      <w:r>
-        <w:t xml:space="preserve">, </w:t>
-      </w:r>
-      <w:r>
-        <w:rPr>
-          <w:b/>
-          <w:bCs/>
-        </w:rPr>
-        <w:t xml:space="preserve">la tactique</w:t>
       </w:r>
       <w:r>
         <w:t xml:space="preserve">, </w:t>
@@ -126,7 +126,26 @@
           <w:sz w:val="30"/>
           <w:szCs w:val="30"/>
         </w:rPr>
-        <w:t xml:space="preserve">1. Technique</w:t>
+        <w:t xml:space="preserve">1. Tactique</w:t>
+      </w:r>
+    </w:p>
+    <w:p>
+      <w:pPr>
+        <w:spacing w:after="120" w:before="60" w:line="276"/>
+        <w:jc w:val="both"/>
+      </w:pPr>
+      <w:r>
+        <w:t xml:space="preserve">L’image du produit final que l’on veut atteindre est le </w:t>
+      </w:r>
+      <w:r>
+        <w:rPr>
+          <w:b/>
+          <w:bCs/>
+        </w:rPr>
+        <w:t xml:space="preserve">BOA</w:t>
+      </w:r>
+      <w:r>
+        <w:t xml:space="preserve">. C’est la référence vers laquelle tend l’ensemble du travail : tout ce qui suit sert à y conduire.</w:t>
       </w:r>
     </w:p>
     <w:p>
@@ -142,7 +161,225 @@
           <w:sz w:val="24"/>
           <w:szCs w:val="24"/>
         </w:rPr>
-        <w:t xml:space="preserve">1.1 Principe directeur</w:t>
+        <w:t xml:space="preserve">1.1 Le BOA ascendant</w:t>
+      </w:r>
+    </w:p>
+    <w:p>
+      <w:pPr>
+        <w:spacing w:after="120" w:before="60" w:line="276"/>
+        <w:jc w:val="both"/>
+      </w:pPr>
+      <w:r>
+        <w:t xml:space="preserve">La construction tactique repose sur un </w:t>
+      </w:r>
+      <w:r>
+        <w:rPr>
+          <w:b/>
+          <w:bCs/>
+        </w:rPr>
+        <w:t xml:space="preserve">BOA ascendant</w:t>
+      </w:r>
+      <w:r>
+        <w:t xml:space="preserve"> : une progression qui monte en exigence au fil de la confrontation. Comme en technique, le principe reste de </w:t>
+      </w:r>
+      <w:r>
+        <w:rPr>
+          <w:b/>
+          <w:bCs/>
+        </w:rPr>
+        <w:t xml:space="preserve">ne pas enfermer son plan dans un carcan tactique</w:t>
+      </w:r>
+      <w:r>
+        <w:t xml:space="preserve"> : le plan donne une direction, il ne dicte pas chaque choix.</w:t>
+      </w:r>
+    </w:p>
+    <w:p>
+      <w:pPr>
+        <w:pStyle w:val="Heading2"/>
+        <w:spacing w:after="80" w:before="240"/>
+      </w:pPr>
+      <w:r>
+        <w:rPr>
+          <w:b/>
+          <w:bCs/>
+          <w:color w:val="1F3864"/>
+          <w:sz w:val="24"/>
+          <w:szCs w:val="24"/>
+        </w:rPr>
+        <w:t xml:space="preserve">1.2 L’image de l’arbre</w:t>
+      </w:r>
+    </w:p>
+    <w:p>
+      <w:pPr>
+        <w:spacing w:after="120" w:before="60" w:line="276"/>
+        <w:jc w:val="both"/>
+      </w:pPr>
+      <w:r>
+        <w:t xml:space="preserve">L’</w:t>
+      </w:r>
+      <w:r>
+        <w:rPr>
+          <w:b/>
+          <w:bCs/>
+        </w:rPr>
+        <w:t xml:space="preserve">image de l’arbre</w:t>
+      </w:r>
+      <w:r>
+        <w:t xml:space="preserve"> sert de support de communication : un tronc commun — les principes qui ne bougent pas — et des branches, c’est-à-dire les variantes disponibles selon l’adversaire et le moment. Elle rend visible le fait qu’un même plan autorise plusieurs chemins.</w:t>
+      </w:r>
+    </w:p>
+    <w:p>
+      <w:pPr>
+        <w:pStyle w:val="Heading2"/>
+        <w:spacing w:after="80" w:before="240"/>
+      </w:pPr>
+      <w:r>
+        <w:rPr>
+          <w:b/>
+          <w:bCs/>
+          <w:color w:val="1F3864"/>
+          <w:sz w:val="24"/>
+          <w:szCs w:val="24"/>
+        </w:rPr>
+        <w:t xml:space="preserve">1.3 Les profils</w:t>
+      </w:r>
+    </w:p>
+    <w:p>
+      <w:pPr>
+        <w:spacing w:after="120" w:before="60" w:line="276"/>
+        <w:jc w:val="both"/>
+      </w:pPr>
+      <w:r>
+        <w:t xml:space="preserve">La description du BOA s’appuie sur des profils imagés, faciles à nommer et à reconnaître en situation :</w:t>
+      </w:r>
+    </w:p>
+    <w:p>
+      <w:pPr>
+        <w:pStyle w:val="ListParagraph"/>
+        <w:numPr>
+          <w:ilvl w:val="0"/>
+          <w:numId w:val="2"/>
+        </w:numPr>
+        <w:spacing w:after="50" w:before="50" w:line="264"/>
+      </w:pPr>
+      <w:r>
+        <w:rPr>
+          <w:b/>
+          <w:bCs/>
+        </w:rPr>
+        <w:t xml:space="preserve">Le lion</w:t>
+      </w:r>
+    </w:p>
+    <w:p>
+      <w:pPr>
+        <w:pStyle w:val="ListParagraph"/>
+        <w:numPr>
+          <w:ilvl w:val="0"/>
+          <w:numId w:val="2"/>
+        </w:numPr>
+        <w:spacing w:after="50" w:before="50" w:line="264"/>
+      </w:pPr>
+      <w:r>
+        <w:rPr>
+          <w:b/>
+          <w:bCs/>
+        </w:rPr>
+        <w:t xml:space="preserve">Le magicien</w:t>
+      </w:r>
+    </w:p>
+    <w:p>
+      <w:pPr>
+        <w:pStyle w:val="ListParagraph"/>
+        <w:numPr>
+          <w:ilvl w:val="0"/>
+          <w:numId w:val="2"/>
+        </w:numPr>
+        <w:spacing w:after="50" w:before="50" w:line="264"/>
+      </w:pPr>
+      <w:r>
+        <w:rPr>
+          <w:b/>
+          <w:bCs/>
+        </w:rPr>
+        <w:t xml:space="preserve">La souris</w:t>
+      </w:r>
+    </w:p>
+    <w:p>
+      <w:pPr>
+        <w:pStyle w:val="ListParagraph"/>
+        <w:numPr>
+          <w:ilvl w:val="0"/>
+          <w:numId w:val="2"/>
+        </w:numPr>
+        <w:spacing w:after="50" w:before="50" w:line="264"/>
+      </w:pPr>
+      <w:r>
+        <w:rPr>
+          <w:b/>
+          <w:bCs/>
+        </w:rPr>
+        <w:t xml:space="preserve">Le caméléon</w:t>
+      </w:r>
+    </w:p>
+    <w:p>
+      <w:pPr>
+        <w:pStyle w:val="ListParagraph"/>
+        <w:numPr>
+          <w:ilvl w:val="0"/>
+          <w:numId w:val="2"/>
+        </w:numPr>
+        <w:spacing w:after="50" w:before="50" w:line="264"/>
+      </w:pPr>
+      <w:r>
+        <w:rPr>
+          <w:b/>
+          <w:bCs/>
+        </w:rPr>
+        <w:t xml:space="preserve">Le renard</w:t>
+      </w:r>
+    </w:p>
+    <w:p>
+      <w:pPr>
+        <w:spacing w:after="120" w:before="60" w:line="276"/>
+        <w:jc w:val="both"/>
+      </w:pPr>
+      <w:r>
+        <w:t xml:space="preserve">Chaque profil sera décrit et illustré : comportements caractéristiques, situations où il est pertinent, et réponses à lui opposer.</w:t>
+      </w:r>
+    </w:p>
+    <w:p>
+      <w:pPr>
+        <w:pStyle w:val="Heading1"/>
+        <w:pBdr>
+          <w:bottom w:val="single" w:color="1F3864" w:sz="6" w:space="6"/>
+        </w:pBdr>
+        <w:spacing w:after="160" w:before="380"/>
+      </w:pPr>
+      <w:r>
+        <w:rPr>
+          <w:b/>
+          <w:bCs/>
+          <w:color w:val="1F3864"/>
+          <w:sz w:val="30"/>
+          <w:szCs w:val="30"/>
+        </w:rPr>
+        <w:t xml:space="preserve">2. Technique</w:t>
+      </w:r>
+    </w:p>
+    <w:p>
+      <w:pPr>
+        <w:pStyle w:val="Heading2"/>
+        <w:spacing w:after="80" w:before="240"/>
+      </w:pPr>
+      <w:r>
+        <w:rPr>
+          <w:b/>
+          <w:bCs/>
+          <w:color w:val="1F3864"/>
+          <w:sz w:val="24"/>
+          <w:szCs w:val="24"/>
+        </w:rPr>
+        <w:t xml:space="preserve">2.1 Principe directeur</w:t>
       </w:r>
     </w:p>
     <w:p>
@@ -245,7 +482,7 @@
           <w:sz w:val="24"/>
           <w:szCs w:val="24"/>
         </w:rPr>
-        <w:t xml:space="preserve">1.2 Éléments fondamentaux et apprentissage</w:t>
+        <w:t xml:space="preserve">2.2 Éléments fondamentaux et apprentissage</w:t>
       </w:r>
     </w:p>
     <w:p>
@@ -301,7 +538,7 @@
           <w:sz w:val="24"/>
           <w:szCs w:val="24"/>
         </w:rPr>
-        <w:t xml:space="preserve">1.3 Respecter les lois biomécaniques</w:t>
+        <w:t xml:space="preserve">2.3 Respecter les lois biomécaniques</w:t>
       </w:r>
     </w:p>
     <w:p>
@@ -447,7 +684,7 @@
           <w:sz w:val="24"/>
           <w:szCs w:val="24"/>
         </w:rPr>
-        <w:t xml:space="preserve">1.4 Méthodes et outils</w:t>
+        <w:t xml:space="preserve">2.4 Méthodes et outils</w:t>
       </w:r>
     </w:p>
     <w:p>
@@ -598,224 +835,6 @@
         </w:tc>
       </w:tr>
     </w:tbl>
-    <w:p>
-      <w:pPr>
-        <w:pStyle w:val="Heading1"/>
-        <w:pBdr>
-          <w:bottom w:val="single" w:color="1F3864" w:sz="6" w:space="6"/>
-        </w:pBdr>
-        <w:spacing w:after="160" w:before="380"/>
-      </w:pPr>
-      <w:r>
-        <w:rPr>
-          <w:b/>
-          <w:bCs/>
-          <w:color w:val="1F3864"/>
-          <w:sz w:val="30"/>
-          <w:szCs w:val="30"/>
-        </w:rPr>
-        <w:t xml:space="preserve">2. Tactique</w:t>
-      </w:r>
-    </w:p>
-    <w:p>
-      <w:pPr>
-        <w:pStyle w:val="Heading2"/>
-        <w:spacing w:after="80" w:before="240"/>
-      </w:pPr>
-      <w:r>
-        <w:rPr>
-          <w:b/>
-          <w:bCs/>
-          <w:color w:val="1F3864"/>
-          <w:sz w:val="24"/>
-          <w:szCs w:val="24"/>
-        </w:rPr>
-        <w:t xml:space="preserve">2.1 Le BOA ascendant</w:t>
-      </w:r>
-    </w:p>
-    <w:p>
-      <w:pPr>
-        <w:spacing w:after="120" w:before="60" w:line="276"/>
-        <w:jc w:val="both"/>
-      </w:pPr>
-      <w:r>
-        <w:t xml:space="preserve">La construction tactique repose sur un </w:t>
-      </w:r>
-      <w:r>
-        <w:rPr>
-          <w:b/>
-          <w:bCs/>
-        </w:rPr>
-        <w:t xml:space="preserve">BOA ascendant</w:t>
-      </w:r>
-      <w:r>
-        <w:t xml:space="preserve"> : une progression qui monte en exigence au fil de la confrontation. Comme en technique, le principe reste de </w:t>
-      </w:r>
-      <w:r>
-        <w:rPr>
-          <w:b/>
-          <w:bCs/>
-        </w:rPr>
-        <w:t xml:space="preserve">ne pas enfermer son plan dans un carcan tactique</w:t>
-      </w:r>
-      <w:r>
-        <w:t xml:space="preserve"> : le plan donne une direction, il ne dicte pas chaque choix.</w:t>
-      </w:r>
-    </w:p>
-    <w:p>
-      <w:pPr>
-        <w:pStyle w:val="Heading2"/>
-        <w:spacing w:after="80" w:before="240"/>
-      </w:pPr>
-      <w:r>
-        <w:rPr>
-          <w:b/>
-          <w:bCs/>
-          <w:color w:val="1F3864"/>
-          <w:sz w:val="24"/>
-          <w:szCs w:val="24"/>
-        </w:rPr>
-        <w:t xml:space="preserve">2.2 L’image de l’arbre</w:t>
-      </w:r>
-    </w:p>
-    <w:p>
-      <w:pPr>
-        <w:spacing w:after="120" w:before="60" w:line="276"/>
-        <w:jc w:val="both"/>
-      </w:pPr>
-      <w:r>
-        <w:t xml:space="preserve">L’</w:t>
-      </w:r>
-      <w:r>
-        <w:rPr>
-          <w:b/>
-          <w:bCs/>
-        </w:rPr>
-        <w:t xml:space="preserve">image de l’arbre</w:t>
-      </w:r>
-      <w:r>
-        <w:t xml:space="preserve"> sert de support de communication : un tronc commun — les principes qui ne bougent pas — et des branches, c’est-à-dire les variantes disponibles selon l’adversaire et le moment. Elle rend visible le fait qu’un même plan autorise plusieurs chemins.</w:t>
-      </w:r>
-    </w:p>
-    <w:p>
-      <w:pPr>
-        <w:pStyle w:val="Heading2"/>
-        <w:spacing w:after="80" w:before="240"/>
-      </w:pPr>
-      <w:r>
-        <w:rPr>
-          <w:b/>
-          <w:bCs/>
-          <w:color w:val="1F3864"/>
-          <w:sz w:val="24"/>
-          <w:szCs w:val="24"/>
-        </w:rPr>
-        <w:t xml:space="preserve">2.3 Les profils</w:t>
-      </w:r>
-    </w:p>
-    <w:p>
-      <w:pPr>
-        <w:spacing w:after="120" w:before="60" w:line="276"/>
-        <w:jc w:val="both"/>
-      </w:pPr>
-      <w:r>
-        <w:t xml:space="preserve">La description du BOA s’appuie sur des profils imagés, faciles à nommer et à reconnaître en situation :</w:t>
-      </w:r>
-    </w:p>
-    <w:p>
-      <w:pPr>
-        <w:pStyle w:val="ListParagraph"/>
-        <w:numPr>
-          <w:ilvl w:val="0"/>
-          <w:numId w:val="2"/>
-        </w:numPr>
-        <w:spacing w:after="50" w:before="50" w:line="264"/>
-      </w:pPr>
-      <w:r>
-        <w:rPr>
-          <w:b/>
-          <w:bCs/>
-        </w:rPr>
-        <w:t xml:space="preserve">Le lion</w:t>
-      </w:r>
-    </w:p>
-    <w:p>
-      <w:pPr>
-        <w:pStyle w:val="ListParagraph"/>
-        <w:numPr>
-          <w:ilvl w:val="0"/>
-          <w:numId w:val="2"/>
-        </w:numPr>
-        <w:spacing w:after="50" w:before="50" w:line="264"/>
-      </w:pPr>
-      <w:r>
-        <w:rPr>
-          <w:b/>
-          <w:bCs/>
-        </w:rPr>
-        <w:t xml:space="preserve">Le magicien</w:t>
-      </w:r>
-    </w:p>
-    <w:p>
-      <w:pPr>
-        <w:pStyle w:val="ListParagraph"/>
-        <w:numPr>
-          <w:ilvl w:val="0"/>
-          <w:numId w:val="2"/>
-        </w:numPr>
-        <w:spacing w:after="50" w:before="50" w:line="264"/>
-      </w:pPr>
-      <w:r>
-        <w:rPr>
-          <w:b/>
-          <w:bCs/>
-        </w:rPr>
-        <w:t xml:space="preserve">La souris</w:t>
-      </w:r>
-    </w:p>
-    <w:p>
-      <w:pPr>
-        <w:pStyle w:val="ListParagraph"/>
-        <w:numPr>
-          <w:ilvl w:val="0"/>
-          <w:numId w:val="2"/>
-        </w:numPr>
-        <w:spacing w:after="50" w:before="50" w:line="264"/>
-      </w:pPr>
-      <w:r>
-        <w:rPr>
-          <w:b/>
-          <w:bCs/>
-        </w:rPr>
-        <w:t xml:space="preserve">Le caméléon</w:t>
-      </w:r>
-    </w:p>
-    <w:p>
-      <w:pPr>
-        <w:pStyle w:val="ListParagraph"/>
-        <w:numPr>
-          <w:ilvl w:val="0"/>
-          <w:numId w:val="2"/>
-        </w:numPr>
-        <w:spacing w:after="50" w:before="50" w:line="264"/>
-      </w:pPr>
-      <w:r>
-        <w:rPr>
-          <w:b/>
-          <w:bCs/>
-        </w:rPr>
-        <w:t xml:space="preserve">Le renard</w:t>
-      </w:r>
-    </w:p>
-    <w:p>
-      <w:pPr>
-        <w:spacing w:after="120" w:before="60" w:line="276"/>
-        <w:jc w:val="both"/>
-      </w:pPr>
-      <w:r>
-        <w:t xml:space="preserve">Chaque profil sera décrit et illustré : comportements caractéristiques, situations où il est pertinent, et réponses à lui opposer.</w:t>
-      </w:r>
-    </w:p>
     <w:p>
       <w:pPr>
         <w:pStyle w:val="Heading1"/>

--- a/Projet_entrainement.docx
+++ b/Projet_entrainement.docx
@@ -161,7 +161,7 @@
           <w:sz w:val="24"/>
           <w:szCs w:val="24"/>
         </w:rPr>
-        <w:t xml:space="preserve">1.1 Le BOA ascendant</w:t>
+        <w:t xml:space="preserve">1.1 Respecter la personnalité de l’enfant</w:t>
       </w:r>
     </w:p>
     <w:p>
@@ -170,27 +170,131 @@
         <w:jc w:val="both"/>
       </w:pPr>
       <w:r>
-        <w:t xml:space="preserve">La construction tactique repose sur un </w:t>
-      </w:r>
-      <w:r>
-        <w:rPr>
-          <w:b/>
-          <w:bCs/>
-        </w:rPr>
-        <w:t xml:space="preserve">BOA ascendant</w:t>
-      </w:r>
-      <w:r>
-        <w:t xml:space="preserve"> : une progression qui monte en exigence au fil de la confrontation. Comme en technique, le principe reste de </w:t>
-      </w:r>
-      <w:r>
-        <w:rPr>
-          <w:b/>
-          <w:bCs/>
-        </w:rPr>
-        <w:t xml:space="preserve">ne pas enfermer son plan dans un carcan tactique</w:t>
-      </w:r>
-      <w:r>
-        <w:t xml:space="preserve"> : le plan donne une direction, il ne dicte pas chaque choix.</w:t>
+        <w:t xml:space="preserve">Pour ne pas enfermer l’enfant dans un </w:t>
+      </w:r>
+      <w:r>
+        <w:rPr>
+          <w:b/>
+          <w:bCs/>
+        </w:rPr>
+        <w:t xml:space="preserve">carcan tactique</w:t>
+      </w:r>
+      <w:r>
+        <w:t xml:space="preserve">, il faut </w:t>
+      </w:r>
+      <w:r>
+        <w:rPr>
+          <w:b/>
+          <w:bCs/>
+        </w:rPr>
+        <w:t xml:space="preserve">respecter sa personnalité</w:t>
+      </w:r>
+      <w:r>
+        <w:t xml:space="preserve">. On ne cherche donc pas à construire un BOA unique, valable pour tous, mais à en faire des </w:t>
+      </w:r>
+      <w:r>
+        <w:rPr>
+          <w:b/>
+          <w:bCs/>
+        </w:rPr>
+        <w:t xml:space="preserve">BOA ascendants déclinés selon le profil de chacun</w:t>
+      </w:r>
+      <w:r>
+        <w:t xml:space="preserve"> :</w:t>
+      </w:r>
+    </w:p>
+    <w:p>
+      <w:pPr>
+        <w:pStyle w:val="ListParagraph"/>
+        <w:numPr>
+          <w:ilvl w:val="0"/>
+          <w:numId w:val="2"/>
+        </w:numPr>
+        <w:spacing w:after="50" w:before="50" w:line="264"/>
+      </w:pPr>
+      <w:r>
+        <w:rPr>
+          <w:b/>
+          <w:bCs/>
+        </w:rPr>
+        <w:t xml:space="preserve">Le lion</w:t>
+      </w:r>
+    </w:p>
+    <w:p>
+      <w:pPr>
+        <w:pStyle w:val="ListParagraph"/>
+        <w:numPr>
+          <w:ilvl w:val="0"/>
+          <w:numId w:val="2"/>
+        </w:numPr>
+        <w:spacing w:after="50" w:before="50" w:line="264"/>
+      </w:pPr>
+      <w:r>
+        <w:rPr>
+          <w:b/>
+          <w:bCs/>
+        </w:rPr>
+        <w:t xml:space="preserve">Le renard</w:t>
+      </w:r>
+    </w:p>
+    <w:p>
+      <w:pPr>
+        <w:pStyle w:val="ListParagraph"/>
+        <w:numPr>
+          <w:ilvl w:val="0"/>
+          <w:numId w:val="2"/>
+        </w:numPr>
+        <w:spacing w:after="50" w:before="50" w:line="264"/>
+      </w:pPr>
+      <w:r>
+        <w:rPr>
+          <w:b/>
+          <w:bCs/>
+        </w:rPr>
+        <w:t xml:space="preserve">Le magicien</w:t>
+      </w:r>
+    </w:p>
+    <w:p>
+      <w:pPr>
+        <w:pStyle w:val="ListParagraph"/>
+        <w:numPr>
+          <w:ilvl w:val="0"/>
+          <w:numId w:val="2"/>
+        </w:numPr>
+        <w:spacing w:after="50" w:before="50" w:line="264"/>
+      </w:pPr>
+      <w:r>
+        <w:rPr>
+          <w:b/>
+          <w:bCs/>
+        </w:rPr>
+        <w:t xml:space="preserve">Le mur</w:t>
+      </w:r>
+    </w:p>
+    <w:p>
+      <w:pPr>
+        <w:pStyle w:val="ListParagraph"/>
+        <w:numPr>
+          <w:ilvl w:val="0"/>
+          <w:numId w:val="2"/>
+        </w:numPr>
+        <w:spacing w:after="50" w:before="50" w:line="264"/>
+      </w:pPr>
+      <w:r>
+        <w:rPr>
+          <w:b/>
+          <w:bCs/>
+        </w:rPr>
+        <w:t xml:space="preserve">Le caméléon</w:t>
+      </w:r>
+    </w:p>
+    <w:p>
+      <w:pPr>
+        <w:spacing w:after="120" w:before="60" w:line="276"/>
+        <w:jc w:val="both"/>
+      </w:pPr>
+      <w:r>
+        <w:t xml:space="preserve">Le joueur n’a pas à entrer dans un modèle qui n’est pas le sien : c’est le BOA qui s’ajuste à sa personnalité.</w:t>
       </w:r>
     </w:p>
     <w:p>
@@ -206,7 +310,7 @@
           <w:sz w:val="24"/>
           <w:szCs w:val="24"/>
         </w:rPr>
-        <w:t xml:space="preserve">1.2 L’image de l’arbre</w:t>
+        <w:t xml:space="preserve">1.2 Le BOA ascendant</w:t>
       </w:r>
     </w:p>
     <w:p>
@@ -215,17 +319,17 @@
         <w:jc w:val="both"/>
       </w:pPr>
       <w:r>
-        <w:t xml:space="preserve">L’</w:t>
-      </w:r>
-      <w:r>
-        <w:rPr>
-          <w:b/>
-          <w:bCs/>
-        </w:rPr>
-        <w:t xml:space="preserve">image de l’arbre</w:t>
-      </w:r>
-      <w:r>
-        <w:t xml:space="preserve"> sert de support de communication : un tronc commun — les principes qui ne bougent pas — et des branches, c’est-à-dire les variantes disponibles selon l’adversaire et le moment. Elle rend visible le fait qu’un même plan autorise plusieurs chemins.</w:t>
+        <w:t xml:space="preserve">Quel que soit le profil, la construction tactique reste </w:t>
+      </w:r>
+      <w:r>
+        <w:rPr>
+          <w:b/>
+          <w:bCs/>
+        </w:rPr>
+        <w:t xml:space="preserve">ascendante</w:t>
+      </w:r>
+      <w:r>
+        <w:t xml:space="preserve"> : une progression qui monte en exigence au fil de la confrontation. Le plan donne une direction, il ne dicte pas chaque choix.</w:t>
       </w:r>
     </w:p>
     <w:p>
@@ -241,7 +345,7 @@
           <w:sz w:val="24"/>
           <w:szCs w:val="24"/>
         </w:rPr>
-        <w:t xml:space="preserve">1.3 Les profils</w:t>
+        <w:t xml:space="preserve">1.3 L’image de l’arbre</w:t>
       </w:r>
     </w:p>
     <w:p>
@@ -250,92 +354,33 @@
         <w:jc w:val="both"/>
       </w:pPr>
       <w:r>
-        <w:t xml:space="preserve">La description du BOA s’appuie sur des profils imagés, faciles à nommer et à reconnaître en situation :</w:t>
-      </w:r>
-    </w:p>
-    <w:p>
-      <w:pPr>
-        <w:pStyle w:val="ListParagraph"/>
-        <w:numPr>
-          <w:ilvl w:val="0"/>
-          <w:numId w:val="2"/>
-        </w:numPr>
-        <w:spacing w:after="50" w:before="50" w:line="264"/>
-      </w:pPr>
-      <w:r>
-        <w:rPr>
-          <w:b/>
-          <w:bCs/>
-        </w:rPr>
-        <w:t xml:space="preserve">Le lion</w:t>
-      </w:r>
-    </w:p>
-    <w:p>
-      <w:pPr>
-        <w:pStyle w:val="ListParagraph"/>
-        <w:numPr>
-          <w:ilvl w:val="0"/>
-          <w:numId w:val="2"/>
-        </w:numPr>
-        <w:spacing w:after="50" w:before="50" w:line="264"/>
-      </w:pPr>
-      <w:r>
-        <w:rPr>
-          <w:b/>
-          <w:bCs/>
-        </w:rPr>
-        <w:t xml:space="preserve">Le magicien</w:t>
-      </w:r>
-    </w:p>
-    <w:p>
-      <w:pPr>
-        <w:pStyle w:val="ListParagraph"/>
-        <w:numPr>
-          <w:ilvl w:val="0"/>
-          <w:numId w:val="2"/>
-        </w:numPr>
-        <w:spacing w:after="50" w:before="50" w:line="264"/>
-      </w:pPr>
-      <w:r>
-        <w:rPr>
-          <w:b/>
-          <w:bCs/>
-        </w:rPr>
-        <w:t xml:space="preserve">La souris</w:t>
-      </w:r>
-    </w:p>
-    <w:p>
-      <w:pPr>
-        <w:pStyle w:val="ListParagraph"/>
-        <w:numPr>
-          <w:ilvl w:val="0"/>
-          <w:numId w:val="2"/>
-        </w:numPr>
-        <w:spacing w:after="50" w:before="50" w:line="264"/>
-      </w:pPr>
-      <w:r>
-        <w:rPr>
-          <w:b/>
-          <w:bCs/>
-        </w:rPr>
-        <w:t xml:space="preserve">Le caméléon</w:t>
-      </w:r>
-    </w:p>
-    <w:p>
-      <w:pPr>
-        <w:pStyle w:val="ListParagraph"/>
-        <w:numPr>
-          <w:ilvl w:val="0"/>
-          <w:numId w:val="2"/>
-        </w:numPr>
-        <w:spacing w:after="50" w:before="50" w:line="264"/>
-      </w:pPr>
-      <w:r>
-        <w:rPr>
-          <w:b/>
-          <w:bCs/>
-        </w:rPr>
-        <w:t xml:space="preserve">Le renard</w:t>
+        <w:t xml:space="preserve">L’</w:t>
+      </w:r>
+      <w:r>
+        <w:rPr>
+          <w:b/>
+          <w:bCs/>
+        </w:rPr>
+        <w:t xml:space="preserve">image de l’arbre</w:t>
+      </w:r>
+      <w:r>
+        <w:t xml:space="preserve"> sert de support de communication : un tronc commun — les principes qui ne bougent pas — et des branches, c’est-à-dire les variantes disponibles selon l’adversaire et le moment. Elle rend visible le fait qu’un même plan autorise plusieurs chemins.</w:t>
+      </w:r>
+    </w:p>
+    <w:p>
+      <w:pPr>
+        <w:pStyle w:val="Heading2"/>
+        <w:spacing w:after="80" w:before="240"/>
+      </w:pPr>
+      <w:r>
+        <w:rPr>
+          <w:b/>
+          <w:bCs/>
+          <w:color w:val="1F3864"/>
+          <w:sz w:val="24"/>
+          <w:szCs w:val="24"/>
+        </w:rPr>
+        <w:t xml:space="preserve">1.4 Description des profils</w:t>
       </w:r>
     </w:p>
     <w:p>
@@ -344,7 +389,7 @@
         <w:jc w:val="both"/>
       </w:pPr>
       <w:r>
-        <w:t xml:space="preserve">Chaque profil sera décrit et illustré : comportements caractéristiques, situations où il est pertinent, et réponses à lui opposer.</w:t>
+        <w:t xml:space="preserve">Chaque profil sera décrit et illustré : comportements caractéristiques, situations où il est pertinent, réponses à lui opposer, et forme que prend son BOA ascendant.</w:t>
       </w:r>
     </w:p>
     <w:p>

--- a/Projet_entrainement.docx
+++ b/Projet_entrainement.docx
@@ -380,7 +380,7 @@
           <w:sz w:val="24"/>
           <w:szCs w:val="24"/>
         </w:rPr>
-        <w:t xml:space="preserve">1.4 Description des profils</w:t>
+        <w:t xml:space="preserve">1.4 Définitions — à compléter</w:t>
       </w:r>
     </w:p>
     <w:p>
@@ -389,7 +389,386 @@
         <w:jc w:val="both"/>
       </w:pPr>
       <w:r>
-        <w:t xml:space="preserve">Chaque profil sera décrit et illustré : comportements caractéristiques, situations où il est pertinent, réponses à lui opposer, et forme que prend son BOA ascendant.</w:t>
+        <w:t xml:space="preserve">Chaque terme sera défini et illustré : comportements caractéristiques, situations où le profil est pertinent, réponses à lui opposer, et forme que prend son BOA ascendant. Les définitions restent à écrire.</w:t>
+      </w:r>
+    </w:p>
+    <w:tbl>
+      <w:tblPr>
+        <w:tblW w:type="dxa" w:w="9070"/>
+        <w:tblBorders>
+          <w:top w:val="single" w:color="C9D3E6" w:sz="2"/>
+          <w:left w:val="single" w:color="C9D3E6" w:sz="2"/>
+          <w:bottom w:val="single" w:color="C9D3E6" w:sz="2"/>
+          <w:right w:val="single" w:color="C9D3E6" w:sz="2"/>
+          <w:insideH w:val="single" w:color="C9D3E6" w:sz="2"/>
+          <w:insideV w:val="single" w:color="C9D3E6" w:sz="2"/>
+        </w:tblBorders>
+      </w:tblPr>
+      <w:tblGrid>
+        <w:gridCol w:w="2400"/>
+        <w:gridCol w:w="6670"/>
+      </w:tblGrid>
+      <w:tr>
+        <w:tc>
+          <w:tcPr>
+            <w:tcW w:type="dxa" w:w="2400"/>
+            <w:shd w:fill="F2F5FA" w:color="auto" w:val="clear"/>
+            <w:tcMar>
+              <w:top w:type="dxa" w:w="160"/>
+              <w:left w:type="dxa" w:w="160"/>
+              <w:bottom w:type="dxa" w:w="160"/>
+              <w:right w:type="dxa" w:w="120"/>
+            </w:tcMar>
+          </w:tcPr>
+          <w:p>
+            <w:r>
+              <w:rPr>
+                <w:b/>
+                <w:bCs/>
+                <w:color w:val="1F3864"/>
+                <w:sz w:val="22"/>
+                <w:szCs w:val="22"/>
+              </w:rPr>
+              <w:t xml:space="preserve">Le BOA</w:t>
+            </w:r>
+          </w:p>
+        </w:tc>
+        <w:tc>
+          <w:tcPr>
+            <w:tcW w:type="dxa" w:w="6670"/>
+            <w:tcMar>
+              <w:top w:type="dxa" w:w="160"/>
+              <w:left w:type="dxa" w:w="160"/>
+              <w:bottom w:type="dxa" w:w="160"/>
+              <w:right w:type="dxa" w:w="160"/>
+            </w:tcMar>
+          </w:tcPr>
+          <w:p>
+            <w:r>
+              <w:rPr>
+                <w:i/>
+                <w:iCs/>
+                <w:color w:val="8C8C8C"/>
+                <w:sz w:val="19"/>
+                <w:szCs w:val="19"/>
+              </w:rPr>
+              <w:t xml:space="preserve">À compléter — définition générale et ce que recouvre le sigle.</w:t>
+            </w:r>
+          </w:p>
+          <w:p>
+            <w:r>
+              <w:t xml:space="preserve"/>
+            </w:r>
+          </w:p>
+          <w:p>
+            <w:r>
+              <w:t xml:space="preserve"/>
+            </w:r>
+          </w:p>
+        </w:tc>
+      </w:tr>
+      <w:tr>
+        <w:tc>
+          <w:tcPr>
+            <w:tcW w:type="dxa" w:w="2400"/>
+            <w:shd w:fill="F2F5FA" w:color="auto" w:val="clear"/>
+            <w:tcMar>
+              <w:top w:type="dxa" w:w="160"/>
+              <w:left w:type="dxa" w:w="160"/>
+              <w:bottom w:type="dxa" w:w="160"/>
+              <w:right w:type="dxa" w:w="120"/>
+            </w:tcMar>
+          </w:tcPr>
+          <w:p>
+            <w:r>
+              <w:rPr>
+                <w:b/>
+                <w:bCs/>
+                <w:color w:val="1F3864"/>
+                <w:sz w:val="22"/>
+                <w:szCs w:val="22"/>
+              </w:rPr>
+              <w:t xml:space="preserve">Le lion</w:t>
+            </w:r>
+          </w:p>
+        </w:tc>
+        <w:tc>
+          <w:tcPr>
+            <w:tcW w:type="dxa" w:w="6670"/>
+            <w:tcMar>
+              <w:top w:type="dxa" w:w="160"/>
+              <w:left w:type="dxa" w:w="160"/>
+              <w:bottom w:type="dxa" w:w="160"/>
+              <w:right w:type="dxa" w:w="160"/>
+            </w:tcMar>
+          </w:tcPr>
+          <w:p>
+            <w:r>
+              <w:rPr>
+                <w:i/>
+                <w:iCs/>
+                <w:color w:val="8C8C8C"/>
+                <w:sz w:val="19"/>
+                <w:szCs w:val="19"/>
+              </w:rPr>
+              <w:t xml:space="preserve">À compléter.</w:t>
+            </w:r>
+          </w:p>
+          <w:p>
+            <w:r>
+              <w:t xml:space="preserve"/>
+            </w:r>
+          </w:p>
+          <w:p>
+            <w:r>
+              <w:t xml:space="preserve"/>
+            </w:r>
+          </w:p>
+        </w:tc>
+      </w:tr>
+      <w:tr>
+        <w:tc>
+          <w:tcPr>
+            <w:tcW w:type="dxa" w:w="2400"/>
+            <w:shd w:fill="F2F5FA" w:color="auto" w:val="clear"/>
+            <w:tcMar>
+              <w:top w:type="dxa" w:w="160"/>
+              <w:left w:type="dxa" w:w="160"/>
+              <w:bottom w:type="dxa" w:w="160"/>
+              <w:right w:type="dxa" w:w="120"/>
+            </w:tcMar>
+          </w:tcPr>
+          <w:p>
+            <w:r>
+              <w:rPr>
+                <w:b/>
+                <w:bCs/>
+                <w:color w:val="1F3864"/>
+                <w:sz w:val="22"/>
+                <w:szCs w:val="22"/>
+              </w:rPr>
+              <w:t xml:space="preserve">Le renard</w:t>
+            </w:r>
+          </w:p>
+        </w:tc>
+        <w:tc>
+          <w:tcPr>
+            <w:tcW w:type="dxa" w:w="6670"/>
+            <w:tcMar>
+              <w:top w:type="dxa" w:w="160"/>
+              <w:left w:type="dxa" w:w="160"/>
+              <w:bottom w:type="dxa" w:w="160"/>
+              <w:right w:type="dxa" w:w="160"/>
+            </w:tcMar>
+          </w:tcPr>
+          <w:p>
+            <w:r>
+              <w:rPr>
+                <w:i/>
+                <w:iCs/>
+                <w:color w:val="8C8C8C"/>
+                <w:sz w:val="19"/>
+                <w:szCs w:val="19"/>
+              </w:rPr>
+              <w:t xml:space="preserve">À compléter.</w:t>
+            </w:r>
+          </w:p>
+          <w:p>
+            <w:r>
+              <w:t xml:space="preserve"/>
+            </w:r>
+          </w:p>
+          <w:p>
+            <w:r>
+              <w:t xml:space="preserve"/>
+            </w:r>
+          </w:p>
+        </w:tc>
+      </w:tr>
+      <w:tr>
+        <w:tc>
+          <w:tcPr>
+            <w:tcW w:type="dxa" w:w="2400"/>
+            <w:shd w:fill="F2F5FA" w:color="auto" w:val="clear"/>
+            <w:tcMar>
+              <w:top w:type="dxa" w:w="160"/>
+              <w:left w:type="dxa" w:w="160"/>
+              <w:bottom w:type="dxa" w:w="160"/>
+              <w:right w:type="dxa" w:w="120"/>
+            </w:tcMar>
+          </w:tcPr>
+          <w:p>
+            <w:r>
+              <w:rPr>
+                <w:b/>
+                <w:bCs/>
+                <w:color w:val="1F3864"/>
+                <w:sz w:val="22"/>
+                <w:szCs w:val="22"/>
+              </w:rPr>
+              <w:t xml:space="preserve">Le magicien</w:t>
+            </w:r>
+          </w:p>
+        </w:tc>
+        <w:tc>
+          <w:tcPr>
+            <w:tcW w:type="dxa" w:w="6670"/>
+            <w:tcMar>
+              <w:top w:type="dxa" w:w="160"/>
+              <w:left w:type="dxa" w:w="160"/>
+              <w:bottom w:type="dxa" w:w="160"/>
+              <w:right w:type="dxa" w:w="160"/>
+            </w:tcMar>
+          </w:tcPr>
+          <w:p>
+            <w:r>
+              <w:rPr>
+                <w:i/>
+                <w:iCs/>
+                <w:color w:val="8C8C8C"/>
+                <w:sz w:val="19"/>
+                <w:szCs w:val="19"/>
+              </w:rPr>
+              <w:t xml:space="preserve">À compléter.</w:t>
+            </w:r>
+          </w:p>
+          <w:p>
+            <w:r>
+              <w:t xml:space="preserve"/>
+            </w:r>
+          </w:p>
+          <w:p>
+            <w:r>
+              <w:t xml:space="preserve"/>
+            </w:r>
+          </w:p>
+        </w:tc>
+      </w:tr>
+      <w:tr>
+        <w:tc>
+          <w:tcPr>
+            <w:tcW w:type="dxa" w:w="2400"/>
+            <w:shd w:fill="F2F5FA" w:color="auto" w:val="clear"/>
+            <w:tcMar>
+              <w:top w:type="dxa" w:w="160"/>
+              <w:left w:type="dxa" w:w="160"/>
+              <w:bottom w:type="dxa" w:w="160"/>
+              <w:right w:type="dxa" w:w="120"/>
+            </w:tcMar>
+          </w:tcPr>
+          <w:p>
+            <w:r>
+              <w:rPr>
+                <w:b/>
+                <w:bCs/>
+                <w:color w:val="1F3864"/>
+                <w:sz w:val="22"/>
+                <w:szCs w:val="22"/>
+              </w:rPr>
+              <w:t xml:space="preserve">Le mur</w:t>
+            </w:r>
+          </w:p>
+        </w:tc>
+        <w:tc>
+          <w:tcPr>
+            <w:tcW w:type="dxa" w:w="6670"/>
+            <w:tcMar>
+              <w:top w:type="dxa" w:w="160"/>
+              <w:left w:type="dxa" w:w="160"/>
+              <w:bottom w:type="dxa" w:w="160"/>
+              <w:right w:type="dxa" w:w="160"/>
+            </w:tcMar>
+          </w:tcPr>
+          <w:p>
+            <w:r>
+              <w:rPr>
+                <w:i/>
+                <w:iCs/>
+                <w:color w:val="8C8C8C"/>
+                <w:sz w:val="19"/>
+                <w:szCs w:val="19"/>
+              </w:rPr>
+              <w:t xml:space="preserve">À compléter.</w:t>
+            </w:r>
+          </w:p>
+          <w:p>
+            <w:r>
+              <w:t xml:space="preserve"/>
+            </w:r>
+          </w:p>
+          <w:p>
+            <w:r>
+              <w:t xml:space="preserve"/>
+            </w:r>
+          </w:p>
+        </w:tc>
+      </w:tr>
+      <w:tr>
+        <w:tc>
+          <w:tcPr>
+            <w:tcW w:type="dxa" w:w="2400"/>
+            <w:shd w:fill="F2F5FA" w:color="auto" w:val="clear"/>
+            <w:tcMar>
+              <w:top w:type="dxa" w:w="160"/>
+              <w:left w:type="dxa" w:w="160"/>
+              <w:bottom w:type="dxa" w:w="160"/>
+              <w:right w:type="dxa" w:w="120"/>
+            </w:tcMar>
+          </w:tcPr>
+          <w:p>
+            <w:r>
+              <w:rPr>
+                <w:b/>
+                <w:bCs/>
+                <w:color w:val="1F3864"/>
+                <w:sz w:val="22"/>
+                <w:szCs w:val="22"/>
+              </w:rPr>
+              <w:t xml:space="preserve">Le caméléon</w:t>
+            </w:r>
+          </w:p>
+        </w:tc>
+        <w:tc>
+          <w:tcPr>
+            <w:tcW w:type="dxa" w:w="6670"/>
+            <w:tcMar>
+              <w:top w:type="dxa" w:w="160"/>
+              <w:left w:type="dxa" w:w="160"/>
+              <w:bottom w:type="dxa" w:w="160"/>
+              <w:right w:type="dxa" w:w="160"/>
+            </w:tcMar>
+          </w:tcPr>
+          <w:p>
+            <w:r>
+              <w:rPr>
+                <w:i/>
+                <w:iCs/>
+                <w:color w:val="8C8C8C"/>
+                <w:sz w:val="19"/>
+                <w:szCs w:val="19"/>
+              </w:rPr>
+              <w:t xml:space="preserve">À compléter.</w:t>
+            </w:r>
+          </w:p>
+          <w:p>
+            <w:r>
+              <w:t xml:space="preserve"/>
+            </w:r>
+          </w:p>
+          <w:p>
+            <w:r>
+              <w:t xml:space="preserve"/>
+            </w:r>
+          </w:p>
+        </w:tc>
+      </w:tr>
+    </w:tbl>
+    <w:p>
+      <w:pPr>
+        <w:spacing w:after="160"/>
+      </w:pPr>
+      <w:r>
+        <w:t xml:space="preserve"/>
       </w:r>
     </w:p>
     <w:p>

--- a/Projet_entrainement.docx
+++ b/Projet_entrainement.docx
@@ -29,7 +29,7 @@
           <w:sz w:val="26"/>
           <w:szCs w:val="26"/>
         </w:rPr>
-        <w:t xml:space="preserve">Tactique, technique et conduite des séances</w:t>
+        <w:t xml:space="preserve">Formation du jeune joueur — tactique, technique et conduite des séances</w:t>
       </w:r>
     </w:p>
     <w:p>
@@ -107,7 +107,7 @@
         <w:t xml:space="preserve">la gestion mentale</w:t>
       </w:r>
       <w:r>
-        <w:t xml:space="preserve">. Il constitue une base de départ, destinée à être complétée et ajustée au fil des séances.</w:t>
+        <w:t xml:space="preserve">. Il part du « produit » final visé — le joueur que l’on veut obtenir au terme de la formation — et remonte vers les contenus de séance. Il constitue une base de départ, destinée à être complétée et ajustée au fil des séances.</w:t>
       </w:r>
     </w:p>
     <w:p>
@@ -135,7 +135,7 @@
         <w:jc w:val="both"/>
       </w:pPr>
       <w:r>
-        <w:t xml:space="preserve">L’image du produit final que l’on veut atteindre est le </w:t>
+        <w:t xml:space="preserve">Le </w:t>
       </w:r>
       <w:r>
         <w:rPr>
@@ -145,7 +145,103 @@
         <w:t xml:space="preserve">BOA</w:t>
       </w:r>
       <w:r>
-        <w:t xml:space="preserve">. C’est la référence vers laquelle tend l’ensemble du travail : tout ce qui suit sert à y conduire.</w:t>
+        <w:t xml:space="preserve"> est l’</w:t>
+      </w:r>
+      <w:r>
+        <w:rPr>
+          <w:b/>
+          <w:bCs/>
+        </w:rPr>
+        <w:t xml:space="preserve">image générale de ce que l’on veut obtenir de l’enfant au bout de sa formation</w:t>
+      </w:r>
+      <w:r>
+        <w:t xml:space="preserve">. Autrement dit : de celui qui commence à jouer au tennis aujourd’hui, quel joueur souhaite-t-on voir sortir à l’issue du parcours ? Le BOA répond à cette question — il décrit le « produit » final visé.</w:t>
+      </w:r>
+    </w:p>
+    <w:p>
+      <w:pPr>
+        <w:spacing w:after="120" w:before="60" w:line="276"/>
+        <w:jc w:val="both"/>
+      </w:pPr>
+      <w:r>
+        <w:t xml:space="preserve">C’est la référence vers laquelle tend l’ensemble du travail. Tout ce qui suit — tactique comme technique — ne se justifie que par rapport à cette image d’arrivée : chaque contenu de séance doit pouvoir s’y rattacher.</w:t>
+      </w:r>
+    </w:p>
+    <w:p>
+      <w:pPr>
+        <w:spacing w:after="120" w:before="60" w:line="276"/>
+        <w:jc w:val="both"/>
+      </w:pPr>
+      <w:r>
+        <w:t xml:space="preserve">Ce travail commence immédiatement : </w:t>
+      </w:r>
+      <w:r>
+        <w:rPr>
+          <w:b/>
+          <w:bCs/>
+        </w:rPr>
+        <w:t xml:space="preserve">dès le tout premier cours d’un enfant de trois ans, on bosse déjà pour en faire un bon BOA</w:t>
+      </w:r>
+      <w:r>
+        <w:t xml:space="preserve">. Il n’y a pas un âge où l’on ferait « autre chose » avant d’entrer dans la démarche, puis un âge où l’on s’y mettrait vraiment. La mini-compétition du plus jeune et le match du joueur formé relèvent de la même intention, avec des moyens adaptés à chaque âge.</w:t>
+      </w:r>
+    </w:p>
+    <w:tbl>
+      <w:tblPr>
+        <w:tblW w:type="dxa" w:w="9070"/>
+        <w:tblBorders>
+          <w:top w:val="single" w:color="C9D3E6" w:sz="2"/>
+          <w:left w:val="single" w:color="1F3864" w:sz="18"/>
+          <w:bottom w:val="single" w:color="C9D3E6" w:sz="2"/>
+          <w:right w:val="single" w:color="C9D3E6" w:sz="2"/>
+          <w:insideH w:val="none" w:color="FFFFFF" w:sz="0"/>
+          <w:insideV w:val="none" w:color="FFFFFF" w:sz="0"/>
+        </w:tblBorders>
+      </w:tblPr>
+      <w:tblGrid>
+        <w:gridCol w:w="9070"/>
+      </w:tblGrid>
+      <w:tr>
+        <w:tc>
+          <w:tcPr>
+            <w:tcW w:type="dxa" w:w="9070"/>
+            <w:shd w:fill="F2F5FA" w:color="auto" w:val="clear"/>
+            <w:tcMar>
+              <w:top w:type="dxa" w:w="140"/>
+              <w:left w:type="dxa" w:w="180"/>
+              <w:bottom w:type="dxa" w:w="140"/>
+              <w:right w:type="dxa" w:w="180"/>
+            </w:tcMar>
+          </w:tcPr>
+          <w:p>
+            <w:r>
+              <w:rPr>
+                <w:b/>
+                <w:bCs/>
+                <w:color w:val="1F3864"/>
+                <w:sz w:val="20"/>
+                <w:szCs w:val="20"/>
+              </w:rPr>
+              <w:t xml:space="preserve">À retenir : </w:t>
+            </w:r>
+            <w:r>
+              <w:rPr>
+                <w:color w:val="262626"/>
+                <w:sz w:val="20"/>
+                <w:szCs w:val="20"/>
+              </w:rPr>
+              <w:t xml:space="preserve">le BOA n’est pas un exercice ni une consigne de match. C’est l’image générale du joueur que l’on veut obtenir au terme de la formation — le « produit » final.</w:t>
+            </w:r>
+          </w:p>
+        </w:tc>
+      </w:tr>
+    </w:tbl>
+    <w:p>
+      <w:pPr>
+        <w:spacing w:after="160"/>
+      </w:pPr>
+      <w:r>
+        <w:t xml:space="preserve"/>
       </w:r>
     </w:p>
     <w:p>

--- a/Projet_entrainement.docx
+++ b/Projet_entrainement.docx
@@ -1002,47 +1002,95 @@
           <w:sz w:val="24"/>
           <w:szCs w:val="24"/>
         </w:rPr>
-        <w:t xml:space="preserve">2.2 Éléments fondamentaux et apprentissage</w:t>
-      </w:r>
-    </w:p>
-    <w:p>
-      <w:pPr>
-        <w:pStyle w:val="ListParagraph"/>
-        <w:numPr>
-          <w:ilvl w:val="0"/>
-          <w:numId w:val="2"/>
-        </w:numPr>
-        <w:spacing w:after="50" w:before="50" w:line="264"/>
-      </w:pPr>
-      <w:r>
-        <w:rPr>
-          <w:b/>
-          <w:bCs/>
-        </w:rPr>
-        <w:t xml:space="preserve">Éléments fondamentaux</w:t>
-      </w:r>
-      <w:r>
-        <w:t xml:space="preserve"> : identifier le socle non négociable, commun à tous, sur lequel s’appuie toute la construction technique.</w:t>
-      </w:r>
-    </w:p>
-    <w:p>
-      <w:pPr>
-        <w:pStyle w:val="ListParagraph"/>
-        <w:numPr>
-          <w:ilvl w:val="0"/>
-          <w:numId w:val="2"/>
-        </w:numPr>
-        <w:spacing w:after="50" w:before="50" w:line="264"/>
-      </w:pPr>
-      <w:r>
-        <w:rPr>
-          <w:b/>
-          <w:bCs/>
-        </w:rPr>
-        <w:t xml:space="preserve">Distinction haut niveau / apprentissage</w:t>
-      </w:r>
-      <w:r>
-        <w:t xml:space="preserve"> : ce qui s’observe chez les meilleurs n’est pas directement transposable à l’apprentissage. Il faut distinguer le modèle de référence de la marche à suivre pour y parvenir.</w:t>
+        <w:t xml:space="preserve">2.2 Dès les premiers jeux</w:t>
+      </w:r>
+    </w:p>
+    <w:p>
+      <w:pPr>
+        <w:spacing w:after="120" w:before="60" w:line="276"/>
+        <w:jc w:val="both"/>
+      </w:pPr>
+      <w:r>
+        <w:t xml:space="preserve">Le BOA visé commande immédiatement le contenu technique. </w:t>
+      </w:r>
+      <w:r>
+        <w:rPr>
+          <w:b/>
+          <w:bCs/>
+        </w:rPr>
+        <w:t xml:space="preserve">Tous les jeux et exercices proposés dès le plus jeune âge doivent être techniquement corrects</w:t>
+      </w:r>
+      <w:r>
+        <w:t xml:space="preserve"> : on n’attend pas que l’enfant grandisse pour s’occuper de la forme. Ce qui est installé de travers au départ devra être défait plus tard — autant construire juste tout de suite.</w:t>
+      </w:r>
+    </w:p>
+    <w:p>
+      <w:pPr>
+        <w:pStyle w:val="ListParagraph"/>
+        <w:numPr>
+          <w:ilvl w:val="0"/>
+          <w:numId w:val="2"/>
+        </w:numPr>
+        <w:spacing w:after="50" w:before="50" w:line="264"/>
+      </w:pPr>
+      <w:r>
+        <w:rPr>
+          <w:b/>
+          <w:bCs/>
+        </w:rPr>
+        <w:t xml:space="preserve">Les appuis</w:t>
+      </w:r>
+      <w:r>
+        <w:t xml:space="preserve"> s’apprennent dès les </w:t>
+      </w:r>
+      <w:r>
+        <w:rPr>
+          <w:b/>
+          <w:bCs/>
+        </w:rPr>
+        <w:t xml:space="preserve">premières manipulations</w:t>
+      </w:r>
+      <w:r>
+        <w:t xml:space="preserve"> : orientation, équilibre, déplacement vers la balle.</w:t>
+      </w:r>
+    </w:p>
+    <w:p>
+      <w:pPr>
+        <w:pStyle w:val="ListParagraph"/>
+        <w:numPr>
+          <w:ilvl w:val="0"/>
+          <w:numId w:val="2"/>
+        </w:numPr>
+        <w:spacing w:after="50" w:before="50" w:line="264"/>
+      </w:pPr>
+      <w:r>
+        <w:rPr>
+          <w:b/>
+          <w:bCs/>
+        </w:rPr>
+        <w:t xml:space="preserve">Les bonnes prises</w:t>
+      </w:r>
+      <w:r>
+        <w:t xml:space="preserve"> sont mises en place d’emblée, </w:t>
+      </w:r>
+      <w:r>
+        <w:rPr>
+          <w:b/>
+          <w:bCs/>
+        </w:rPr>
+        <w:t xml:space="preserve">dès le jeu en 2D</w:t>
+      </w:r>
+      <w:r>
+        <w:t xml:space="preserve">.</w:t>
+      </w:r>
+    </w:p>
+    <w:p>
+      <w:pPr>
+        <w:spacing w:after="120" w:before="60" w:line="276"/>
+        <w:jc w:val="both"/>
+      </w:pPr>
+      <w:r>
+        <w:t xml:space="preserve">Le jeu reste le support — l’enfant joue — mais chaque jeu est choisi pour ce qu’il construit techniquement.</w:t>
       </w:r>
     </w:p>
     <w:p>
@@ -1058,7 +1106,63 @@
           <w:sz w:val="24"/>
           <w:szCs w:val="24"/>
         </w:rPr>
-        <w:t xml:space="preserve">2.3 Respecter les lois biomécaniques</w:t>
+        <w:t xml:space="preserve">2.3 Éléments fondamentaux et apprentissage</w:t>
+      </w:r>
+    </w:p>
+    <w:p>
+      <w:pPr>
+        <w:pStyle w:val="ListParagraph"/>
+        <w:numPr>
+          <w:ilvl w:val="0"/>
+          <w:numId w:val="2"/>
+        </w:numPr>
+        <w:spacing w:after="50" w:before="50" w:line="264"/>
+      </w:pPr>
+      <w:r>
+        <w:rPr>
+          <w:b/>
+          <w:bCs/>
+        </w:rPr>
+        <w:t xml:space="preserve">Éléments fondamentaux</w:t>
+      </w:r>
+      <w:r>
+        <w:t xml:space="preserve"> : identifier le socle non négociable, commun à tous, sur lequel s’appuie toute la construction technique.</w:t>
+      </w:r>
+    </w:p>
+    <w:p>
+      <w:pPr>
+        <w:pStyle w:val="ListParagraph"/>
+        <w:numPr>
+          <w:ilvl w:val="0"/>
+          <w:numId w:val="2"/>
+        </w:numPr>
+        <w:spacing w:after="50" w:before="50" w:line="264"/>
+      </w:pPr>
+      <w:r>
+        <w:rPr>
+          <w:b/>
+          <w:bCs/>
+        </w:rPr>
+        <w:t xml:space="preserve">Distinction haut niveau / apprentissage</w:t>
+      </w:r>
+      <w:r>
+        <w:t xml:space="preserve"> : ce qui s’observe chez les meilleurs n’est pas directement transposable à l’apprentissage. Il faut distinguer le modèle de référence de la marche à suivre pour y parvenir.</w:t>
+      </w:r>
+    </w:p>
+    <w:p>
+      <w:pPr>
+        <w:pStyle w:val="Heading2"/>
+        <w:spacing w:after="80" w:before="240"/>
+      </w:pPr>
+      <w:r>
+        <w:rPr>
+          <w:b/>
+          <w:bCs/>
+          <w:color w:val="1F3864"/>
+          <w:sz w:val="24"/>
+          <w:szCs w:val="24"/>
+        </w:rPr>
+        <w:t xml:space="preserve">2.4 Respecter les lois biomécaniques</w:t>
       </w:r>
     </w:p>
     <w:p>
@@ -1204,7 +1308,7 @@
           <w:sz w:val="24"/>
           <w:szCs w:val="24"/>
         </w:rPr>
-        <w:t xml:space="preserve">2.4 Méthodes et outils</w:t>
+        <w:t xml:space="preserve">2.5 Méthodes et outils</w:t>
       </w:r>
     </w:p>
     <w:p>

--- a/Projet_entrainement.docx
+++ b/Projet_entrainement.docx
@@ -1106,63 +1106,7 @@
           <w:sz w:val="24"/>
           <w:szCs w:val="24"/>
         </w:rPr>
-        <w:t xml:space="preserve">2.3 Éléments fondamentaux et apprentissage</w:t>
-      </w:r>
-    </w:p>
-    <w:p>
-      <w:pPr>
-        <w:pStyle w:val="ListParagraph"/>
-        <w:numPr>
-          <w:ilvl w:val="0"/>
-          <w:numId w:val="2"/>
-        </w:numPr>
-        <w:spacing w:after="50" w:before="50" w:line="264"/>
-      </w:pPr>
-      <w:r>
-        <w:rPr>
-          <w:b/>
-          <w:bCs/>
-        </w:rPr>
-        <w:t xml:space="preserve">Éléments fondamentaux</w:t>
-      </w:r>
-      <w:r>
-        <w:t xml:space="preserve"> : identifier le socle non négociable, commun à tous, sur lequel s’appuie toute la construction technique.</w:t>
-      </w:r>
-    </w:p>
-    <w:p>
-      <w:pPr>
-        <w:pStyle w:val="ListParagraph"/>
-        <w:numPr>
-          <w:ilvl w:val="0"/>
-          <w:numId w:val="2"/>
-        </w:numPr>
-        <w:spacing w:after="50" w:before="50" w:line="264"/>
-      </w:pPr>
-      <w:r>
-        <w:rPr>
-          <w:b/>
-          <w:bCs/>
-        </w:rPr>
-        <w:t xml:space="preserve">Distinction haut niveau / apprentissage</w:t>
-      </w:r>
-      <w:r>
-        <w:t xml:space="preserve"> : ce qui s’observe chez les meilleurs n’est pas directement transposable à l’apprentissage. Il faut distinguer le modèle de référence de la marche à suivre pour y parvenir.</w:t>
-      </w:r>
-    </w:p>
-    <w:p>
-      <w:pPr>
-        <w:pStyle w:val="Heading2"/>
-        <w:spacing w:after="80" w:before="240"/>
-      </w:pPr>
-      <w:r>
-        <w:rPr>
-          <w:b/>
-          <w:bCs/>
-          <w:color w:val="1F3864"/>
-          <w:sz w:val="24"/>
-          <w:szCs w:val="24"/>
-        </w:rPr>
-        <w:t xml:space="preserve">2.4 Respecter les lois biomécaniques</w:t>
+        <w:t xml:space="preserve">2.3 Des objectifs qui évoluent avec l’enfant</w:t>
       </w:r>
     </w:p>
     <w:p>
@@ -1171,70 +1115,46 @@
         <w:jc w:val="both"/>
       </w:pPr>
       <w:r>
-        <w:t xml:space="preserve">Quelle que soit la forme gestuelle retenue, elle doit respecter les principes mécaniques qui conditionnent la performance :</w:t>
-      </w:r>
-    </w:p>
-    <w:p>
-      <w:pPr>
-        <w:pStyle w:val="ListParagraph"/>
-        <w:numPr>
-          <w:ilvl w:val="0"/>
-          <w:numId w:val="2"/>
-        </w:numPr>
-        <w:spacing w:after="50" w:before="50" w:line="264"/>
-      </w:pPr>
-      <w:r>
-        <w:rPr>
-          <w:b/>
-          <w:bCs/>
-        </w:rPr>
-        <w:t xml:space="preserve">Deux impulsions successives</w:t>
-      </w:r>
-      <w:r>
-        <w:t xml:space="preserve">, enchaînées sans rupture.</w:t>
-      </w:r>
-    </w:p>
-    <w:p>
-      <w:pPr>
-        <w:pStyle w:val="ListParagraph"/>
-        <w:numPr>
-          <w:ilvl w:val="0"/>
-          <w:numId w:val="2"/>
-        </w:numPr>
-        <w:spacing w:after="50" w:before="50" w:line="264"/>
-      </w:pPr>
-      <w:r>
-        <w:rPr>
-          <w:b/>
-          <w:bCs/>
-        </w:rPr>
-        <w:t xml:space="preserve">Générer de l’énergie</w:t>
-      </w:r>
-      <w:r>
-        <w:t xml:space="preserve"> et la transmettre, plutôt que la dissiper.</w:t>
-      </w:r>
-    </w:p>
-    <w:p>
-      <w:pPr>
-        <w:pStyle w:val="ListParagraph"/>
-        <w:numPr>
-          <w:ilvl w:val="0"/>
-          <w:numId w:val="2"/>
-        </w:numPr>
-        <w:spacing w:after="50" w:before="50" w:line="264"/>
-      </w:pPr>
-      <w:r>
-        <w:t xml:space="preserve">Travailler les </w:t>
-      </w:r>
-      <w:r>
-        <w:rPr>
-          <w:b/>
-          <w:bCs/>
-        </w:rPr>
-        <w:t xml:space="preserve">appuis, les transferts et la suspension</w:t>
-      </w:r>
-      <w:r>
-        <w:t xml:space="preserve">, qui conditionnent la qualité de la mise en action.</w:t>
+        <w:t xml:space="preserve">Lorsque l’enfant évolue, </w:t>
+      </w:r>
+      <w:r>
+        <w:rPr>
+          <w:b/>
+          <w:bCs/>
+        </w:rPr>
+        <w:t xml:space="preserve">les objectifs évoluent avec lui</w:t>
+      </w:r>
+      <w:r>
+        <w:t xml:space="preserve">. Ce que l’on exige à six ans, à dix ans et à treize ans n’est pas de même nature : l’exigence se déplace à mesure que l’enfant grandit, chaque étape préparant la suivante.</w:t>
+      </w:r>
+    </w:p>
+    <w:p>
+      <w:pPr>
+        <w:spacing w:after="120" w:before="60" w:line="276"/>
+        <w:jc w:val="both"/>
+      </w:pPr>
+      <w:r>
+        <w:t xml:space="preserve">L’échéance, elle, est claire : </w:t>
+      </w:r>
+      <w:r>
+        <w:rPr>
+          <w:b/>
+          <w:bCs/>
+        </w:rPr>
+        <w:t xml:space="preserve">l’enfant doit être propre techniquement à 14 ans au maximum</w:t>
+      </w:r>
+      <w:r>
+        <w:t xml:space="preserve">. Au-delà, les changements deviennent </w:t>
+      </w:r>
+      <w:r>
+        <w:rPr>
+          <w:b/>
+          <w:bCs/>
+        </w:rPr>
+        <w:t xml:space="preserve">cognitivement plus difficiles</w:t>
+      </w:r>
+      <w:r>
+        <w:t xml:space="preserve"> : le geste est automatisé, et le défaire coûte bien plus cher qu’il n’aurait coûté de le construire juste. C’est ce qui justifie l’exigence technique dès les premiers jeux.</w:t>
       </w:r>
     </w:p>
     <w:tbl>
@@ -1273,6 +1193,208 @@
                 <w:sz w:val="20"/>
                 <w:szCs w:val="20"/>
               </w:rPr>
+              <w:t xml:space="preserve">Échéance : </w:t>
+            </w:r>
+            <w:r>
+              <w:rPr>
+                <w:color w:val="262626"/>
+                <w:sz w:val="20"/>
+                <w:szCs w:val="20"/>
+              </w:rPr>
+              <w:t xml:space="preserve">propreté technique acquise à 14 ans au plus tard — au-delà, on corrige beaucoup plus difficilement.</w:t>
+            </w:r>
+          </w:p>
+        </w:tc>
+      </w:tr>
+    </w:tbl>
+    <w:p>
+      <w:pPr>
+        <w:spacing w:after="160"/>
+      </w:pPr>
+      <w:r>
+        <w:t xml:space="preserve"/>
+      </w:r>
+    </w:p>
+    <w:p>
+      <w:pPr>
+        <w:pStyle w:val="Heading2"/>
+        <w:spacing w:after="80" w:before="240"/>
+      </w:pPr>
+      <w:r>
+        <w:rPr>
+          <w:b/>
+          <w:bCs/>
+          <w:color w:val="1F3864"/>
+          <w:sz w:val="24"/>
+          <w:szCs w:val="24"/>
+        </w:rPr>
+        <w:t xml:space="preserve">2.4 Éléments fondamentaux et apprentissage</w:t>
+      </w:r>
+    </w:p>
+    <w:p>
+      <w:pPr>
+        <w:pStyle w:val="ListParagraph"/>
+        <w:numPr>
+          <w:ilvl w:val="0"/>
+          <w:numId w:val="2"/>
+        </w:numPr>
+        <w:spacing w:after="50" w:before="50" w:line="264"/>
+      </w:pPr>
+      <w:r>
+        <w:rPr>
+          <w:b/>
+          <w:bCs/>
+        </w:rPr>
+        <w:t xml:space="preserve">Éléments fondamentaux</w:t>
+      </w:r>
+      <w:r>
+        <w:t xml:space="preserve"> : identifier le socle non négociable, commun à tous, sur lequel s’appuie toute la construction technique.</w:t>
+      </w:r>
+    </w:p>
+    <w:p>
+      <w:pPr>
+        <w:pStyle w:val="ListParagraph"/>
+        <w:numPr>
+          <w:ilvl w:val="0"/>
+          <w:numId w:val="2"/>
+        </w:numPr>
+        <w:spacing w:after="50" w:before="50" w:line="264"/>
+      </w:pPr>
+      <w:r>
+        <w:rPr>
+          <w:b/>
+          <w:bCs/>
+        </w:rPr>
+        <w:t xml:space="preserve">Distinction haut niveau / apprentissage</w:t>
+      </w:r>
+      <w:r>
+        <w:t xml:space="preserve"> : ce qui s’observe chez les meilleurs n’est pas directement transposable à l’apprentissage. Il faut distinguer le modèle de référence de la marche à suivre pour y parvenir.</w:t>
+      </w:r>
+    </w:p>
+    <w:p>
+      <w:pPr>
+        <w:pStyle w:val="Heading2"/>
+        <w:spacing w:after="80" w:before="240"/>
+      </w:pPr>
+      <w:r>
+        <w:rPr>
+          <w:b/>
+          <w:bCs/>
+          <w:color w:val="1F3864"/>
+          <w:sz w:val="24"/>
+          <w:szCs w:val="24"/>
+        </w:rPr>
+        <w:t xml:space="preserve">2.5 Respecter les lois biomécaniques</w:t>
+      </w:r>
+    </w:p>
+    <w:p>
+      <w:pPr>
+        <w:spacing w:after="120" w:before="60" w:line="276"/>
+        <w:jc w:val="both"/>
+      </w:pPr>
+      <w:r>
+        <w:t xml:space="preserve">Quelle que soit la forme gestuelle retenue, elle doit respecter les principes mécaniques qui conditionnent la performance :</w:t>
+      </w:r>
+    </w:p>
+    <w:p>
+      <w:pPr>
+        <w:pStyle w:val="ListParagraph"/>
+        <w:numPr>
+          <w:ilvl w:val="0"/>
+          <w:numId w:val="2"/>
+        </w:numPr>
+        <w:spacing w:after="50" w:before="50" w:line="264"/>
+      </w:pPr>
+      <w:r>
+        <w:rPr>
+          <w:b/>
+          <w:bCs/>
+        </w:rPr>
+        <w:t xml:space="preserve">Deux impulsions successives</w:t>
+      </w:r>
+      <w:r>
+        <w:t xml:space="preserve">, enchaînées sans rupture.</w:t>
+      </w:r>
+    </w:p>
+    <w:p>
+      <w:pPr>
+        <w:pStyle w:val="ListParagraph"/>
+        <w:numPr>
+          <w:ilvl w:val="0"/>
+          <w:numId w:val="2"/>
+        </w:numPr>
+        <w:spacing w:after="50" w:before="50" w:line="264"/>
+      </w:pPr>
+      <w:r>
+        <w:rPr>
+          <w:b/>
+          <w:bCs/>
+        </w:rPr>
+        <w:t xml:space="preserve">Générer de l’énergie</w:t>
+      </w:r>
+      <w:r>
+        <w:t xml:space="preserve"> et la transmettre, plutôt que la dissiper.</w:t>
+      </w:r>
+    </w:p>
+    <w:p>
+      <w:pPr>
+        <w:pStyle w:val="ListParagraph"/>
+        <w:numPr>
+          <w:ilvl w:val="0"/>
+          <w:numId w:val="2"/>
+        </w:numPr>
+        <w:spacing w:after="50" w:before="50" w:line="264"/>
+      </w:pPr>
+      <w:r>
+        <w:t xml:space="preserve">Travailler les </w:t>
+      </w:r>
+      <w:r>
+        <w:rPr>
+          <w:b/>
+          <w:bCs/>
+        </w:rPr>
+        <w:t xml:space="preserve">appuis, les transferts et la suspension</w:t>
+      </w:r>
+      <w:r>
+        <w:t xml:space="preserve">, qui conditionnent la qualité de la mise en action.</w:t>
+      </w:r>
+    </w:p>
+    <w:tbl>
+      <w:tblPr>
+        <w:tblW w:type="dxa" w:w="9070"/>
+        <w:tblBorders>
+          <w:top w:val="single" w:color="C9D3E6" w:sz="2"/>
+          <w:left w:val="single" w:color="1F3864" w:sz="18"/>
+          <w:bottom w:val="single" w:color="C9D3E6" w:sz="2"/>
+          <w:right w:val="single" w:color="C9D3E6" w:sz="2"/>
+          <w:insideH w:val="none" w:color="FFFFFF" w:sz="0"/>
+          <w:insideV w:val="none" w:color="FFFFFF" w:sz="0"/>
+        </w:tblBorders>
+      </w:tblPr>
+      <w:tblGrid>
+        <w:gridCol w:w="9070"/>
+      </w:tblGrid>
+      <w:tr>
+        <w:tc>
+          <w:tcPr>
+            <w:tcW w:type="dxa" w:w="9070"/>
+            <w:shd w:fill="F2F5FA" w:color="auto" w:val="clear"/>
+            <w:tcMar>
+              <w:top w:type="dxa" w:w="140"/>
+              <w:left w:type="dxa" w:w="180"/>
+              <w:bottom w:type="dxa" w:w="140"/>
+              <w:right w:type="dxa" w:w="180"/>
+            </w:tcMar>
+          </w:tcPr>
+          <w:p>
+            <w:r>
+              <w:rPr>
+                <w:b/>
+                <w:bCs/>
+                <w:color w:val="1F3864"/>
+                <w:sz w:val="20"/>
+                <w:szCs w:val="20"/>
+              </w:rPr>
               <w:t xml:space="preserve">Critère de réussite : </w:t>
             </w:r>
             <w:r>
@@ -1308,7 +1430,7 @@
           <w:sz w:val="24"/>
           <w:szCs w:val="24"/>
         </w:rPr>
-        <w:t xml:space="preserve">2.5 Méthodes et outils</w:t>
+        <w:t xml:space="preserve">2.6 Méthodes et outils</w:t>
       </w:r>
     </w:p>
     <w:p>

--- a/Projet_entrainement.docx
+++ b/Projet_entrainement.docx
@@ -1228,47 +1228,55 @@
           <w:sz w:val="24"/>
           <w:szCs w:val="24"/>
         </w:rPr>
-        <w:t xml:space="preserve">2.4 Éléments fondamentaux et apprentissage</w:t>
-      </w:r>
-    </w:p>
-    <w:p>
-      <w:pPr>
-        <w:pStyle w:val="ListParagraph"/>
-        <w:numPr>
-          <w:ilvl w:val="0"/>
-          <w:numId w:val="2"/>
-        </w:numPr>
-        <w:spacing w:after="50" w:before="50" w:line="264"/>
-      </w:pPr>
-      <w:r>
-        <w:rPr>
-          <w:b/>
-          <w:bCs/>
-        </w:rPr>
-        <w:t xml:space="preserve">Éléments fondamentaux</w:t>
-      </w:r>
-      <w:r>
-        <w:t xml:space="preserve"> : identifier le socle non négociable, commun à tous, sur lequel s’appuie toute la construction technique.</w:t>
-      </w:r>
-    </w:p>
-    <w:p>
-      <w:pPr>
-        <w:pStyle w:val="ListParagraph"/>
-        <w:numPr>
-          <w:ilvl w:val="0"/>
-          <w:numId w:val="2"/>
-        </w:numPr>
-        <w:spacing w:after="50" w:before="50" w:line="264"/>
-      </w:pPr>
-      <w:r>
-        <w:rPr>
-          <w:b/>
-          <w:bCs/>
-        </w:rPr>
-        <w:t xml:space="preserve">Distinction haut niveau / apprentissage</w:t>
-      </w:r>
-      <w:r>
-        <w:t xml:space="preserve"> : ce qui s’observe chez les meilleurs n’est pas directement transposable à l’apprentissage. Il faut distinguer le modèle de référence de la marche à suivre pour y parvenir.</w:t>
+        <w:t xml:space="preserve">2.4 Un nettoyage permanent</w:t>
+      </w:r>
+    </w:p>
+    <w:p>
+      <w:pPr>
+        <w:spacing w:after="120" w:before="60" w:line="276"/>
+        <w:jc w:val="both"/>
+      </w:pPr>
+      <w:r>
+        <w:t xml:space="preserve">L’échéance des 14 ans ne signifie pas que le travail technique s’arrête. </w:t>
+      </w:r>
+      <w:r>
+        <w:rPr>
+          <w:b/>
+          <w:bCs/>
+        </w:rPr>
+        <w:t xml:space="preserve">Tout au long du cursus, il faudra nettoyer la technique</w:t>
+      </w:r>
+      <w:r>
+        <w:t xml:space="preserve">. En tournoi en particulier, sous la pression du résultat et de l’adversaire, </w:t>
+      </w:r>
+      <w:r>
+        <w:rPr>
+          <w:b/>
+          <w:bCs/>
+        </w:rPr>
+        <w:t xml:space="preserve">la technique peut changer</w:t>
+      </w:r>
+      <w:r>
+        <w:t xml:space="preserve"> : le joueur prend des raccourcis, se replie sur ce qui fonctionne à l’instant, et des défauts s’installent sans qu’il s’en aperçoive.</w:t>
+      </w:r>
+    </w:p>
+    <w:p>
+      <w:pPr>
+        <w:spacing w:after="120" w:before="60" w:line="276"/>
+        <w:jc w:val="both"/>
+      </w:pPr>
+      <w:r>
+        <w:t xml:space="preserve">Ce n’est pas un signe d’échec, c’est le fonctionnement normal du jeu en compétition. </w:t>
+      </w:r>
+      <w:r>
+        <w:rPr>
+          <w:b/>
+          <w:bCs/>
+        </w:rPr>
+        <w:t xml:space="preserve">Même le numéro 1 mondial retravaille sa technique</w:t>
+      </w:r>
+      <w:r>
+        <w:t xml:space="preserve">. Le retour régulier sur les fondamentaux fait donc partie du cursus à toutes les étapes, au même titre que le travail tactique — et non d’une phase que l’on refermerait une fois pour toutes.</w:t>
       </w:r>
     </w:p>
     <w:p>
@@ -1284,7 +1292,63 @@
           <w:sz w:val="24"/>
           <w:szCs w:val="24"/>
         </w:rPr>
-        <w:t xml:space="preserve">2.5 Respecter les lois biomécaniques</w:t>
+        <w:t xml:space="preserve">2.5 Éléments fondamentaux et apprentissage</w:t>
+      </w:r>
+    </w:p>
+    <w:p>
+      <w:pPr>
+        <w:pStyle w:val="ListParagraph"/>
+        <w:numPr>
+          <w:ilvl w:val="0"/>
+          <w:numId w:val="2"/>
+        </w:numPr>
+        <w:spacing w:after="50" w:before="50" w:line="264"/>
+      </w:pPr>
+      <w:r>
+        <w:rPr>
+          <w:b/>
+          <w:bCs/>
+        </w:rPr>
+        <w:t xml:space="preserve">Éléments fondamentaux</w:t>
+      </w:r>
+      <w:r>
+        <w:t xml:space="preserve"> : identifier le socle non négociable, commun à tous, sur lequel s’appuie toute la construction technique.</w:t>
+      </w:r>
+    </w:p>
+    <w:p>
+      <w:pPr>
+        <w:pStyle w:val="ListParagraph"/>
+        <w:numPr>
+          <w:ilvl w:val="0"/>
+          <w:numId w:val="2"/>
+        </w:numPr>
+        <w:spacing w:after="50" w:before="50" w:line="264"/>
+      </w:pPr>
+      <w:r>
+        <w:rPr>
+          <w:b/>
+          <w:bCs/>
+        </w:rPr>
+        <w:t xml:space="preserve">Distinction haut niveau / apprentissage</w:t>
+      </w:r>
+      <w:r>
+        <w:t xml:space="preserve"> : ce qui s’observe chez les meilleurs n’est pas directement transposable à l’apprentissage. Il faut distinguer le modèle de référence de la marche à suivre pour y parvenir.</w:t>
+      </w:r>
+    </w:p>
+    <w:p>
+      <w:pPr>
+        <w:pStyle w:val="Heading2"/>
+        <w:spacing w:after="80" w:before="240"/>
+      </w:pPr>
+      <w:r>
+        <w:rPr>
+          <w:b/>
+          <w:bCs/>
+          <w:color w:val="1F3864"/>
+          <w:sz w:val="24"/>
+          <w:szCs w:val="24"/>
+        </w:rPr>
+        <w:t xml:space="preserve">2.6 Respecter les lois biomécaniques</w:t>
       </w:r>
     </w:p>
     <w:p>
@@ -1430,7 +1494,7 @@
           <w:sz w:val="24"/>
           <w:szCs w:val="24"/>
         </w:rPr>
-        <w:t xml:space="preserve">2.6 Méthodes et outils</w:t>
+        <w:t xml:space="preserve">2.7 Méthodes et outils</w:t>
       </w:r>
     </w:p>
     <w:p>

--- a/Projet_entrainement.docx
+++ b/Projet_entrainement.docx
@@ -84,7 +84,7 @@
           <w:b/>
           <w:bCs/>
         </w:rPr>
-        <w:t xml:space="preserve">l’évolution du travail</w:t>
+        <w:t xml:space="preserve">l’évolution de l’apprentissage du BOA</w:t>
       </w:r>
       <w:r>
         <w:t xml:space="preserve">, </w:t>
@@ -1661,7 +1661,7 @@
           <w:sz w:val="30"/>
           <w:szCs w:val="30"/>
         </w:rPr>
-        <w:t xml:space="preserve">3. Évolution du travail</w:t>
+        <w:t xml:space="preserve">3. Évolution de l’apprentissage du BOA</w:t>
       </w:r>
     </w:p>
     <w:p>
@@ -1670,7 +1670,96 @@
         <w:jc w:val="both"/>
       </w:pPr>
       <w:r>
-        <w:t xml:space="preserve">La progression du contenu au fil de la période s’appuie sur deux leviers :</w:t>
+        <w:t xml:space="preserve">L’apprentissage du BOA suit une progression : on n’attaque pas les enchaînements vers l’avant d’emblée, ils supposent un préalable technique.</w:t>
+      </w:r>
+    </w:p>
+    <w:p>
+      <w:pPr>
+        <w:pStyle w:val="Heading2"/>
+        <w:spacing w:after="80" w:before="240"/>
+      </w:pPr>
+      <w:r>
+        <w:rPr>
+          <w:b/>
+          <w:bCs/>
+          <w:color w:val="1F3864"/>
+          <w:sz w:val="24"/>
+          <w:szCs w:val="24"/>
+        </w:rPr>
+        <w:t xml:space="preserve">3.1 Le préalable : du volume avec intensité</w:t>
+      </w:r>
+    </w:p>
+    <w:p>
+      <w:pPr>
+        <w:spacing w:after="120" w:before="60" w:line="276"/>
+        <w:jc w:val="both"/>
+      </w:pPr>
+      <w:r>
+        <w:t xml:space="preserve">Le travail des enchaînements vers l’avant commence </w:t>
+      </w:r>
+      <w:r>
+        <w:rPr>
+          <w:b/>
+          <w:bCs/>
+        </w:rPr>
+        <w:t xml:space="preserve">lorsque le joueur est techniquement capable de mettre du volume avec intensité</w:t>
+      </w:r>
+      <w:r>
+        <w:t xml:space="preserve">. C’est le signal d’entrée dans cette étape : tant que ce socle n’est pas acquis, le travail reste sur la construction technique.</w:t>
+      </w:r>
+    </w:p>
+    <w:p>
+      <w:pPr>
+        <w:pStyle w:val="Heading2"/>
+        <w:spacing w:after="80" w:before="240"/>
+      </w:pPr>
+      <w:r>
+        <w:rPr>
+          <w:b/>
+          <w:bCs/>
+          <w:color w:val="1F3864"/>
+          <w:sz w:val="24"/>
+          <w:szCs w:val="24"/>
+        </w:rPr>
+        <w:t xml:space="preserve">3.2 Générer l’automatisme de l’accordéon</w:t>
+      </w:r>
+    </w:p>
+    <w:p>
+      <w:pPr>
+        <w:spacing w:after="120" w:before="60" w:line="276"/>
+        <w:jc w:val="both"/>
+      </w:pPr>
+      <w:r>
+        <w:t xml:space="preserve">On commence par générer l’</w:t>
+      </w:r>
+      <w:r>
+        <w:rPr>
+          <w:b/>
+          <w:bCs/>
+        </w:rPr>
+        <w:t xml:space="preserve">accordéon</w:t>
+      </w:r>
+      <w:r>
+        <w:t xml:space="preserve"> : </w:t>
+      </w:r>
+      <w:r>
+        <w:rPr>
+          <w:b/>
+          <w:bCs/>
+        </w:rPr>
+        <w:t xml:space="preserve">ne plus attendre la balle, mais chercher chaque fois à faire un pas vers elle</w:t>
+      </w:r>
+      <w:r>
+        <w:t xml:space="preserve">. Le joueur cesse de subir la trajectoire et va la prendre.</w:t>
+      </w:r>
+    </w:p>
+    <w:p>
+      <w:pPr>
+        <w:spacing w:after="120" w:before="60" w:line="276"/>
+        <w:jc w:val="both"/>
+      </w:pPr>
+      <w:r>
+        <w:t xml:space="preserve">Ce simple pas en avant produit deux effets, l’un sur soi, l’autre sur l’adversaire :</w:t>
       </w:r>
     </w:p>
     <w:p>
@@ -1687,10 +1776,10 @@
           <w:b/>
           <w:bCs/>
         </w:rPr>
-        <w:t xml:space="preserve">Jouer sur le temps — le principe de l’accordéon</w:t>
-      </w:r>
-      <w:r>
-        <w:t xml:space="preserve"> : enlever du temps pour contraindre la décision et l’exécution, puis le redonner pour consolider. L’alternance entre resserrement et relâchement structure la montée en charge.</w:t>
+        <w:t xml:space="preserve">Il améliore le transfert du poids du corps dans la balle</w:t>
+      </w:r>
+      <w:r>
+        <w:t xml:space="preserve"> : l’énergie produite part vers l’avant au lieu de se perdre.</w:t>
       </w:r>
     </w:p>
     <w:p>
@@ -1707,10 +1796,161 @@
           <w:b/>
           <w:bCs/>
         </w:rPr>
-        <w:t xml:space="preserve">Le travail des enchaînements</w:t>
-      </w:r>
-      <w:r>
-        <w:t xml:space="preserve">, d’abord vers l’avant, puis étendu à l’ensemble des situations. C’est le fil conducteur qui relie le travail technique au jeu réel.</w:t>
+        <w:t xml:space="preserve">Il enlève du temps à l’adversaire</w:t>
+      </w:r>
+      <w:r>
+        <w:t xml:space="preserve"> : la balle revient plus tôt, l’autre dispose de moins de temps pour se replacer et pour choisir.</w:t>
+      </w:r>
+    </w:p>
+    <w:p>
+      <w:pPr>
+        <w:spacing w:after="120" w:before="60" w:line="276"/>
+        <w:jc w:val="both"/>
+      </w:pPr>
+      <w:r>
+        <w:t xml:space="preserve">L’enjeu est d’en faire un </w:t>
+      </w:r>
+      <w:r>
+        <w:rPr>
+          <w:b/>
+          <w:bCs/>
+        </w:rPr>
+        <w:t xml:space="preserve">automatisme</w:t>
+      </w:r>
+      <w:r>
+        <w:t xml:space="preserve">. Il ne s’agit pas d’avancer quand on y pense, mais de </w:t>
+      </w:r>
+      <w:r>
+        <w:rPr>
+          <w:b/>
+          <w:bCs/>
+        </w:rPr>
+        <w:t xml:space="preserve">générer l’automatisme d’avancer en faisant « l’accordéon »</w:t>
+      </w:r>
+      <w:r>
+        <w:t xml:space="preserve">. Répété sur toutes les balles et dans toutes les situations, le pas en avant devient le réflexe par défaut : le joueur n’a plus à le décider, y compris lorsque la pression du match l’inciterait à reculer.</w:t>
+      </w:r>
+    </w:p>
+    <w:tbl>
+      <w:tblPr>
+        <w:tblW w:type="dxa" w:w="9070"/>
+        <w:tblBorders>
+          <w:top w:val="single" w:color="C9D3E6" w:sz="2"/>
+          <w:left w:val="single" w:color="1F3864" w:sz="18"/>
+          <w:bottom w:val="single" w:color="C9D3E6" w:sz="2"/>
+          <w:right w:val="single" w:color="C9D3E6" w:sz="2"/>
+          <w:insideH w:val="none" w:color="FFFFFF" w:sz="0"/>
+          <w:insideV w:val="none" w:color="FFFFFF" w:sz="0"/>
+        </w:tblBorders>
+      </w:tblPr>
+      <w:tblGrid>
+        <w:gridCol w:w="9070"/>
+      </w:tblGrid>
+      <w:tr>
+        <w:tc>
+          <w:tcPr>
+            <w:tcW w:type="dxa" w:w="9070"/>
+            <w:shd w:fill="F2F5FA" w:color="auto" w:val="clear"/>
+            <w:tcMar>
+              <w:top w:type="dxa" w:w="140"/>
+              <w:left w:type="dxa" w:w="180"/>
+              <w:bottom w:type="dxa" w:w="140"/>
+              <w:right w:type="dxa" w:w="180"/>
+            </w:tcMar>
+          </w:tcPr>
+          <w:p>
+            <w:r>
+              <w:rPr>
+                <w:b/>
+                <w:bCs/>
+                <w:color w:val="1F3864"/>
+                <w:sz w:val="20"/>
+                <w:szCs w:val="20"/>
+              </w:rPr>
+              <w:t xml:space="preserve">Le principe : </w:t>
+            </w:r>
+            <w:r>
+              <w:rPr>
+                <w:color w:val="262626"/>
+                <w:sz w:val="20"/>
+                <w:szCs w:val="20"/>
+              </w:rPr>
+              <w:t xml:space="preserve">générer l’automatisme d’avancer — un pas vers la balle sur chaque frappe. On gagne en transfert et l’on prend du temps à l’adversaire.</w:t>
+            </w:r>
+          </w:p>
+        </w:tc>
+      </w:tr>
+    </w:tbl>
+    <w:p>
+      <w:pPr>
+        <w:spacing w:after="120" w:before="60" w:line="276"/>
+        <w:jc w:val="both"/>
+      </w:pPr>
+      <w:r>
+        <w:t xml:space="preserve">Cette évolution se fait </w:t>
+      </w:r>
+      <w:r>
+        <w:rPr>
+          <w:b/>
+          <w:bCs/>
+        </w:rPr>
+        <w:t xml:space="preserve">sans perdre la solidité acquise avant</w:t>
+      </w:r>
+      <w:r>
+        <w:t xml:space="preserve">. L’accordéon ne doit se payer ni d’un retour des fautes, ni d’une baisse du volume : le pas en avant </w:t>
+      </w:r>
+      <w:r>
+        <w:rPr>
+          <w:b/>
+          <w:bCs/>
+        </w:rPr>
+        <w:t xml:space="preserve">s’ajoute</w:t>
+      </w:r>
+      <w:r>
+        <w:t xml:space="preserve"> au socle, il ne le remplace pas. Si la solidité recule, on revient la consolider avant de repousser l’exigence.</w:t>
+      </w:r>
+    </w:p>
+    <w:p>
+      <w:pPr>
+        <w:spacing w:after="160"/>
+      </w:pPr>
+      <w:r>
+        <w:t xml:space="preserve"/>
+      </w:r>
+    </w:p>
+    <w:p>
+      <w:pPr>
+        <w:pStyle w:val="Heading2"/>
+        <w:spacing w:after="80" w:before="240"/>
+      </w:pPr>
+      <w:r>
+        <w:rPr>
+          <w:b/>
+          <w:bCs/>
+          <w:color w:val="1F3864"/>
+          <w:sz w:val="24"/>
+          <w:szCs w:val="24"/>
+        </w:rPr>
+        <w:t xml:space="preserve">3.3 Le travail des enchaînements</w:t>
+      </w:r>
+    </w:p>
+    <w:p>
+      <w:pPr>
+        <w:spacing w:after="120" w:before="60" w:line="276"/>
+        <w:jc w:val="both"/>
+      </w:pPr>
+      <w:r>
+        <w:t xml:space="preserve">L’accordéon installé, le travail se poursuit sur les </w:t>
+      </w:r>
+      <w:r>
+        <w:rPr>
+          <w:b/>
+          <w:bCs/>
+        </w:rPr>
+        <w:t xml:space="preserve">enchaînements vers l’avant</w:t>
+      </w:r>
+      <w:r>
+        <w:t xml:space="preserve">, puis s’étend à l’ensemble des situations. C’est le fil conducteur qui relie le travail technique au jeu réel, et qui ramène le joueur vers le BOA visé.</w:t>
       </w:r>
     </w:p>
     <w:p>

--- a/Projet_entrainement.docx
+++ b/Projet_entrainement.docx
@@ -450,17 +450,214 @@
         <w:jc w:val="both"/>
       </w:pPr>
       <w:r>
-        <w:t xml:space="preserve">L’</w:t>
-      </w:r>
-      <w:r>
-        <w:rPr>
-          <w:b/>
-          <w:bCs/>
-        </w:rPr>
-        <w:t xml:space="preserve">image de l’arbre</w:t>
-      </w:r>
-      <w:r>
-        <w:t xml:space="preserve"> sert de support de communication : un tronc commun — les principes qui ne bougent pas — et des branches, c’est-à-dire les variantes disponibles selon l’adversaire et le moment. Elle rend visible le fait qu’un même plan autorise plusieurs chemins.</w:t>
+        <w:t xml:space="preserve">Une autre image peut être utilisée, en complément du BOA et des animaux : celle de </w:t>
+      </w:r>
+      <w:r>
+        <w:rPr>
+          <w:b/>
+          <w:bCs/>
+        </w:rPr>
+        <w:t xml:space="preserve">l’arbre</w:t>
+      </w:r>
+      <w:r>
+        <w:t xml:space="preserve">.</w:t>
+      </w:r>
+    </w:p>
+    <w:p>
+      <w:pPr>
+        <w:spacing w:after="120" w:before="60" w:line="276"/>
+        <w:jc w:val="both"/>
+      </w:pPr>
+      <w:r>
+        <w:t xml:space="preserve">Le </w:t>
+      </w:r>
+      <w:r>
+        <w:rPr>
+          <w:b/>
+          <w:bCs/>
+        </w:rPr>
+        <w:t xml:space="preserve">tronc</w:t>
+      </w:r>
+      <w:r>
+        <w:t xml:space="preserve"> correspond à la </w:t>
+      </w:r>
+      <w:r>
+        <w:rPr>
+          <w:b/>
+          <w:bCs/>
+        </w:rPr>
+        <w:t xml:space="preserve">solidité du joueur</w:t>
+      </w:r>
+      <w:r>
+        <w:t xml:space="preserve">. Si le tronc est large, le joueur est solide : il peut y avoir de grosses tempêtes, il peut y avoir du vent, l’arbre ne tombera pas.</w:t>
+      </w:r>
+    </w:p>
+    <w:p>
+      <w:pPr>
+        <w:spacing w:after="120" w:before="60" w:line="276"/>
+        <w:jc w:val="both"/>
+      </w:pPr>
+      <w:r>
+        <w:t xml:space="preserve">Sur ce tronc solide, on vient </w:t>
+      </w:r>
+      <w:r>
+        <w:rPr>
+          <w:b/>
+          <w:bCs/>
+        </w:rPr>
+        <w:t xml:space="preserve">greffer des armes</w:t>
+      </w:r>
+      <w:r>
+        <w:t xml:space="preserve"> : ce sont les </w:t>
+      </w:r>
+      <w:r>
+        <w:rPr>
+          <w:b/>
+          <w:bCs/>
+        </w:rPr>
+        <w:t xml:space="preserve">branches</w:t>
+      </w:r>
+      <w:r>
+        <w:t xml:space="preserve">. Plus il y a de branches, plus le joueur est capable de </w:t>
+      </w:r>
+      <w:r>
+        <w:rPr>
+          <w:b/>
+          <w:bCs/>
+        </w:rPr>
+        <w:t xml:space="preserve">varier ses intentions</w:t>
+      </w:r>
+      <w:r>
+        <w:t xml:space="preserve">. Une branche, ce peut être :</w:t>
+      </w:r>
+    </w:p>
+    <w:p>
+      <w:pPr>
+        <w:pStyle w:val="ListParagraph"/>
+        <w:numPr>
+          <w:ilvl w:val="0"/>
+          <w:numId w:val="2"/>
+        </w:numPr>
+        <w:spacing w:after="50" w:before="50" w:line="264"/>
+      </w:pPr>
+      <w:r>
+        <w:t xml:space="preserve">Le jeu d’attaque.</w:t>
+      </w:r>
+    </w:p>
+    <w:p>
+      <w:pPr>
+        <w:pStyle w:val="ListParagraph"/>
+        <w:numPr>
+          <w:ilvl w:val="0"/>
+          <w:numId w:val="2"/>
+        </w:numPr>
+        <w:spacing w:after="50" w:before="50" w:line="264"/>
+      </w:pPr>
+      <w:r>
+        <w:t xml:space="preserve">Être capable de faire un croisé court.</w:t>
+      </w:r>
+    </w:p>
+    <w:p>
+      <w:pPr>
+        <w:pStyle w:val="ListParagraph"/>
+        <w:numPr>
+          <w:ilvl w:val="0"/>
+          <w:numId w:val="2"/>
+        </w:numPr>
+        <w:spacing w:after="50" w:before="50" w:line="264"/>
+      </w:pPr>
+      <w:r>
+        <w:t xml:space="preserve">Être capable de faire une amortie.</w:t>
+      </w:r>
+    </w:p>
+    <w:p>
+      <w:pPr>
+        <w:pStyle w:val="ListParagraph"/>
+        <w:numPr>
+          <w:ilvl w:val="0"/>
+          <w:numId w:val="2"/>
+        </w:numPr>
+        <w:spacing w:after="50" w:before="50" w:line="264"/>
+      </w:pPr>
+      <w:r>
+        <w:t xml:space="preserve">Avoir une bonne volée.</w:t>
+      </w:r>
+    </w:p>
+    <w:p>
+      <w:pPr>
+        <w:spacing w:after="120" w:before="60" w:line="276"/>
+        <w:jc w:val="both"/>
+      </w:pPr>
+      <w:r>
+        <w:t xml:space="preserve">Mais si le joueur a plein de branches — il sait attaquer, il frappe fort — et que </w:t>
+      </w:r>
+      <w:r>
+        <w:rPr>
+          <w:b/>
+          <w:bCs/>
+        </w:rPr>
+        <w:t xml:space="preserve">son tronc est très mince</w:t>
+      </w:r>
+      <w:r>
+        <w:t xml:space="preserve">, l’arbre tombera dès qu’il n’est pas en forme : au moindre coup de vent, il tombe. Les armes ne tiennent que par ce qui les porte.</w:t>
+      </w:r>
+    </w:p>
+    <w:tbl>
+      <w:tblPr>
+        <w:tblW w:type="dxa" w:w="9070"/>
+        <w:tblBorders>
+          <w:top w:val="single" w:color="C9D3E6" w:sz="2"/>
+          <w:left w:val="single" w:color="1F3864" w:sz="18"/>
+          <w:bottom w:val="single" w:color="C9D3E6" w:sz="2"/>
+          <w:right w:val="single" w:color="C9D3E6" w:sz="2"/>
+          <w:insideH w:val="none" w:color="FFFFFF" w:sz="0"/>
+          <w:insideV w:val="none" w:color="FFFFFF" w:sz="0"/>
+        </w:tblBorders>
+      </w:tblPr>
+      <w:tblGrid>
+        <w:gridCol w:w="9070"/>
+      </w:tblGrid>
+      <w:tr>
+        <w:tc>
+          <w:tcPr>
+            <w:tcW w:type="dxa" w:w="9070"/>
+            <w:shd w:fill="F2F5FA" w:color="auto" w:val="clear"/>
+            <w:tcMar>
+              <w:top w:type="dxa" w:w="140"/>
+              <w:left w:type="dxa" w:w="180"/>
+              <w:bottom w:type="dxa" w:w="140"/>
+              <w:right w:type="dxa" w:w="180"/>
+            </w:tcMar>
+          </w:tcPr>
+          <w:p>
+            <w:r>
+              <w:rPr>
+                <w:b/>
+                <w:bCs/>
+                <w:color w:val="1F3864"/>
+                <w:sz w:val="20"/>
+                <w:szCs w:val="20"/>
+              </w:rPr>
+              <w:t xml:space="preserve">La base de tout : </w:t>
+            </w:r>
+            <w:r>
+              <w:rPr>
+                <w:color w:val="262626"/>
+                <w:sz w:val="20"/>
+                <w:szCs w:val="20"/>
+              </w:rPr>
+              <w:t xml:space="preserve">la solidité, c’est le tronc. On élargit le tronc avant d’ajouter des branches — et on continue de l’élargir à mesure qu’on en ajoute.</w:t>
+            </w:r>
+          </w:p>
+        </w:tc>
+      </w:tr>
+    </w:tbl>
+    <w:p>
+      <w:pPr>
+        <w:spacing w:after="160"/>
+      </w:pPr>
+      <w:r>
+        <w:t xml:space="preserve"/>
       </w:r>
     </w:p>
     <w:p>

--- a/Projet_entrainement.docx
+++ b/Projet_entrainement.docx
@@ -673,16 +673,163 @@
           <w:sz w:val="24"/>
           <w:szCs w:val="24"/>
         </w:rPr>
-        <w:t xml:space="preserve">1.4 Définitions — à compléter</w:t>
-      </w:r>
-    </w:p>
-    <w:p>
-      <w:pPr>
-        <w:spacing w:after="120" w:before="60" w:line="276"/>
-        <w:jc w:val="both"/>
-      </w:pPr>
-      <w:r>
-        <w:t xml:space="preserve">Chaque terme sera défini et illustré : comportements caractéristiques, situations où le profil est pertinent, réponses à lui opposer, et forme que prend son BOA ascendant. Les définitions restent à écrire.</w:t>
+        <w:t xml:space="preserve">1.4 Définition des profils</w:t>
+      </w:r>
+    </w:p>
+    <w:p>
+      <w:pPr>
+        <w:spacing w:after="120" w:before="60" w:line="276"/>
+        <w:jc w:val="both"/>
+      </w:pPr>
+      <w:r>
+        <w:t xml:space="preserve">Chaque profil est décrit par l’image de l’animal, puis par sa traduction sur le court.</w:t>
+      </w:r>
+    </w:p>
+    <w:p>
+      <w:pPr>
+        <w:pStyle w:val="Heading3"/>
+        <w:spacing w:after="60" w:before="260"/>
+      </w:pPr>
+      <w:r>
+        <w:rPr>
+          <w:b/>
+          <w:bCs/>
+          <w:color w:val="1F3864"/>
+          <w:sz w:val="22"/>
+          <w:szCs w:val="22"/>
+        </w:rPr>
+        <w:t xml:space="preserve">Le BOA</w:t>
+      </w:r>
+    </w:p>
+    <w:p>
+      <w:pPr>
+        <w:spacing w:after="120" w:before="60" w:line="276"/>
+        <w:jc w:val="both"/>
+      </w:pPr>
+      <w:r>
+        <w:rPr>
+          <w:b/>
+          <w:bCs/>
+        </w:rPr>
+        <w:t xml:space="preserve">L’image. </w:t>
+      </w:r>
+      <w:r>
+        <w:t xml:space="preserve">Le boa </w:t>
+      </w:r>
+      <w:r>
+        <w:rPr>
+          <w:b/>
+          <w:bCs/>
+        </w:rPr>
+        <w:t xml:space="preserve">entoure sa proie très solidement</w:t>
+      </w:r>
+      <w:r>
+        <w:t xml:space="preserve">. Il l’entoure, il l’entoure encore, jusqu’à ce qu’elle ne puisse plus bouger et se retrouve complètement sous son emprise. Puis, à un certain moment — bam — il serre : il tue sa proie en portant le coup de grâce.</w:t>
+      </w:r>
+    </w:p>
+    <w:p>
+      <w:pPr>
+        <w:spacing w:after="120" w:before="60" w:line="276"/>
+        <w:jc w:val="both"/>
+      </w:pPr>
+      <w:r>
+        <w:rPr>
+          <w:b/>
+          <w:bCs/>
+        </w:rPr>
+        <w:t xml:space="preserve">Sur le court. </w:t>
+      </w:r>
+      <w:r>
+        <w:t xml:space="preserve">C’est le joueur qui met un </w:t>
+      </w:r>
+      <w:r>
+        <w:rPr>
+          <w:b/>
+          <w:bCs/>
+        </w:rPr>
+        <w:t xml:space="preserve">volume agressif</w:t>
+      </w:r>
+      <w:r>
+        <w:t xml:space="preserve"> et qui distribue tout en mettant ce volume. Ce volume lui rend deux services :</w:t>
+      </w:r>
+    </w:p>
+    <w:p>
+      <w:pPr>
+        <w:pStyle w:val="ListParagraph"/>
+        <w:numPr>
+          <w:ilvl w:val="0"/>
+          <w:numId w:val="2"/>
+        </w:numPr>
+        <w:spacing w:after="50" w:before="50" w:line="264"/>
+      </w:pPr>
+      <w:r>
+        <w:rPr>
+          <w:b/>
+          <w:bCs/>
+        </w:rPr>
+        <w:t xml:space="preserve">Il le protège</w:t>
+      </w:r>
+      <w:r>
+        <w:t xml:space="preserve"> : l’adversaire, enfermé, ne peut pas attaquer.</w:t>
+      </w:r>
+    </w:p>
+    <w:p>
+      <w:pPr>
+        <w:pStyle w:val="ListParagraph"/>
+        <w:numPr>
+          <w:ilvl w:val="0"/>
+          <w:numId w:val="2"/>
+        </w:numPr>
+        <w:spacing w:after="50" w:before="50" w:line="264"/>
+      </w:pPr>
+      <w:r>
+        <w:rPr>
+          <w:b/>
+          <w:bCs/>
+        </w:rPr>
+        <w:t xml:space="preserve">Il génère une balle courte</w:t>
+      </w:r>
+      <w:r>
+        <w:t xml:space="preserve"> : à force d’être pressé, l’adversaire finit par rendre une balle exploitable.</w:t>
+      </w:r>
+    </w:p>
+    <w:p>
+      <w:pPr>
+        <w:spacing w:after="120" w:before="60" w:line="276"/>
+        <w:jc w:val="both"/>
+      </w:pPr>
+      <w:r>
+        <w:t xml:space="preserve">Et quand la balle courte arrive — bam. Le joueur doit être capable de </w:t>
+      </w:r>
+      <w:r>
+        <w:rPr>
+          <w:b/>
+          <w:bCs/>
+        </w:rPr>
+        <w:t xml:space="preserve">terminer le point en une ou deux frappes de balle</w:t>
+      </w:r>
+      <w:r>
+        <w:t xml:space="preserve">. C’est le coup de grâce du boa. Cela suppose donc une </w:t>
+      </w:r>
+      <w:r>
+        <w:rPr>
+          <w:b/>
+          <w:bCs/>
+        </w:rPr>
+        <w:t xml:space="preserve">bonne attaque</w:t>
+      </w:r>
+      <w:r>
+        <w:t xml:space="preserve"> et une </w:t>
+      </w:r>
+      <w:r>
+        <w:rPr>
+          <w:b/>
+          <w:bCs/>
+        </w:rPr>
+        <w:t xml:space="preserve">bonne volée</w:t>
+      </w:r>
+      <w:r>
+        <w:t xml:space="preserve">.</w:t>
       </w:r>
     </w:p>
     <w:tbl>
@@ -690,27 +837,26 @@
         <w:tblW w:type="dxa" w:w="9070"/>
         <w:tblBorders>
           <w:top w:val="single" w:color="C9D3E6" w:sz="2"/>
-          <w:left w:val="single" w:color="C9D3E6" w:sz="2"/>
+          <w:left w:val="single" w:color="1F3864" w:sz="18"/>
           <w:bottom w:val="single" w:color="C9D3E6" w:sz="2"/>
           <w:right w:val="single" w:color="C9D3E6" w:sz="2"/>
-          <w:insideH w:val="single" w:color="C9D3E6" w:sz="2"/>
-          <w:insideV w:val="single" w:color="C9D3E6" w:sz="2"/>
+          <w:insideH w:val="none" w:color="FFFFFF" w:sz="0"/>
+          <w:insideV w:val="none" w:color="FFFFFF" w:sz="0"/>
         </w:tblBorders>
       </w:tblPr>
       <w:tblGrid>
-        <w:gridCol w:w="2400"/>
-        <w:gridCol w:w="6670"/>
+        <w:gridCol w:w="9070"/>
       </w:tblGrid>
       <w:tr>
         <w:tc>
           <w:tcPr>
-            <w:tcW w:type="dxa" w:w="2400"/>
+            <w:tcW w:type="dxa" w:w="9070"/>
             <w:shd w:fill="F2F5FA" w:color="auto" w:val="clear"/>
             <w:tcMar>
-              <w:top w:type="dxa" w:w="160"/>
-              <w:left w:type="dxa" w:w="160"/>
-              <w:bottom w:type="dxa" w:w="160"/>
-              <w:right w:type="dxa" w:w="120"/>
+              <w:top w:type="dxa" w:w="140"/>
+              <w:left w:type="dxa" w:w="180"/>
+              <w:bottom w:type="dxa" w:w="140"/>
+              <w:right w:type="dxa" w:w="180"/>
             </w:tcMar>
           </w:tcPr>
           <w:p>
@@ -719,343 +865,186 @@
                 <w:b/>
                 <w:bCs/>
                 <w:color w:val="1F3864"/>
-                <w:sz w:val="22"/>
-                <w:szCs w:val="22"/>
+                <w:sz w:val="20"/>
+                <w:szCs w:val="20"/>
               </w:rPr>
-              <w:t xml:space="preserve">Le BOA</w:t>
+              <w:t xml:space="preserve">Le BOA le plus complet possible : </w:t>
             </w:r>
-          </w:p>
-        </w:tc>
-        <w:tc>
-          <w:tcPr>
-            <w:tcW w:type="dxa" w:w="6670"/>
-            <w:tcMar>
-              <w:top w:type="dxa" w:w="160"/>
-              <w:left w:type="dxa" w:w="160"/>
-              <w:bottom w:type="dxa" w:w="160"/>
-              <w:right w:type="dxa" w:w="160"/>
-            </w:tcMar>
-          </w:tcPr>
-          <w:p>
             <w:r>
               <w:rPr>
-                <w:i/>
-                <w:iCs/>
-                <w:color w:val="8C8C8C"/>
-                <w:sz w:val="19"/>
-                <w:szCs w:val="19"/>
+                <w:color w:val="262626"/>
+                <w:sz w:val="20"/>
+                <w:szCs w:val="20"/>
               </w:rPr>
-              <w:t xml:space="preserve">À compléter — définition générale et ce que recouvre le sigle.</w:t>
-            </w:r>
-          </w:p>
-          <w:p>
-            <w:r>
-              <w:t xml:space="preserve"/>
-            </w:r>
-          </w:p>
-          <w:p>
-            <w:r>
-              <w:t xml:space="preserve"/>
-            </w:r>
-          </w:p>
-        </w:tc>
-      </w:tr>
-      <w:tr>
-        <w:tc>
-          <w:tcPr>
-            <w:tcW w:type="dxa" w:w="2400"/>
-            <w:shd w:fill="F2F5FA" w:color="auto" w:val="clear"/>
-            <w:tcMar>
-              <w:top w:type="dxa" w:w="160"/>
-              <w:left w:type="dxa" w:w="160"/>
-              <w:bottom w:type="dxa" w:w="160"/>
-              <w:right w:type="dxa" w:w="120"/>
-            </w:tcMar>
-          </w:tcPr>
-          <w:p>
-            <w:r>
-              <w:rPr>
-                <w:b/>
-                <w:bCs/>
-                <w:color w:val="1F3864"/>
-                <w:sz w:val="22"/>
-                <w:szCs w:val="22"/>
-              </w:rPr>
-              <w:t xml:space="preserve">Le lion</w:t>
-            </w:r>
-          </w:p>
-        </w:tc>
-        <w:tc>
-          <w:tcPr>
-            <w:tcW w:type="dxa" w:w="6670"/>
-            <w:tcMar>
-              <w:top w:type="dxa" w:w="160"/>
-              <w:left w:type="dxa" w:w="160"/>
-              <w:bottom w:type="dxa" w:w="160"/>
-              <w:right w:type="dxa" w:w="160"/>
-            </w:tcMar>
-          </w:tcPr>
-          <w:p>
-            <w:r>
-              <w:rPr>
-                <w:i/>
-                <w:iCs/>
-                <w:color w:val="8C8C8C"/>
-                <w:sz w:val="19"/>
-                <w:szCs w:val="19"/>
-              </w:rPr>
-              <w:t xml:space="preserve">À compléter.</w:t>
-            </w:r>
-          </w:p>
-          <w:p>
-            <w:r>
-              <w:t xml:space="preserve"/>
-            </w:r>
-          </w:p>
-          <w:p>
-            <w:r>
-              <w:t xml:space="preserve"/>
-            </w:r>
-          </w:p>
-        </w:tc>
-      </w:tr>
-      <w:tr>
-        <w:tc>
-          <w:tcPr>
-            <w:tcW w:type="dxa" w:w="2400"/>
-            <w:shd w:fill="F2F5FA" w:color="auto" w:val="clear"/>
-            <w:tcMar>
-              <w:top w:type="dxa" w:w="160"/>
-              <w:left w:type="dxa" w:w="160"/>
-              <w:bottom w:type="dxa" w:w="160"/>
-              <w:right w:type="dxa" w:w="120"/>
-            </w:tcMar>
-          </w:tcPr>
-          <w:p>
-            <w:r>
-              <w:rPr>
-                <w:b/>
-                <w:bCs/>
-                <w:color w:val="1F3864"/>
-                <w:sz w:val="22"/>
-                <w:szCs w:val="22"/>
-              </w:rPr>
-              <w:t xml:space="preserve">Le renard</w:t>
-            </w:r>
-          </w:p>
-        </w:tc>
-        <w:tc>
-          <w:tcPr>
-            <w:tcW w:type="dxa" w:w="6670"/>
-            <w:tcMar>
-              <w:top w:type="dxa" w:w="160"/>
-              <w:left w:type="dxa" w:w="160"/>
-              <w:bottom w:type="dxa" w:w="160"/>
-              <w:right w:type="dxa" w:w="160"/>
-            </w:tcMar>
-          </w:tcPr>
-          <w:p>
-            <w:r>
-              <w:rPr>
-                <w:i/>
-                <w:iCs/>
-                <w:color w:val="8C8C8C"/>
-                <w:sz w:val="19"/>
-                <w:szCs w:val="19"/>
-              </w:rPr>
-              <w:t xml:space="preserve">À compléter.</w:t>
-            </w:r>
-          </w:p>
-          <w:p>
-            <w:r>
-              <w:t xml:space="preserve"/>
-            </w:r>
-          </w:p>
-          <w:p>
-            <w:r>
-              <w:t xml:space="preserve"/>
-            </w:r>
-          </w:p>
-        </w:tc>
-      </w:tr>
-      <w:tr>
-        <w:tc>
-          <w:tcPr>
-            <w:tcW w:type="dxa" w:w="2400"/>
-            <w:shd w:fill="F2F5FA" w:color="auto" w:val="clear"/>
-            <w:tcMar>
-              <w:top w:type="dxa" w:w="160"/>
-              <w:left w:type="dxa" w:w="160"/>
-              <w:bottom w:type="dxa" w:w="160"/>
-              <w:right w:type="dxa" w:w="120"/>
-            </w:tcMar>
-          </w:tcPr>
-          <w:p>
-            <w:r>
-              <w:rPr>
-                <w:b/>
-                <w:bCs/>
-                <w:color w:val="1F3864"/>
-                <w:sz w:val="22"/>
-                <w:szCs w:val="22"/>
-              </w:rPr>
-              <w:t xml:space="preserve">Le magicien</w:t>
-            </w:r>
-          </w:p>
-        </w:tc>
-        <w:tc>
-          <w:tcPr>
-            <w:tcW w:type="dxa" w:w="6670"/>
-            <w:tcMar>
-              <w:top w:type="dxa" w:w="160"/>
-              <w:left w:type="dxa" w:w="160"/>
-              <w:bottom w:type="dxa" w:w="160"/>
-              <w:right w:type="dxa" w:w="160"/>
-            </w:tcMar>
-          </w:tcPr>
-          <w:p>
-            <w:r>
-              <w:rPr>
-                <w:i/>
-                <w:iCs/>
-                <w:color w:val="8C8C8C"/>
-                <w:sz w:val="19"/>
-                <w:szCs w:val="19"/>
-              </w:rPr>
-              <w:t xml:space="preserve">À compléter.</w:t>
-            </w:r>
-          </w:p>
-          <w:p>
-            <w:r>
-              <w:t xml:space="preserve"/>
-            </w:r>
-          </w:p>
-          <w:p>
-            <w:r>
-              <w:t xml:space="preserve"/>
-            </w:r>
-          </w:p>
-        </w:tc>
-      </w:tr>
-      <w:tr>
-        <w:tc>
-          <w:tcPr>
-            <w:tcW w:type="dxa" w:w="2400"/>
-            <w:shd w:fill="F2F5FA" w:color="auto" w:val="clear"/>
-            <w:tcMar>
-              <w:top w:type="dxa" w:w="160"/>
-              <w:left w:type="dxa" w:w="160"/>
-              <w:bottom w:type="dxa" w:w="160"/>
-              <w:right w:type="dxa" w:w="120"/>
-            </w:tcMar>
-          </w:tcPr>
-          <w:p>
-            <w:r>
-              <w:rPr>
-                <w:b/>
-                <w:bCs/>
-                <w:color w:val="1F3864"/>
-                <w:sz w:val="22"/>
-                <w:szCs w:val="22"/>
-              </w:rPr>
-              <w:t xml:space="preserve">Le mur</w:t>
-            </w:r>
-          </w:p>
-        </w:tc>
-        <w:tc>
-          <w:tcPr>
-            <w:tcW w:type="dxa" w:w="6670"/>
-            <w:tcMar>
-              <w:top w:type="dxa" w:w="160"/>
-              <w:left w:type="dxa" w:w="160"/>
-              <w:bottom w:type="dxa" w:w="160"/>
-              <w:right w:type="dxa" w:w="160"/>
-            </w:tcMar>
-          </w:tcPr>
-          <w:p>
-            <w:r>
-              <w:rPr>
-                <w:i/>
-                <w:iCs/>
-                <w:color w:val="8C8C8C"/>
-                <w:sz w:val="19"/>
-                <w:szCs w:val="19"/>
-              </w:rPr>
-              <w:t xml:space="preserve">À compléter.</w:t>
-            </w:r>
-          </w:p>
-          <w:p>
-            <w:r>
-              <w:t xml:space="preserve"/>
-            </w:r>
-          </w:p>
-          <w:p>
-            <w:r>
-              <w:t xml:space="preserve"/>
-            </w:r>
-          </w:p>
-        </w:tc>
-      </w:tr>
-      <w:tr>
-        <w:tc>
-          <w:tcPr>
-            <w:tcW w:type="dxa" w:w="2400"/>
-            <w:shd w:fill="F2F5FA" w:color="auto" w:val="clear"/>
-            <w:tcMar>
-              <w:top w:type="dxa" w:w="160"/>
-              <w:left w:type="dxa" w:w="160"/>
-              <w:bottom w:type="dxa" w:w="160"/>
-              <w:right w:type="dxa" w:w="120"/>
-            </w:tcMar>
-          </w:tcPr>
-          <w:p>
-            <w:r>
-              <w:rPr>
-                <w:b/>
-                <w:bCs/>
-                <w:color w:val="1F3864"/>
-                <w:sz w:val="22"/>
-                <w:szCs w:val="22"/>
-              </w:rPr>
-              <w:t xml:space="preserve">Le caméléon</w:t>
-            </w:r>
-          </w:p>
-        </w:tc>
-        <w:tc>
-          <w:tcPr>
-            <w:tcW w:type="dxa" w:w="6670"/>
-            <w:tcMar>
-              <w:top w:type="dxa" w:w="160"/>
-              <w:left w:type="dxa" w:w="160"/>
-              <w:bottom w:type="dxa" w:w="160"/>
-              <w:right w:type="dxa" w:w="160"/>
-            </w:tcMar>
-          </w:tcPr>
-          <w:p>
-            <w:r>
-              <w:rPr>
-                <w:i/>
-                <w:iCs/>
-                <w:color w:val="8C8C8C"/>
-                <w:sz w:val="19"/>
-                <w:szCs w:val="19"/>
-              </w:rPr>
-              <w:t xml:space="preserve">À compléter.</w:t>
-            </w:r>
-          </w:p>
-          <w:p>
-            <w:r>
-              <w:t xml:space="preserve"/>
-            </w:r>
-          </w:p>
-          <w:p>
-            <w:r>
-              <w:t xml:space="preserve"/>
+              <w:t xml:space="preserve">un volume agressif pour enfermer l’adversaire et faire venir la balle courte, une attaque et une volée pour conclure en une ou deux frappes.</w:t>
             </w:r>
           </w:p>
         </w:tc>
       </w:tr>
     </w:tbl>
+    <w:p>
+      <w:pPr>
+        <w:spacing w:after="160"/>
+      </w:pPr>
+      <w:r>
+        <w:t xml:space="preserve"/>
+      </w:r>
+    </w:p>
+    <w:p>
+      <w:pPr>
+        <w:pStyle w:val="Heading3"/>
+        <w:spacing w:after="60" w:before="260"/>
+      </w:pPr>
+      <w:r>
+        <w:rPr>
+          <w:b/>
+          <w:bCs/>
+          <w:color w:val="1F3864"/>
+          <w:sz w:val="22"/>
+          <w:szCs w:val="22"/>
+        </w:rPr>
+        <w:t xml:space="preserve">Le lion</w:t>
+      </w:r>
+    </w:p>
+    <w:p>
+      <w:pPr>
+        <w:spacing w:after="120" w:before="40"/>
+      </w:pPr>
+      <w:r>
+        <w:rPr>
+          <w:i/>
+          <w:iCs/>
+          <w:color w:val="8C8C8C"/>
+          <w:sz w:val="20"/>
+          <w:szCs w:val="20"/>
+        </w:rPr>
+        <w:t xml:space="preserve">À compléter.</w:t>
+      </w:r>
+    </w:p>
+    <w:p>
+      <w:pPr>
+        <w:pStyle w:val="Heading3"/>
+        <w:spacing w:after="60" w:before="260"/>
+      </w:pPr>
+      <w:r>
+        <w:rPr>
+          <w:b/>
+          <w:bCs/>
+          <w:color w:val="1F3864"/>
+          <w:sz w:val="22"/>
+          <w:szCs w:val="22"/>
+        </w:rPr>
+        <w:t xml:space="preserve">Le renard</w:t>
+      </w:r>
+    </w:p>
+    <w:p>
+      <w:pPr>
+        <w:spacing w:after="120" w:before="40"/>
+      </w:pPr>
+      <w:r>
+        <w:rPr>
+          <w:i/>
+          <w:iCs/>
+          <w:color w:val="8C8C8C"/>
+          <w:sz w:val="20"/>
+          <w:szCs w:val="20"/>
+        </w:rPr>
+        <w:t xml:space="preserve">À compléter.</w:t>
+      </w:r>
+    </w:p>
+    <w:p>
+      <w:pPr>
+        <w:pStyle w:val="Heading3"/>
+        <w:spacing w:after="60" w:before="260"/>
+      </w:pPr>
+      <w:r>
+        <w:rPr>
+          <w:b/>
+          <w:bCs/>
+          <w:color w:val="1F3864"/>
+          <w:sz w:val="22"/>
+          <w:szCs w:val="22"/>
+        </w:rPr>
+        <w:t xml:space="preserve">Le magicien</w:t>
+      </w:r>
+    </w:p>
+    <w:p>
+      <w:pPr>
+        <w:spacing w:after="120" w:before="40"/>
+      </w:pPr>
+      <w:r>
+        <w:rPr>
+          <w:i/>
+          <w:iCs/>
+          <w:color w:val="8C8C8C"/>
+          <w:sz w:val="20"/>
+          <w:szCs w:val="20"/>
+        </w:rPr>
+        <w:t xml:space="preserve">À compléter.</w:t>
+      </w:r>
+    </w:p>
+    <w:p>
+      <w:pPr>
+        <w:pStyle w:val="Heading3"/>
+        <w:spacing w:after="60" w:before="260"/>
+      </w:pPr>
+      <w:r>
+        <w:rPr>
+          <w:b/>
+          <w:bCs/>
+          <w:color w:val="1F3864"/>
+          <w:sz w:val="22"/>
+          <w:szCs w:val="22"/>
+        </w:rPr>
+        <w:t xml:space="preserve">Le mur</w:t>
+      </w:r>
+    </w:p>
+    <w:p>
+      <w:pPr>
+        <w:spacing w:after="120" w:before="40"/>
+      </w:pPr>
+      <w:r>
+        <w:rPr>
+          <w:i/>
+          <w:iCs/>
+          <w:color w:val="8C8C8C"/>
+          <w:sz w:val="20"/>
+          <w:szCs w:val="20"/>
+        </w:rPr>
+        <w:t xml:space="preserve">À compléter.</w:t>
+      </w:r>
+    </w:p>
+    <w:p>
+      <w:pPr>
+        <w:pStyle w:val="Heading3"/>
+        <w:spacing w:after="60" w:before="260"/>
+      </w:pPr>
+      <w:r>
+        <w:rPr>
+          <w:b/>
+          <w:bCs/>
+          <w:color w:val="1F3864"/>
+          <w:sz w:val="22"/>
+          <w:szCs w:val="22"/>
+        </w:rPr>
+        <w:t xml:space="preserve">Le caméléon</w:t>
+      </w:r>
+    </w:p>
+    <w:p>
+      <w:pPr>
+        <w:spacing w:after="120" w:before="40"/>
+      </w:pPr>
+      <w:r>
+        <w:rPr>
+          <w:i/>
+          <w:iCs/>
+          <w:color w:val="8C8C8C"/>
+          <w:sz w:val="20"/>
+          <w:szCs w:val="20"/>
+        </w:rPr>
+        <w:t xml:space="preserve">À compléter.</w:t>
+      </w:r>
+    </w:p>
     <w:p>
       <w:pPr>
         <w:spacing w:after="160"/>

--- a/Projet_entrainement.docx
+++ b/Projet_entrainement.docx
@@ -908,6 +908,132 @@
     </w:p>
     <w:p>
       <w:pPr>
+        <w:spacing w:after="120" w:before="60" w:line="276"/>
+        <w:jc w:val="both"/>
+      </w:pPr>
+      <w:r>
+        <w:rPr>
+          <w:b/>
+          <w:bCs/>
+        </w:rPr>
+        <w:t xml:space="preserve">L’image. </w:t>
+      </w:r>
+      <w:r>
+        <w:t xml:space="preserve">Le lion chasse à découvert. Il ne cherche pas à enfermer sa proie : il fond dessus et règle l’affaire en quelques secondes.</w:t>
+      </w:r>
+    </w:p>
+    <w:p>
+      <w:pPr>
+        <w:spacing w:after="120" w:before="60" w:line="276"/>
+        <w:jc w:val="both"/>
+      </w:pPr>
+      <w:r>
+        <w:rPr>
+          <w:b/>
+          <w:bCs/>
+        </w:rPr>
+        <w:t xml:space="preserve">Sur le court. </w:t>
+      </w:r>
+      <w:r>
+        <w:t xml:space="preserve">C’est quelqu’un qui </w:t>
+      </w:r>
+      <w:r>
+        <w:rPr>
+          <w:b/>
+          <w:bCs/>
+        </w:rPr>
+        <w:t xml:space="preserve">va attaquer</w:t>
+      </w:r>
+      <w:r>
+        <w:t xml:space="preserve">. Très offensif, il cherche à </w:t>
+      </w:r>
+      <w:r>
+        <w:rPr>
+          <w:b/>
+          <w:bCs/>
+        </w:rPr>
+        <w:t xml:space="preserve">terminer le point en deux ou trois frappes de balle</w:t>
+      </w:r>
+      <w:r>
+        <w:t xml:space="preserve">. Dès le service ou dès le retour de service, il agresse l’adversaire : il prend l’initiative immédiatement, sans passer par une phase de construction.</w:t>
+      </w:r>
+    </w:p>
+    <w:tbl>
+      <w:tblPr>
+        <w:tblW w:type="dxa" w:w="9070"/>
+        <w:tblBorders>
+          <w:top w:val="single" w:color="C9D3E6" w:sz="2"/>
+          <w:left w:val="single" w:color="1F3864" w:sz="18"/>
+          <w:bottom w:val="single" w:color="C9D3E6" w:sz="2"/>
+          <w:right w:val="single" w:color="C9D3E6" w:sz="2"/>
+          <w:insideH w:val="none" w:color="FFFFFF" w:sz="0"/>
+          <w:insideV w:val="none" w:color="FFFFFF" w:sz="0"/>
+        </w:tblBorders>
+      </w:tblPr>
+      <w:tblGrid>
+        <w:gridCol w:w="9070"/>
+      </w:tblGrid>
+      <w:tr>
+        <w:tc>
+          <w:tcPr>
+            <w:tcW w:type="dxa" w:w="9070"/>
+            <w:shd w:fill="F2F5FA" w:color="auto" w:val="clear"/>
+            <w:tcMar>
+              <w:top w:type="dxa" w:w="140"/>
+              <w:left w:type="dxa" w:w="180"/>
+              <w:bottom w:type="dxa" w:w="140"/>
+              <w:right w:type="dxa" w:w="180"/>
+            </w:tcMar>
+          </w:tcPr>
+          <w:p>
+            <w:r>
+              <w:rPr>
+                <w:b/>
+                <w:bCs/>
+                <w:color w:val="1F3864"/>
+                <w:sz w:val="20"/>
+                <w:szCs w:val="20"/>
+              </w:rPr>
+              <w:t xml:space="preserve">À noter : </w:t>
+            </w:r>
+            <w:r>
+              <w:rPr>
+                <w:color w:val="262626"/>
+                <w:sz w:val="20"/>
+                <w:szCs w:val="20"/>
+              </w:rPr>
+              <w:t xml:space="preserve">c’est un jeu à risque — quand il passe, le point est plié ; quand il ne passe pas, la faute arrive vite.</w:t>
+            </w:r>
+          </w:p>
+        </w:tc>
+      </w:tr>
+    </w:tbl>
+    <w:p>
+      <w:pPr>
+        <w:spacing w:after="160"/>
+      </w:pPr>
+      <w:r>
+        <w:t xml:space="preserve"/>
+      </w:r>
+    </w:p>
+    <w:p>
+      <w:pPr>
+        <w:pStyle w:val="Heading3"/>
+        <w:spacing w:after="60" w:before="260"/>
+      </w:pPr>
+      <w:r>
+        <w:rPr>
+          <w:b/>
+          <w:bCs/>
+          <w:color w:val="1F3864"/>
+          <w:sz w:val="22"/>
+          <w:szCs w:val="22"/>
+        </w:rPr>
+        <w:t xml:space="preserve">Le renard</w:t>
+      </w:r>
+    </w:p>
+    <w:p>
+      <w:pPr>
         <w:spacing w:after="120" w:before="40"/>
       </w:pPr>
       <w:r>
@@ -934,53 +1060,89 @@
           <w:sz w:val="22"/>
           <w:szCs w:val="22"/>
         </w:rPr>
-        <w:t xml:space="preserve">Le renard</w:t>
-      </w:r>
-    </w:p>
-    <w:p>
-      <w:pPr>
-        <w:spacing w:after="120" w:before="40"/>
-      </w:pPr>
-      <w:r>
-        <w:rPr>
-          <w:i/>
-          <w:iCs/>
-          <w:color w:val="8C8C8C"/>
-          <w:sz w:val="20"/>
-          <w:szCs w:val="20"/>
-        </w:rPr>
-        <w:t xml:space="preserve">À compléter.</w:t>
-      </w:r>
-    </w:p>
-    <w:p>
-      <w:pPr>
-        <w:pStyle w:val="Heading3"/>
-        <w:spacing w:after="60" w:before="260"/>
-      </w:pPr>
-      <w:r>
-        <w:rPr>
-          <w:b/>
-          <w:bCs/>
-          <w:color w:val="1F3864"/>
-          <w:sz w:val="22"/>
-          <w:szCs w:val="22"/>
-        </w:rPr>
         <w:t xml:space="preserve">Le magicien</w:t>
       </w:r>
     </w:p>
     <w:p>
       <w:pPr>
-        <w:spacing w:after="120" w:before="40"/>
-      </w:pPr>
-      <w:r>
-        <w:rPr>
-          <w:i/>
-          <w:iCs/>
-          <w:color w:val="8C8C8C"/>
-          <w:sz w:val="20"/>
-          <w:szCs w:val="20"/>
-        </w:rPr>
-        <w:t xml:space="preserve">À compléter.</w:t>
+        <w:spacing w:after="120" w:before="60" w:line="276"/>
+        <w:jc w:val="both"/>
+      </w:pPr>
+      <w:r>
+        <w:rPr>
+          <w:b/>
+          <w:bCs/>
+        </w:rPr>
+        <w:t xml:space="preserve">L’image. </w:t>
+      </w:r>
+      <w:r>
+        <w:t xml:space="preserve">Le magicien ne l’emporte pas par la force, mais par la surprise : il fait apparaître la balle là où l’adversaire ne l’attend pas.</w:t>
+      </w:r>
+    </w:p>
+    <w:p>
+      <w:pPr>
+        <w:spacing w:after="120" w:before="60" w:line="276"/>
+        <w:jc w:val="both"/>
+      </w:pPr>
+      <w:r>
+        <w:rPr>
+          <w:b/>
+          <w:bCs/>
+        </w:rPr>
+        <w:t xml:space="preserve">Sur le court. </w:t>
+      </w:r>
+      <w:r>
+        <w:t xml:space="preserve">C’est quelqu’un qui est capable de faire des </w:t>
+      </w:r>
+      <w:r>
+        <w:rPr>
+          <w:b/>
+          <w:bCs/>
+        </w:rPr>
+        <w:t xml:space="preserve">amorties</w:t>
+      </w:r>
+      <w:r>
+        <w:t xml:space="preserve">, des </w:t>
+      </w:r>
+      <w:r>
+        <w:rPr>
+          <w:b/>
+          <w:bCs/>
+        </w:rPr>
+        <w:t xml:space="preserve">croisés courts</w:t>
+      </w:r>
+      <w:r>
+        <w:t xml:space="preserve">, l’</w:t>
+      </w:r>
+      <w:r>
+        <w:rPr>
+          <w:b/>
+          <w:bCs/>
+        </w:rPr>
+        <w:t xml:space="preserve">amortie-lob</w:t>
+      </w:r>
+      <w:r>
+        <w:t xml:space="preserve">, des </w:t>
+      </w:r>
+      <w:r>
+        <w:rPr>
+          <w:b/>
+          <w:bCs/>
+        </w:rPr>
+        <w:t xml:space="preserve">slices</w:t>
+      </w:r>
+      <w:r>
+        <w:t xml:space="preserve"> — bref, qui </w:t>
+      </w:r>
+      <w:r>
+        <w:rPr>
+          <w:b/>
+          <w:bCs/>
+        </w:rPr>
+        <w:t xml:space="preserve">varie</w:t>
+      </w:r>
+      <w:r>
+        <w:t xml:space="preserve"> en permanence. C’est par le changement de rythme, de hauteur et de longueur qu’il met l’adversaire en difficulté.</w:t>
       </w:r>
     </w:p>
     <w:p>

--- a/Projet_entrainement.docx
+++ b/Projet_entrainement.docx
@@ -1163,17 +1163,132 @@
     </w:p>
     <w:p>
       <w:pPr>
-        <w:spacing w:after="120" w:before="40"/>
-      </w:pPr>
-      <w:r>
-        <w:rPr>
-          <w:i/>
-          <w:iCs/>
-          <w:color w:val="8C8C8C"/>
-          <w:sz w:val="20"/>
-          <w:szCs w:val="20"/>
-        </w:rPr>
-        <w:t xml:space="preserve">À compléter.</w:t>
+        <w:spacing w:after="120" w:before="60" w:line="276"/>
+        <w:jc w:val="both"/>
+      </w:pPr>
+      <w:r>
+        <w:rPr>
+          <w:b/>
+          <w:bCs/>
+        </w:rPr>
+        <w:t xml:space="preserve">L’image. </w:t>
+      </w:r>
+      <w:r>
+        <w:t xml:space="preserve">Un mur ne cède pas. Il ne cherche rien, il ne prend pas d’initiative : tout ce qu’on lui envoie revient.</w:t>
+      </w:r>
+    </w:p>
+    <w:p>
+      <w:pPr>
+        <w:spacing w:after="120" w:before="60" w:line="276"/>
+        <w:jc w:val="both"/>
+      </w:pPr>
+      <w:r>
+        <w:rPr>
+          <w:b/>
+          <w:bCs/>
+        </w:rPr>
+        <w:t xml:space="preserve">Sur le court. </w:t>
+      </w:r>
+      <w:r>
+        <w:t xml:space="preserve">Comme son nom l’indique, il </w:t>
+      </w:r>
+      <w:r>
+        <w:rPr>
+          <w:b/>
+          <w:bCs/>
+        </w:rPr>
+        <w:t xml:space="preserve">renvoie la balle</w:t>
+      </w:r>
+      <w:r>
+        <w:t xml:space="preserve"> et </w:t>
+      </w:r>
+      <w:r>
+        <w:rPr>
+          <w:b/>
+          <w:bCs/>
+        </w:rPr>
+        <w:t xml:space="preserve">il ne rate pas</w:t>
+      </w:r>
+      <w:r>
+        <w:t xml:space="preserve">. C’est un </w:t>
+      </w:r>
+      <w:r>
+        <w:rPr>
+          <w:b/>
+          <w:bCs/>
+        </w:rPr>
+        <w:t xml:space="preserve">contreur</w:t>
+      </w:r>
+      <w:r>
+        <w:t xml:space="preserve"> : si l’adversaire joue un peu plus vite, il s’appuie sur cette vitesse pour jouer vite à son tour. Il remet la balle </w:t>
+      </w:r>
+      <w:r>
+        <w:rPr>
+          <w:b/>
+          <w:bCs/>
+        </w:rPr>
+        <w:t xml:space="preserve">sans beaucoup d’intention</w:t>
+      </w:r>
+      <w:r>
+        <w:t xml:space="preserve"> et laisse davantage l’initiative à l’adversaire — mais il ne rate rien.</w:t>
+      </w:r>
+    </w:p>
+    <w:tbl>
+      <w:tblPr>
+        <w:tblW w:type="dxa" w:w="9070"/>
+        <w:tblBorders>
+          <w:top w:val="single" w:color="C9D3E6" w:sz="2"/>
+          <w:left w:val="single" w:color="1F3864" w:sz="18"/>
+          <w:bottom w:val="single" w:color="C9D3E6" w:sz="2"/>
+          <w:right w:val="single" w:color="C9D3E6" w:sz="2"/>
+          <w:insideH w:val="none" w:color="FFFFFF" w:sz="0"/>
+          <w:insideV w:val="none" w:color="FFFFFF" w:sz="0"/>
+        </w:tblBorders>
+      </w:tblPr>
+      <w:tblGrid>
+        <w:gridCol w:w="9070"/>
+      </w:tblGrid>
+      <w:tr>
+        <w:tc>
+          <w:tcPr>
+            <w:tcW w:type="dxa" w:w="9070"/>
+            <w:shd w:fill="F2F5FA" w:color="auto" w:val="clear"/>
+            <w:tcMar>
+              <w:top w:type="dxa" w:w="140"/>
+              <w:left w:type="dxa" w:w="180"/>
+              <w:bottom w:type="dxa" w:w="140"/>
+              <w:right w:type="dxa" w:w="180"/>
+            </w:tcMar>
+          </w:tcPr>
+          <w:p>
+            <w:r>
+              <w:rPr>
+                <w:b/>
+                <w:bCs/>
+                <w:color w:val="1F3864"/>
+                <w:sz w:val="20"/>
+                <w:szCs w:val="20"/>
+              </w:rPr>
+              <w:t xml:space="preserve">Sa force : </w:t>
+            </w:r>
+            <w:r>
+              <w:rPr>
+                <w:color w:val="262626"/>
+                <w:sz w:val="20"/>
+                <w:szCs w:val="20"/>
+              </w:rPr>
+              <w:t xml:space="preserve">la régularité. C’est à l’adversaire de trouver la solution, et de prendre le risque de la chercher.</w:t>
+            </w:r>
+          </w:p>
+        </w:tc>
+      </w:tr>
+    </w:tbl>
+    <w:p>
+      <w:pPr>
+        <w:spacing w:after="160"/>
+      </w:pPr>
+      <w:r>
+        <w:t xml:space="preserve"/>
       </w:r>
     </w:p>
     <w:p>

--- a/Projet_entrainement.docx
+++ b/Projet_entrainement.docx
@@ -1034,17 +1034,233 @@
     </w:p>
     <w:p>
       <w:pPr>
-        <w:spacing w:after="120" w:before="40"/>
-      </w:pPr>
+        <w:spacing w:after="120" w:before="60" w:line="276"/>
+        <w:jc w:val="both"/>
+      </w:pPr>
+      <w:r>
+        <w:rPr>
+          <w:b/>
+          <w:bCs/>
+        </w:rPr>
+        <w:t xml:space="preserve">L’image. </w:t>
+      </w:r>
+      <w:r>
+        <w:t xml:space="preserve">Le renard ne l’emporte ni par la force ni par la surprise, mais par la </w:t>
+      </w:r>
+      <w:r>
+        <w:rPr>
+          <w:b/>
+          <w:bCs/>
+        </w:rPr>
+        <w:t xml:space="preserve">ruse</w:t>
+      </w:r>
+      <w:r>
+        <w:t xml:space="preserve">. Il observe, il repère la faille, et il l’exploite.</w:t>
+      </w:r>
+    </w:p>
+    <w:p>
+      <w:pPr>
+        <w:spacing w:after="120" w:before="60" w:line="276"/>
+        <w:jc w:val="both"/>
+      </w:pPr>
+      <w:r>
+        <w:rPr>
+          <w:b/>
+          <w:bCs/>
+        </w:rPr>
+        <w:t xml:space="preserve">Sur le court. </w:t>
+      </w:r>
+      <w:r>
+        <w:t xml:space="preserve">C’est le </w:t>
+      </w:r>
+      <w:r>
+        <w:rPr>
+          <w:b/>
+          <w:bCs/>
+        </w:rPr>
+        <w:t xml:space="preserve">joueur intelligent</w:t>
+      </w:r>
+      <w:r>
+        <w:t xml:space="preserve">, celui qui va exploiter les </w:t>
+      </w:r>
+      <w:r>
+        <w:rPr>
+          <w:b/>
+          <w:bCs/>
+        </w:rPr>
+        <w:t xml:space="preserve">faiblesses de l’adversaire</w:t>
+      </w:r>
+      <w:r>
+        <w:t xml:space="preserve">. Le premier niveau est simple : aller jouer dans le point faible. Si ce point faible est le revers, on va </w:t>
+      </w:r>
+      <w:r>
+        <w:rPr>
+          <w:b/>
+          <w:bCs/>
+        </w:rPr>
+        <w:t xml:space="preserve">pilonner le revers</w:t>
+      </w:r>
+      <w:r>
+        <w:t xml:space="preserve">.</w:t>
+      </w:r>
+    </w:p>
+    <w:p>
+      <w:pPr>
+        <w:spacing w:after="120" w:before="60" w:line="276"/>
+        <w:jc w:val="both"/>
+      </w:pPr>
+      <w:r>
+        <w:t xml:space="preserve">Mais le renard est encore plus intelligent que cela. Il remarque que le revers de l’adversaire peut être </w:t>
+      </w:r>
+      <w:r>
+        <w:rPr>
+          <w:b/>
+          <w:bCs/>
+        </w:rPr>
+        <w:t xml:space="preserve">très fort si l’on joue tout dedans</w:t>
+      </w:r>
+      <w:r>
+        <w:t xml:space="preserve">, et devenir </w:t>
+      </w:r>
+      <w:r>
+        <w:rPr>
+          <w:b/>
+          <w:bCs/>
+        </w:rPr>
+        <w:t xml:space="preserve">beaucoup moins fort s’il est précédé d’un déplacement latéral</w:t>
+      </w:r>
+      <w:r>
+        <w:t xml:space="preserve">. Il ne cherche donc pas seulement </w:t>
+      </w:r>
       <w:r>
         <w:rPr>
           <w:i/>
           <w:iCs/>
-          <w:color w:val="8C8C8C"/>
-          <w:sz w:val="20"/>
-          <w:szCs w:val="20"/>
-        </w:rPr>
-        <w:t xml:space="preserve">À compléter.</w:t>
+        </w:rPr>
+        <w:t xml:space="preserve">où</w:t>
+      </w:r>
+      <w:r>
+        <w:t xml:space="preserve"> se trouve la faiblesse, mais </w:t>
+      </w:r>
+      <w:r>
+        <w:rPr>
+          <w:i/>
+          <w:iCs/>
+        </w:rPr>
+        <w:t xml:space="preserve">dans quelles conditions</w:t>
+      </w:r>
+      <w:r>
+        <w:t xml:space="preserve"> elle apparaît.</w:t>
+      </w:r>
+    </w:p>
+    <w:p>
+      <w:pPr>
+        <w:spacing w:after="120" w:before="60" w:line="276"/>
+        <w:jc w:val="both"/>
+      </w:pPr>
+      <w:r>
+        <w:rPr>
+          <w:b/>
+          <w:bCs/>
+        </w:rPr>
+        <w:t xml:space="preserve">Exemple de mise en œuvre :</w:t>
+      </w:r>
+    </w:p>
+    <w:p>
+      <w:pPr>
+        <w:pStyle w:val="ListParagraph"/>
+        <w:numPr>
+          <w:ilvl w:val="0"/>
+          <w:numId w:val="2"/>
+        </w:numPr>
+        <w:spacing w:after="50" w:before="50" w:line="264"/>
+      </w:pPr>
+      <w:r>
+        <w:t xml:space="preserve">Ouvrir le terrain côté coup droit pour provoquer le déplacement latéral.</w:t>
+      </w:r>
+    </w:p>
+    <w:p>
+      <w:pPr>
+        <w:pStyle w:val="ListParagraph"/>
+        <w:numPr>
+          <w:ilvl w:val="0"/>
+          <w:numId w:val="2"/>
+        </w:numPr>
+        <w:spacing w:after="50" w:before="50" w:line="264"/>
+      </w:pPr>
+      <w:r>
+        <w:t xml:space="preserve">Jouer ensuite deux ou trois balles dans le revers, désormais fragilisé.</w:t>
+      </w:r>
+    </w:p>
+    <w:p>
+      <w:pPr>
+        <w:pStyle w:val="ListParagraph"/>
+        <w:numPr>
+          <w:ilvl w:val="0"/>
+          <w:numId w:val="2"/>
+        </w:numPr>
+        <w:spacing w:after="50" w:before="50" w:line="264"/>
+      </w:pPr>
+      <w:r>
+        <w:t xml:space="preserve">L’agresser sur ce revers en montant à la volée.</w:t>
+      </w:r>
+    </w:p>
+    <w:tbl>
+      <w:tblPr>
+        <w:tblW w:type="dxa" w:w="9070"/>
+        <w:tblBorders>
+          <w:top w:val="single" w:color="C9D3E6" w:sz="2"/>
+          <w:left w:val="single" w:color="1F3864" w:sz="18"/>
+          <w:bottom w:val="single" w:color="C9D3E6" w:sz="2"/>
+          <w:right w:val="single" w:color="C9D3E6" w:sz="2"/>
+          <w:insideH w:val="none" w:color="FFFFFF" w:sz="0"/>
+          <w:insideV w:val="none" w:color="FFFFFF" w:sz="0"/>
+        </w:tblBorders>
+      </w:tblPr>
+      <w:tblGrid>
+        <w:gridCol w:w="9070"/>
+      </w:tblGrid>
+      <w:tr>
+        <w:tc>
+          <w:tcPr>
+            <w:tcW w:type="dxa" w:w="9070"/>
+            <w:shd w:fill="F2F5FA" w:color="auto" w:val="clear"/>
+            <w:tcMar>
+              <w:top w:type="dxa" w:w="140"/>
+              <w:left w:type="dxa" w:w="180"/>
+              <w:bottom w:type="dxa" w:w="140"/>
+              <w:right w:type="dxa" w:w="180"/>
+            </w:tcMar>
+          </w:tcPr>
+          <w:p>
+            <w:r>
+              <w:rPr>
+                <w:b/>
+                <w:bCs/>
+                <w:color w:val="1F3864"/>
+                <w:sz w:val="20"/>
+                <w:szCs w:val="20"/>
+              </w:rPr>
+              <w:t xml:space="preserve">Sa force : </w:t>
+            </w:r>
+            <w:r>
+              <w:rPr>
+                <w:color w:val="262626"/>
+                <w:sz w:val="20"/>
+                <w:szCs w:val="20"/>
+              </w:rPr>
+              <w:t xml:space="preserve">il ne se contente pas de viser le point faible, il construit la situation qui le rend faible.</w:t>
+            </w:r>
+          </w:p>
+        </w:tc>
+      </w:tr>
+    </w:tbl>
+    <w:p>
+      <w:pPr>
+        <w:spacing w:after="160"/>
+      </w:pPr>
+      <w:r>
+        <w:t xml:space="preserve"/>
       </w:r>
     </w:p>
     <w:p>

--- a/Projet_entrainement.docx
+++ b/Projet_entrainement.docx
@@ -1525,17 +1525,186 @@
     </w:p>
     <w:p>
       <w:pPr>
-        <w:spacing w:after="120" w:before="40"/>
-      </w:pPr>
-      <w:r>
-        <w:rPr>
-          <w:i/>
-          <w:iCs/>
-          <w:color w:val="8C8C8C"/>
-          <w:sz w:val="20"/>
-          <w:szCs w:val="20"/>
-        </w:rPr>
-        <w:t xml:space="preserve">À compléter.</w:t>
+        <w:spacing w:after="120" w:before="60" w:line="276"/>
+        <w:jc w:val="both"/>
+      </w:pPr>
+      <w:r>
+        <w:rPr>
+          <w:b/>
+          <w:bCs/>
+        </w:rPr>
+        <w:t xml:space="preserve">L’image. </w:t>
+      </w:r>
+      <w:r>
+        <w:t xml:space="preserve">Le caméléon prend la couleur de son environnement. Il ne s’impose pas : il s’adapte à ce qu’il trouve en face.</w:t>
+      </w:r>
+    </w:p>
+    <w:p>
+      <w:pPr>
+        <w:spacing w:after="120" w:before="60" w:line="276"/>
+        <w:jc w:val="both"/>
+      </w:pPr>
+      <w:r>
+        <w:rPr>
+          <w:b/>
+          <w:bCs/>
+        </w:rPr>
+        <w:t xml:space="preserve">Sur le court. </w:t>
+      </w:r>
+      <w:r>
+        <w:t xml:space="preserve">Il </w:t>
+      </w:r>
+      <w:r>
+        <w:rPr>
+          <w:b/>
+          <w:bCs/>
+        </w:rPr>
+        <w:t xml:space="preserve">ne va pas imposer son jeu</w:t>
+      </w:r>
+      <w:r>
+        <w:t xml:space="preserve">, il va </w:t>
+      </w:r>
+      <w:r>
+        <w:rPr>
+          <w:b/>
+          <w:bCs/>
+        </w:rPr>
+        <w:t xml:space="preserve">s’adapter au jeu de l’autre</w:t>
+      </w:r>
+      <w:r>
+        <w:t xml:space="preserve">. Il doit donc être capable d’être tour à tour :</w:t>
+      </w:r>
+    </w:p>
+    <w:p>
+      <w:pPr>
+        <w:pStyle w:val="ListParagraph"/>
+        <w:numPr>
+          <w:ilvl w:val="0"/>
+          <w:numId w:val="2"/>
+        </w:numPr>
+        <w:spacing w:after="50" w:before="50" w:line="264"/>
+      </w:pPr>
+      <w:r>
+        <w:t xml:space="preserve">Un boa,</w:t>
+      </w:r>
+    </w:p>
+    <w:p>
+      <w:pPr>
+        <w:pStyle w:val="ListParagraph"/>
+        <w:numPr>
+          <w:ilvl w:val="0"/>
+          <w:numId w:val="2"/>
+        </w:numPr>
+        <w:spacing w:after="50" w:before="50" w:line="264"/>
+      </w:pPr>
+      <w:r>
+        <w:t xml:space="preserve">Un lion,</w:t>
+      </w:r>
+    </w:p>
+    <w:p>
+      <w:pPr>
+        <w:pStyle w:val="ListParagraph"/>
+        <w:numPr>
+          <w:ilvl w:val="0"/>
+          <w:numId w:val="2"/>
+        </w:numPr>
+        <w:spacing w:after="50" w:before="50" w:line="264"/>
+      </w:pPr>
+      <w:r>
+        <w:t xml:space="preserve">Un magicien,</w:t>
+      </w:r>
+    </w:p>
+    <w:p>
+      <w:pPr>
+        <w:pStyle w:val="ListParagraph"/>
+        <w:numPr>
+          <w:ilvl w:val="0"/>
+          <w:numId w:val="2"/>
+        </w:numPr>
+        <w:spacing w:after="50" w:before="50" w:line="264"/>
+      </w:pPr>
+      <w:r>
+        <w:t xml:space="preserve">Un mur,</w:t>
+      </w:r>
+    </w:p>
+    <w:p>
+      <w:pPr>
+        <w:pStyle w:val="ListParagraph"/>
+        <w:numPr>
+          <w:ilvl w:val="0"/>
+          <w:numId w:val="2"/>
+        </w:numPr>
+        <w:spacing w:after="50" w:before="50" w:line="264"/>
+      </w:pPr>
+      <w:r>
+        <w:t xml:space="preserve">Un renard.</w:t>
+      </w:r>
+    </w:p>
+    <w:p>
+      <w:pPr>
+        <w:spacing w:after="120" w:before="60" w:line="276"/>
+        <w:jc w:val="both"/>
+      </w:pPr>
+      <w:r>
+        <w:t xml:space="preserve">Il change en fonction du jeu de l’adversaire : c’est la confrontation qui décide du profil à endosser, et non une préférence fixée à l’avance.</w:t>
+      </w:r>
+    </w:p>
+    <w:tbl>
+      <w:tblPr>
+        <w:tblW w:type="dxa" w:w="9070"/>
+        <w:tblBorders>
+          <w:top w:val="single" w:color="C9D3E6" w:sz="2"/>
+          <w:left w:val="single" w:color="1F3864" w:sz="18"/>
+          <w:bottom w:val="single" w:color="C9D3E6" w:sz="2"/>
+          <w:right w:val="single" w:color="C9D3E6" w:sz="2"/>
+          <w:insideH w:val="none" w:color="FFFFFF" w:sz="0"/>
+          <w:insideV w:val="none" w:color="FFFFFF" w:sz="0"/>
+        </w:tblBorders>
+      </w:tblPr>
+      <w:tblGrid>
+        <w:gridCol w:w="9070"/>
+      </w:tblGrid>
+      <w:tr>
+        <w:tc>
+          <w:tcPr>
+            <w:tcW w:type="dxa" w:w="9070"/>
+            <w:shd w:fill="F2F5FA" w:color="auto" w:val="clear"/>
+            <w:tcMar>
+              <w:top w:type="dxa" w:w="140"/>
+              <w:left w:type="dxa" w:w="180"/>
+              <w:bottom w:type="dxa" w:w="140"/>
+              <w:right w:type="dxa" w:w="180"/>
+            </w:tcMar>
+          </w:tcPr>
+          <w:p>
+            <w:r>
+              <w:rPr>
+                <w:b/>
+                <w:bCs/>
+                <w:color w:val="1F3864"/>
+                <w:sz w:val="20"/>
+                <w:szCs w:val="20"/>
+              </w:rPr>
+              <w:t xml:space="preserve">Son exigence : </w:t>
+            </w:r>
+            <w:r>
+              <w:rPr>
+                <w:color w:val="262626"/>
+                <w:sz w:val="20"/>
+                <w:szCs w:val="20"/>
+              </w:rPr>
+              <w:t xml:space="preserve">le caméléon suppose de maîtriser tous les autres profils — c’est le plus complet, et le plus long à construire.</w:t>
+            </w:r>
+          </w:p>
+        </w:tc>
+      </w:tr>
+    </w:tbl>
+    <w:p>
+      <w:pPr>
+        <w:spacing w:after="160"/>
+      </w:pPr>
+      <w:r>
+        <w:t xml:space="preserve"/>
       </w:r>
     </w:p>
     <w:p>
@@ -2826,19 +2995,6 @@
       </w:pPr>
       <w:r>
         <w:t xml:space="preserve">Calendrier : échelonner les objectifs techniques et tactiques jusqu’à la fin de la préparation.</w:t>
-      </w:r>
-    </w:p>
-    <w:p>
-      <w:pPr>
-        <w:pStyle w:val="ListParagraph"/>
-        <w:numPr>
-          <w:ilvl w:val="0"/>
-          <w:numId w:val="2"/>
-        </w:numPr>
-        <w:spacing w:after="50" w:before="50" w:line="264"/>
-      </w:pPr>
-      <w:r>
-        <w:t xml:space="preserve">Description détaillée des cinq profils du BOA.</w:t>
       </w:r>
     </w:p>
     <w:sectPr>

--- a/Projet_entrainement.docx
+++ b/Projet_entrainement.docx
@@ -1707,6 +1707,222 @@
         <w:t xml:space="preserve"/>
       </w:r>
     </w:p>
+    <w:p>
+      <w:pPr>
+        <w:spacing w:after="160"/>
+      </w:pPr>
+      <w:r>
+        <w:t xml:space="preserve"/>
+      </w:r>
+    </w:p>
+    <w:p>
+      <w:pPr>
+        <w:pStyle w:val="Heading2"/>
+        <w:spacing w:after="80" w:before="240"/>
+      </w:pPr>
+      <w:r>
+        <w:rPr>
+          <w:b/>
+          <w:bCs/>
+          <w:color w:val="1F3864"/>
+          <w:sz w:val="24"/>
+          <w:szCs w:val="24"/>
+        </w:rPr>
+        <w:t xml:space="preserve">1.5 Faire des BOA ascendants</w:t>
+      </w:r>
+    </w:p>
+    <w:p>
+      <w:pPr>
+        <w:spacing w:after="120" w:before="60" w:line="276"/>
+        <w:jc w:val="both"/>
+      </w:pPr>
+      <w:r>
+        <w:t xml:space="preserve">L’objectif final est clair : </w:t>
+      </w:r>
+      <w:r>
+        <w:rPr>
+          <w:b/>
+          <w:bCs/>
+        </w:rPr>
+        <w:t xml:space="preserve">on veut faire de nos joueurs de très bons boas</w:t>
+      </w:r>
+      <w:r>
+        <w:t xml:space="preserve">. Mais il faut </w:t>
+      </w:r>
+      <w:r>
+        <w:rPr>
+          <w:b/>
+          <w:bCs/>
+        </w:rPr>
+        <w:t xml:space="preserve">tenir compte de la personnalité de chaque joueur</w:t>
+      </w:r>
+      <w:r>
+        <w:t xml:space="preserve"> : il ne s’agit pas de les enfermer dans un carcan tactique en leur disant « tu dois être un boa ».</w:t>
+      </w:r>
+    </w:p>
+    <w:p>
+      <w:pPr>
+        <w:spacing w:after="120" w:before="60" w:line="276"/>
+        <w:jc w:val="both"/>
+      </w:pPr>
+      <w:r>
+        <w:t xml:space="preserve">Prenons un exemple. Un joueur est naturellement attiré par le jeu offensif, donc attiré vers le filet. </w:t>
+      </w:r>
+      <w:r>
+        <w:rPr>
+          <w:b/>
+          <w:bCs/>
+        </w:rPr>
+        <w:t xml:space="preserve">Il ne faut surtout pas aller à l’encontre de cela</w:t>
+      </w:r>
+      <w:r>
+        <w:t xml:space="preserve"> en lui disant « non, non, non, tu ne peux pas monter ». On va au contraire essayer d’en faire un </w:t>
+      </w:r>
+      <w:r>
+        <w:rPr>
+          <w:b/>
+          <w:bCs/>
+        </w:rPr>
+        <w:t xml:space="preserve">boa ascendant lion</w:t>
+      </w:r>
+      <w:r>
+        <w:t xml:space="preserve">.</w:t>
+      </w:r>
+    </w:p>
+    <w:p>
+      <w:pPr>
+        <w:spacing w:after="120" w:before="60" w:line="276"/>
+        <w:jc w:val="both"/>
+      </w:pPr>
+      <w:r>
+        <w:t xml:space="preserve">Le même raisonnement vaut pour les autres profils :</w:t>
+      </w:r>
+    </w:p>
+    <w:p>
+      <w:pPr>
+        <w:pStyle w:val="ListParagraph"/>
+        <w:numPr>
+          <w:ilvl w:val="0"/>
+          <w:numId w:val="2"/>
+        </w:numPr>
+        <w:spacing w:after="50" w:before="50" w:line="264"/>
+      </w:pPr>
+      <w:r>
+        <w:t xml:space="preserve">Un joueur qui utilise beaucoup l’amortie et la variation : on en fera un </w:t>
+      </w:r>
+      <w:r>
+        <w:rPr>
+          <w:b/>
+          <w:bCs/>
+        </w:rPr>
+        <w:t xml:space="preserve">boa ascendant magicien</w:t>
+      </w:r>
+      <w:r>
+        <w:t xml:space="preserve">.</w:t>
+      </w:r>
+    </w:p>
+    <w:p>
+      <w:pPr>
+        <w:pStyle w:val="ListParagraph"/>
+        <w:numPr>
+          <w:ilvl w:val="0"/>
+          <w:numId w:val="2"/>
+        </w:numPr>
+        <w:spacing w:after="50" w:before="50" w:line="264"/>
+      </w:pPr>
+      <w:r>
+        <w:t xml:space="preserve">Un joueur qui lit le jeu et cherche la faille : on en fera un </w:t>
+      </w:r>
+      <w:r>
+        <w:rPr>
+          <w:b/>
+          <w:bCs/>
+        </w:rPr>
+        <w:t xml:space="preserve">boa ascendant renard</w:t>
+      </w:r>
+      <w:r>
+        <w:t xml:space="preserve">.</w:t>
+      </w:r>
+    </w:p>
+    <w:p>
+      <w:pPr>
+        <w:spacing w:after="120" w:before="60" w:line="276"/>
+        <w:jc w:val="both"/>
+      </w:pPr>
+      <w:r>
+        <w:t xml:space="preserve">Ce ne sont donc pas des </w:t>
+      </w:r>
+      <w:r>
+        <w:rPr>
+          <w:i/>
+          <w:iCs/>
+        </w:rPr>
+        <w:t xml:space="preserve">purs boas</w:t>
+      </w:r>
+      <w:r>
+        <w:t xml:space="preserve">. Le boa reste le tronc commun — le volume agressif, la solidité, la capacité à conclure — mais la coloration vient de l’enfant. </w:t>
+      </w:r>
+      <w:r>
+        <w:rPr>
+          <w:b/>
+          <w:bCs/>
+        </w:rPr>
+        <w:t xml:space="preserve">Il faut laisser libre cours à sa personnalité</w:t>
+      </w:r>
+      <w:r>
+        <w:t xml:space="preserve">.</w:t>
+      </w:r>
+    </w:p>
+    <w:tbl>
+      <w:tblPr>
+        <w:tblW w:type="dxa" w:w="9070"/>
+        <w:tblBorders>
+          <w:top w:val="single" w:color="C9D3E6" w:sz="2"/>
+          <w:left w:val="single" w:color="1F3864" w:sz="18"/>
+          <w:bottom w:val="single" w:color="C9D3E6" w:sz="2"/>
+          <w:right w:val="single" w:color="C9D3E6" w:sz="2"/>
+          <w:insideH w:val="none" w:color="FFFFFF" w:sz="0"/>
+          <w:insideV w:val="none" w:color="FFFFFF" w:sz="0"/>
+        </w:tblBorders>
+      </w:tblPr>
+      <w:tblGrid>
+        <w:gridCol w:w="9070"/>
+      </w:tblGrid>
+      <w:tr>
+        <w:tc>
+          <w:tcPr>
+            <w:tcW w:type="dxa" w:w="9070"/>
+            <w:shd w:fill="F2F5FA" w:color="auto" w:val="clear"/>
+            <w:tcMar>
+              <w:top w:type="dxa" w:w="140"/>
+              <w:left w:type="dxa" w:w="180"/>
+              <w:bottom w:type="dxa" w:w="140"/>
+              <w:right w:type="dxa" w:w="180"/>
+            </w:tcMar>
+          </w:tcPr>
+          <w:p>
+            <w:r>
+              <w:rPr>
+                <w:b/>
+                <w:bCs/>
+                <w:color w:val="1F3864"/>
+                <w:sz w:val="20"/>
+                <w:szCs w:val="20"/>
+              </w:rPr>
+              <w:t xml:space="preserve">La formule : </w:t>
+            </w:r>
+            <w:r>
+              <w:rPr>
+                <w:color w:val="262626"/>
+                <w:sz w:val="20"/>
+                <w:szCs w:val="20"/>
+              </w:rPr>
+              <w:t xml:space="preserve">un BOA pour tous, une ascendance pour chacun. On construit le boa sans jamais contrarier ce vers quoi l’enfant va naturellement.</w:t>
+            </w:r>
+          </w:p>
+        </w:tc>
+      </w:tr>
+    </w:tbl>
     <w:p>
       <w:pPr>
         <w:spacing w:after="160"/>

--- a/Projet_entrainement.docx
+++ b/Projet_entrainement.docx
@@ -390,7 +390,27 @@
         <w:jc w:val="both"/>
       </w:pPr>
       <w:r>
-        <w:t xml:space="preserve">Le joueur n’a pas à entrer dans un modèle qui n’est pas le sien : c’est le BOA qui s’ajuste à sa personnalité.</w:t>
+        <w:t xml:space="preserve">Le joueur n’a pas à entrer dans un modèle qui n’est pas le sien : c’est le BOA qui s’ajuste à sa personnalité. Chaque profil est défini au </w:t>
+      </w:r>
+      <w:r>
+        <w:rPr>
+          <w:b/>
+          <w:bCs/>
+        </w:rPr>
+        <w:t xml:space="preserve">1.4</w:t>
+      </w:r>
+      <w:r>
+        <w:t xml:space="preserve">, et la manière de le combiner avec le BOA au </w:t>
+      </w:r>
+      <w:r>
+        <w:rPr>
+          <w:b/>
+          <w:bCs/>
+        </w:rPr>
+        <w:t xml:space="preserve">1.5</w:t>
+      </w:r>
+      <w:r>
+        <w:t xml:space="preserve">.</w:t>
       </w:r>
     </w:p>
     <w:p>
@@ -1972,7 +1992,7 @@
         <w:jc w:val="both"/>
       </w:pPr>
       <w:r>
-        <w:t xml:space="preserve">L’objectif n’est pas d’enfermer l’athlète dans un </w:t>
+        <w:t xml:space="preserve">L’objectif n’est pas d’enfermer le joueur dans un </w:t>
       </w:r>
       <w:r>
         <w:rPr>
@@ -2031,7 +2051,7 @@
                 <w:sz w:val="20"/>
                 <w:szCs w:val="20"/>
               </w:rPr>
-              <w:t xml:space="preserve">Objectif échéance : </w:t>
+              <w:t xml:space="preserve">Le repère : </w:t>
             </w:r>
             <w:r>
               <w:rPr>
@@ -2039,7 +2059,7 @@
                 <w:sz w:val="20"/>
                 <w:szCs w:val="20"/>
               </w:rPr>
-              <w:t xml:space="preserve">position des segments correcte à l’impact acquise en fin de préparation.</w:t>
+              <w:t xml:space="preserve">la position des segments à l’impact — préparée dès la fin de la préparation du geste.</w:t>
             </w:r>
           </w:p>
         </w:tc>
@@ -2656,7 +2676,7 @@
         <w:t xml:space="preserve">fixer des objectifs précis</w:t>
       </w:r>
       <w:r>
-        <w:t xml:space="preserve"> avec l’athlète.</w:t>
+        <w:t xml:space="preserve"> avec le joueur.</w:t>
       </w:r>
     </w:p>
     <w:tbl>
@@ -3210,10 +3230,24 @@
         <w:spacing w:after="50" w:before="50" w:line="264"/>
       </w:pPr>
       <w:r>
-        <w:t xml:space="preserve">Calendrier : échelonner les objectifs techniques et tactiques jusqu’à la fin de la préparation.</w:t>
+        <w:t xml:space="preserve">Calendrier : échelonner les objectifs techniques et tactiques d’une saison à l’autre.</w:t>
+      </w:r>
+    </w:p>
+    <w:p>
+      <w:pPr>
+        <w:pStyle w:val="ListParagraph"/>
+        <w:numPr>
+          <w:ilvl w:val="0"/>
+          <w:numId w:val="2"/>
+        </w:numPr>
+        <w:spacing w:after="50" w:before="50" w:line="264"/>
+      </w:pPr>
+      <w:r>
+        <w:t xml:space="preserve">« Fin de prépa » : préciser s’il s’agit de la fin de la phase de préparation du geste ou d’une échéance de la période.</w:t>
       </w:r>
     </w:p>
     <w:sectPr>
+      <w:footerReference w:type="default" r:id="rId7"/>
       <w:pgSz w:w="11906" w:h="16838" w:orient="portrait"/>
       <w:pgMar w:top="1134" w:right="1134" w:bottom="1134" w:left="1134" w:header="708" w:footer="708" w:gutter="0"/>
       <w:pgNumType/>
@@ -3262,6 +3296,27 @@
     </w:p>
   </w:endnote>
 </w:endnotes>
+</file>
+
+<file path=word/footer1.xml><?xml version="1.0" encoding="utf-8"?>
+<w:ftr xmlns:wpc="http://schemas.microsoft.com/office/word/2010/wordprocessingCanvas" xmlns:mc="http://schemas.openxmlformats.org/markup-compatibility/2006" xmlns:o="urn:schemas-microsoft-com:office:office" xmlns:r="http://schemas.openxmlformats.org/officeDocument/2006/relationships" xmlns:m="http://schemas.openxmlformats.org/officeDocument/2006/math" xmlns:v="urn:schemas-microsoft-com:vml" xmlns:wp14="http://schemas.microsoft.com/office/word/2010/wordprocessingDrawing" xmlns:wp="http://schemas.openxmlformats.org/drawingml/2006/wordprocessingDrawing" xmlns:w10="urn:schemas-microsoft-com:office:word" xmlns:w="http://schemas.openxmlformats.org/wordprocessingml/2006/main" xmlns:w14="http://schemas.microsoft.com/office/word/2010/wordml" xmlns:w15="http://schemas.microsoft.com/office/word/2012/wordml" xmlns:wpg="http://schemas.microsoft.com/office/word/2010/wordprocessingGroup" xmlns:wpi="http://schemas.microsoft.com/office/word/2010/wordprocessingInk" xmlns:wne="http://schemas.microsoft.com/office/word/2006/wordml" xmlns:wps="http://schemas.microsoft.com/office/word/2010/wordprocessingShape">
+  <w:p>
+    <w:pPr>
+      <w:jc w:val="center"/>
+    </w:pPr>
+    <w:r>
+      <w:rPr>
+        <w:color w:val="595959"/>
+        <w:sz w:val="18"/>
+        <w:szCs w:val="18"/>
+      </w:rPr>
+      <w:fldChar w:fldCharType="begin"/>
+      <w:instrText xml:space="preserve">PAGE</w:instrText>
+      <w:fldChar w:fldCharType="separate"/>
+      <w:fldChar w:fldCharType="end"/>
+    </w:r>
+  </w:p>
+</w:ftr>
 </file>
 
 <file path=word/footnotes.xml><?xml version="1.0" encoding="utf-8"?>

--- a/Projet_entrainement.docx
+++ b/Projet_entrainement.docx
@@ -57,7 +57,7 @@
         <w:jc w:val="both"/>
       </w:pPr>
       <w:r>
-        <w:t xml:space="preserve">Ce document rassemble les axes de travail retenus pour la préparation. Il s’organise en cinq volets : </w:t>
+        <w:t xml:space="preserve">Ce document rassemble les axes de travail retenus pour la préparation. Il s’organise en quatre volets : </w:t>
       </w:r>
       <w:r>
         <w:rPr>
@@ -75,16 +75,6 @@
           <w:bCs/>
         </w:rPr>
         <w:t xml:space="preserve">la technique</w:t>
-      </w:r>
-      <w:r>
-        <w:t xml:space="preserve">, </w:t>
-      </w:r>
-      <w:r>
-        <w:rPr>
-          <w:b/>
-          <w:bCs/>
-        </w:rPr>
-        <w:t xml:space="preserve">l’évolution de l’apprentissage du BOA</w:t>
       </w:r>
       <w:r>
         <w:t xml:space="preserve">, </w:t>
@@ -230,7 +220,7 @@
                 <w:sz w:val="20"/>
                 <w:szCs w:val="20"/>
               </w:rPr>
-              <w:t xml:space="preserve">le BOA n’est pas un exercice ni une consigne de match. C’est l’image générale du joueur que l’on veut obtenir au terme de la formation — le « produit » final.</w:t>
+              <w:t xml:space="preserve">le BOA est l’image générale du joueur que l’on veut obtenir au terme de la formation — le « produit » final.</w:t>
             </w:r>
           </w:p>
         </w:tc>
@@ -257,7 +247,7 @@
           <w:sz w:val="24"/>
           <w:szCs w:val="24"/>
         </w:rPr>
-        <w:t xml:space="preserve">1.1 Respecter la personnalité de l’enfant</w:t>
+        <w:t xml:space="preserve">1.1 Respecter la personnalité de l’enfant : le BOA ascendant xxx</w:t>
       </w:r>
     </w:p>
     <w:p>
@@ -390,27 +380,1237 @@
         <w:jc w:val="both"/>
       </w:pPr>
       <w:r>
-        <w:t xml:space="preserve">Le joueur n’a pas à entrer dans un modèle qui n’est pas le sien : c’est le BOA qui s’ajuste à sa personnalité. Chaque profil est défini au </w:t>
-      </w:r>
-      <w:r>
-        <w:rPr>
-          <w:b/>
-          <w:bCs/>
-        </w:rPr>
-        <w:t xml:space="preserve">1.4</w:t>
-      </w:r>
-      <w:r>
-        <w:t xml:space="preserve">, et la manière de le combiner avec le BOA au </w:t>
-      </w:r>
-      <w:r>
-        <w:rPr>
-          <w:b/>
-          <w:bCs/>
-        </w:rPr>
-        <w:t xml:space="preserve">1.5</w:t>
+        <w:t xml:space="preserve">Chaque profil est décrit par l’image de l’animal, puis par sa traduction sur le court.</w:t>
+      </w:r>
+    </w:p>
+    <w:p>
+      <w:pPr>
+        <w:pStyle w:val="Heading3"/>
+        <w:spacing w:after="60" w:before="260"/>
+      </w:pPr>
+      <w:r>
+        <w:rPr>
+          <w:b/>
+          <w:bCs/>
+          <w:color w:val="1F3864"/>
+          <w:sz w:val="22"/>
+          <w:szCs w:val="22"/>
+        </w:rPr>
+        <w:t xml:space="preserve">Le BOA</w:t>
+      </w:r>
+    </w:p>
+    <w:p>
+      <w:pPr>
+        <w:spacing w:after="120" w:before="60" w:line="276"/>
+        <w:jc w:val="both"/>
+      </w:pPr>
+      <w:r>
+        <w:rPr>
+          <w:b/>
+          <w:bCs/>
+        </w:rPr>
+        <w:t xml:space="preserve">L’image. </w:t>
+      </w:r>
+      <w:r>
+        <w:t xml:space="preserve">Le boa </w:t>
+      </w:r>
+      <w:r>
+        <w:rPr>
+          <w:b/>
+          <w:bCs/>
+        </w:rPr>
+        <w:t xml:space="preserve">entoure sa proie très solidement</w:t>
+      </w:r>
+      <w:r>
+        <w:t xml:space="preserve">. Il l’entoure, il l’entoure encore, jusqu’à ce qu’elle ne puisse plus bouger et se retrouve complètement sous son emprise. Puis, à un certain moment — bam — il serre : il tue sa proie en portant le coup de grâce.</w:t>
+      </w:r>
+    </w:p>
+    <w:p>
+      <w:pPr>
+        <w:spacing w:after="120" w:before="60" w:line="276"/>
+        <w:jc w:val="both"/>
+      </w:pPr>
+      <w:r>
+        <w:rPr>
+          <w:b/>
+          <w:bCs/>
+        </w:rPr>
+        <w:t xml:space="preserve">Sur le court. </w:t>
+      </w:r>
+      <w:r>
+        <w:t xml:space="preserve">C’est le joueur qui met un </w:t>
+      </w:r>
+      <w:r>
+        <w:rPr>
+          <w:b/>
+          <w:bCs/>
+        </w:rPr>
+        <w:t xml:space="preserve">volume agressif</w:t>
+      </w:r>
+      <w:r>
+        <w:t xml:space="preserve"> et qui distribue tout en mettant ce volume. Ce volume lui rend deux services :</w:t>
+      </w:r>
+    </w:p>
+    <w:p>
+      <w:pPr>
+        <w:pStyle w:val="ListParagraph"/>
+        <w:numPr>
+          <w:ilvl w:val="0"/>
+          <w:numId w:val="2"/>
+        </w:numPr>
+        <w:spacing w:after="50" w:before="50" w:line="264"/>
+      </w:pPr>
+      <w:r>
+        <w:rPr>
+          <w:b/>
+          <w:bCs/>
+        </w:rPr>
+        <w:t xml:space="preserve">Il le protège</w:t>
+      </w:r>
+      <w:r>
+        <w:t xml:space="preserve"> : l’adversaire, enfermé, ne peut pas attaquer.</w:t>
+      </w:r>
+    </w:p>
+    <w:p>
+      <w:pPr>
+        <w:pStyle w:val="ListParagraph"/>
+        <w:numPr>
+          <w:ilvl w:val="0"/>
+          <w:numId w:val="2"/>
+        </w:numPr>
+        <w:spacing w:after="50" w:before="50" w:line="264"/>
+      </w:pPr>
+      <w:r>
+        <w:rPr>
+          <w:b/>
+          <w:bCs/>
+        </w:rPr>
+        <w:t xml:space="preserve">Il génère une balle courte</w:t>
+      </w:r>
+      <w:r>
+        <w:t xml:space="preserve"> : à force d’être pressé, l’adversaire finit par rendre une balle exploitable.</w:t>
+      </w:r>
+    </w:p>
+    <w:p>
+      <w:pPr>
+        <w:spacing w:after="120" w:before="60" w:line="276"/>
+        <w:jc w:val="both"/>
+      </w:pPr>
+      <w:r>
+        <w:t xml:space="preserve">Et quand la balle courte arrive — bam. Le joueur doit être capable de </w:t>
+      </w:r>
+      <w:r>
+        <w:rPr>
+          <w:b/>
+          <w:bCs/>
+        </w:rPr>
+        <w:t xml:space="preserve">terminer le point en une ou deux frappes de balle</w:t>
+      </w:r>
+      <w:r>
+        <w:t xml:space="preserve">. C’est le coup de grâce du boa. Cela suppose donc une </w:t>
+      </w:r>
+      <w:r>
+        <w:rPr>
+          <w:b/>
+          <w:bCs/>
+        </w:rPr>
+        <w:t xml:space="preserve">bonne attaque</w:t>
+      </w:r>
+      <w:r>
+        <w:t xml:space="preserve"> et une </w:t>
+      </w:r>
+      <w:r>
+        <w:rPr>
+          <w:b/>
+          <w:bCs/>
+        </w:rPr>
+        <w:t xml:space="preserve">bonne volée</w:t>
       </w:r>
       <w:r>
         <w:t xml:space="preserve">.</w:t>
+      </w:r>
+    </w:p>
+    <w:tbl>
+      <w:tblPr>
+        <w:tblW w:type="dxa" w:w="9070"/>
+        <w:tblBorders>
+          <w:top w:val="single" w:color="C9D3E6" w:sz="2"/>
+          <w:left w:val="single" w:color="1F3864" w:sz="18"/>
+          <w:bottom w:val="single" w:color="C9D3E6" w:sz="2"/>
+          <w:right w:val="single" w:color="C9D3E6" w:sz="2"/>
+          <w:insideH w:val="none" w:color="FFFFFF" w:sz="0"/>
+          <w:insideV w:val="none" w:color="FFFFFF" w:sz="0"/>
+        </w:tblBorders>
+      </w:tblPr>
+      <w:tblGrid>
+        <w:gridCol w:w="9070"/>
+      </w:tblGrid>
+      <w:tr>
+        <w:tc>
+          <w:tcPr>
+            <w:tcW w:type="dxa" w:w="9070"/>
+            <w:shd w:fill="F2F5FA" w:color="auto" w:val="clear"/>
+            <w:tcMar>
+              <w:top w:type="dxa" w:w="140"/>
+              <w:left w:type="dxa" w:w="180"/>
+              <w:bottom w:type="dxa" w:w="140"/>
+              <w:right w:type="dxa" w:w="180"/>
+            </w:tcMar>
+          </w:tcPr>
+          <w:p>
+            <w:r>
+              <w:rPr>
+                <w:b/>
+                <w:bCs/>
+                <w:color w:val="1F3864"/>
+                <w:sz w:val="20"/>
+                <w:szCs w:val="20"/>
+              </w:rPr>
+              <w:t xml:space="preserve">Le BOA le plus complet possible : </w:t>
+            </w:r>
+            <w:r>
+              <w:rPr>
+                <w:color w:val="262626"/>
+                <w:sz w:val="20"/>
+                <w:szCs w:val="20"/>
+              </w:rPr>
+              <w:t xml:space="preserve">un volume agressif pour enfermer l’adversaire et faire venir la balle courte, une attaque et une volée pour conclure en une ou deux frappes.</w:t>
+            </w:r>
+          </w:p>
+        </w:tc>
+      </w:tr>
+    </w:tbl>
+    <w:p>
+      <w:pPr>
+        <w:spacing w:after="160"/>
+      </w:pPr>
+      <w:r>
+        <w:t xml:space="preserve"/>
+      </w:r>
+    </w:p>
+    <w:p>
+      <w:pPr>
+        <w:pStyle w:val="Heading3"/>
+        <w:spacing w:after="60" w:before="260"/>
+      </w:pPr>
+      <w:r>
+        <w:rPr>
+          <w:b/>
+          <w:bCs/>
+          <w:color w:val="1F3864"/>
+          <w:sz w:val="22"/>
+          <w:szCs w:val="22"/>
+        </w:rPr>
+        <w:t xml:space="preserve">Le lion</w:t>
+      </w:r>
+    </w:p>
+    <w:p>
+      <w:pPr>
+        <w:spacing w:after="120" w:before="60" w:line="276"/>
+        <w:jc w:val="both"/>
+      </w:pPr>
+      <w:r>
+        <w:rPr>
+          <w:b/>
+          <w:bCs/>
+        </w:rPr>
+        <w:t xml:space="preserve">L’image. </w:t>
+      </w:r>
+      <w:r>
+        <w:t xml:space="preserve">Le lion chasse à découvert. Il ne cherche pas à enfermer sa proie : il fond dessus et règle l’affaire en quelques secondes.</w:t>
+      </w:r>
+    </w:p>
+    <w:p>
+      <w:pPr>
+        <w:spacing w:after="120" w:before="60" w:line="276"/>
+        <w:jc w:val="both"/>
+      </w:pPr>
+      <w:r>
+        <w:rPr>
+          <w:b/>
+          <w:bCs/>
+        </w:rPr>
+        <w:t xml:space="preserve">Sur le court. </w:t>
+      </w:r>
+      <w:r>
+        <w:t xml:space="preserve">C’est quelqu’un qui </w:t>
+      </w:r>
+      <w:r>
+        <w:rPr>
+          <w:b/>
+          <w:bCs/>
+        </w:rPr>
+        <w:t xml:space="preserve">va attaquer</w:t>
+      </w:r>
+      <w:r>
+        <w:t xml:space="preserve">. Très offensif, il cherche à </w:t>
+      </w:r>
+      <w:r>
+        <w:rPr>
+          <w:b/>
+          <w:bCs/>
+        </w:rPr>
+        <w:t xml:space="preserve">terminer le point en deux ou trois frappes de balle</w:t>
+      </w:r>
+      <w:r>
+        <w:t xml:space="preserve">. Dès le service ou dès le retour de service, il agresse l’adversaire : il prend l’initiative immédiatement, sans passer par une phase de construction.</w:t>
+      </w:r>
+    </w:p>
+    <w:tbl>
+      <w:tblPr>
+        <w:tblW w:type="dxa" w:w="9070"/>
+        <w:tblBorders>
+          <w:top w:val="single" w:color="C9D3E6" w:sz="2"/>
+          <w:left w:val="single" w:color="1F3864" w:sz="18"/>
+          <w:bottom w:val="single" w:color="C9D3E6" w:sz="2"/>
+          <w:right w:val="single" w:color="C9D3E6" w:sz="2"/>
+          <w:insideH w:val="none" w:color="FFFFFF" w:sz="0"/>
+          <w:insideV w:val="none" w:color="FFFFFF" w:sz="0"/>
+        </w:tblBorders>
+      </w:tblPr>
+      <w:tblGrid>
+        <w:gridCol w:w="9070"/>
+      </w:tblGrid>
+      <w:tr>
+        <w:tc>
+          <w:tcPr>
+            <w:tcW w:type="dxa" w:w="9070"/>
+            <w:shd w:fill="F2F5FA" w:color="auto" w:val="clear"/>
+            <w:tcMar>
+              <w:top w:type="dxa" w:w="140"/>
+              <w:left w:type="dxa" w:w="180"/>
+              <w:bottom w:type="dxa" w:w="140"/>
+              <w:right w:type="dxa" w:w="180"/>
+            </w:tcMar>
+          </w:tcPr>
+          <w:p>
+            <w:r>
+              <w:rPr>
+                <w:b/>
+                <w:bCs/>
+                <w:color w:val="1F3864"/>
+                <w:sz w:val="20"/>
+                <w:szCs w:val="20"/>
+              </w:rPr>
+              <w:t xml:space="preserve">À noter : </w:t>
+            </w:r>
+            <w:r>
+              <w:rPr>
+                <w:color w:val="262626"/>
+                <w:sz w:val="20"/>
+                <w:szCs w:val="20"/>
+              </w:rPr>
+              <w:t xml:space="preserve">c’est un jeu à risque — quand il passe, le point est plié ; quand il ne passe pas, la faute arrive vite.</w:t>
+            </w:r>
+          </w:p>
+        </w:tc>
+      </w:tr>
+    </w:tbl>
+    <w:p>
+      <w:pPr>
+        <w:spacing w:after="160"/>
+      </w:pPr>
+      <w:r>
+        <w:t xml:space="preserve"/>
+      </w:r>
+    </w:p>
+    <w:p>
+      <w:pPr>
+        <w:pStyle w:val="Heading3"/>
+        <w:spacing w:after="60" w:before="260"/>
+      </w:pPr>
+      <w:r>
+        <w:rPr>
+          <w:b/>
+          <w:bCs/>
+          <w:color w:val="1F3864"/>
+          <w:sz w:val="22"/>
+          <w:szCs w:val="22"/>
+        </w:rPr>
+        <w:t xml:space="preserve">Le renard</w:t>
+      </w:r>
+    </w:p>
+    <w:p>
+      <w:pPr>
+        <w:spacing w:after="120" w:before="60" w:line="276"/>
+        <w:jc w:val="both"/>
+      </w:pPr>
+      <w:r>
+        <w:rPr>
+          <w:b/>
+          <w:bCs/>
+        </w:rPr>
+        <w:t xml:space="preserve">L’image. </w:t>
+      </w:r>
+      <w:r>
+        <w:t xml:space="preserve">Le renard ne l’emporte ni par la force ni par la surprise, mais par la </w:t>
+      </w:r>
+      <w:r>
+        <w:rPr>
+          <w:b/>
+          <w:bCs/>
+        </w:rPr>
+        <w:t xml:space="preserve">ruse</w:t>
+      </w:r>
+      <w:r>
+        <w:t xml:space="preserve">. Il observe, il repère la faille, et il l’exploite.</w:t>
+      </w:r>
+    </w:p>
+    <w:p>
+      <w:pPr>
+        <w:spacing w:after="120" w:before="60" w:line="276"/>
+        <w:jc w:val="both"/>
+      </w:pPr>
+      <w:r>
+        <w:rPr>
+          <w:b/>
+          <w:bCs/>
+        </w:rPr>
+        <w:t xml:space="preserve">Sur le court. </w:t>
+      </w:r>
+      <w:r>
+        <w:t xml:space="preserve">C’est le </w:t>
+      </w:r>
+      <w:r>
+        <w:rPr>
+          <w:b/>
+          <w:bCs/>
+        </w:rPr>
+        <w:t xml:space="preserve">joueur intelligent</w:t>
+      </w:r>
+      <w:r>
+        <w:t xml:space="preserve">, celui qui va exploiter les </w:t>
+      </w:r>
+      <w:r>
+        <w:rPr>
+          <w:b/>
+          <w:bCs/>
+        </w:rPr>
+        <w:t xml:space="preserve">faiblesses de l’adversaire</w:t>
+      </w:r>
+      <w:r>
+        <w:t xml:space="preserve">. Le premier niveau est simple : aller jouer dans le point faible. Si ce point faible est le revers, on va </w:t>
+      </w:r>
+      <w:r>
+        <w:rPr>
+          <w:b/>
+          <w:bCs/>
+        </w:rPr>
+        <w:t xml:space="preserve">pilonner le revers</w:t>
+      </w:r>
+      <w:r>
+        <w:t xml:space="preserve">.</w:t>
+      </w:r>
+    </w:p>
+    <w:p>
+      <w:pPr>
+        <w:spacing w:after="120" w:before="60" w:line="276"/>
+        <w:jc w:val="both"/>
+      </w:pPr>
+      <w:r>
+        <w:t xml:space="preserve">Mais le renard est encore plus intelligent que cela. Il remarque que le revers de l’adversaire peut être </w:t>
+      </w:r>
+      <w:r>
+        <w:rPr>
+          <w:b/>
+          <w:bCs/>
+        </w:rPr>
+        <w:t xml:space="preserve">très fort si l’on joue tout dedans</w:t>
+      </w:r>
+      <w:r>
+        <w:t xml:space="preserve">, et devenir </w:t>
+      </w:r>
+      <w:r>
+        <w:rPr>
+          <w:b/>
+          <w:bCs/>
+        </w:rPr>
+        <w:t xml:space="preserve">beaucoup moins fort s’il est précédé d’un déplacement latéral</w:t>
+      </w:r>
+      <w:r>
+        <w:t xml:space="preserve">. Il ne cherche donc pas seulement </w:t>
+      </w:r>
+      <w:r>
+        <w:rPr>
+          <w:i/>
+          <w:iCs/>
+        </w:rPr>
+        <w:t xml:space="preserve">où</w:t>
+      </w:r>
+      <w:r>
+        <w:t xml:space="preserve"> se trouve la faiblesse, mais </w:t>
+      </w:r>
+      <w:r>
+        <w:rPr>
+          <w:i/>
+          <w:iCs/>
+        </w:rPr>
+        <w:t xml:space="preserve">dans quelles conditions</w:t>
+      </w:r>
+      <w:r>
+        <w:t xml:space="preserve"> elle apparaît.</w:t>
+      </w:r>
+    </w:p>
+    <w:p>
+      <w:pPr>
+        <w:spacing w:after="120" w:before="60" w:line="276"/>
+        <w:jc w:val="both"/>
+      </w:pPr>
+      <w:r>
+        <w:rPr>
+          <w:b/>
+          <w:bCs/>
+        </w:rPr>
+        <w:t xml:space="preserve">Exemple de mise en œuvre :</w:t>
+      </w:r>
+    </w:p>
+    <w:p>
+      <w:pPr>
+        <w:pStyle w:val="ListParagraph"/>
+        <w:numPr>
+          <w:ilvl w:val="0"/>
+          <w:numId w:val="2"/>
+        </w:numPr>
+        <w:spacing w:after="50" w:before="50" w:line="264"/>
+      </w:pPr>
+      <w:r>
+        <w:t xml:space="preserve">Ouvrir le terrain côté coup droit pour provoquer le déplacement latéral.</w:t>
+      </w:r>
+    </w:p>
+    <w:p>
+      <w:pPr>
+        <w:pStyle w:val="ListParagraph"/>
+        <w:numPr>
+          <w:ilvl w:val="0"/>
+          <w:numId w:val="2"/>
+        </w:numPr>
+        <w:spacing w:after="50" w:before="50" w:line="264"/>
+      </w:pPr>
+      <w:r>
+        <w:t xml:space="preserve">Jouer ensuite deux ou trois balles dans le revers, désormais fragilisé.</w:t>
+      </w:r>
+    </w:p>
+    <w:p>
+      <w:pPr>
+        <w:pStyle w:val="ListParagraph"/>
+        <w:numPr>
+          <w:ilvl w:val="0"/>
+          <w:numId w:val="2"/>
+        </w:numPr>
+        <w:spacing w:after="50" w:before="50" w:line="264"/>
+      </w:pPr>
+      <w:r>
+        <w:t xml:space="preserve">L’agresser sur ce revers en montant à la volée.</w:t>
+      </w:r>
+    </w:p>
+    <w:tbl>
+      <w:tblPr>
+        <w:tblW w:type="dxa" w:w="9070"/>
+        <w:tblBorders>
+          <w:top w:val="single" w:color="C9D3E6" w:sz="2"/>
+          <w:left w:val="single" w:color="1F3864" w:sz="18"/>
+          <w:bottom w:val="single" w:color="C9D3E6" w:sz="2"/>
+          <w:right w:val="single" w:color="C9D3E6" w:sz="2"/>
+          <w:insideH w:val="none" w:color="FFFFFF" w:sz="0"/>
+          <w:insideV w:val="none" w:color="FFFFFF" w:sz="0"/>
+        </w:tblBorders>
+      </w:tblPr>
+      <w:tblGrid>
+        <w:gridCol w:w="9070"/>
+      </w:tblGrid>
+      <w:tr>
+        <w:tc>
+          <w:tcPr>
+            <w:tcW w:type="dxa" w:w="9070"/>
+            <w:shd w:fill="F2F5FA" w:color="auto" w:val="clear"/>
+            <w:tcMar>
+              <w:top w:type="dxa" w:w="140"/>
+              <w:left w:type="dxa" w:w="180"/>
+              <w:bottom w:type="dxa" w:w="140"/>
+              <w:right w:type="dxa" w:w="180"/>
+            </w:tcMar>
+          </w:tcPr>
+          <w:p>
+            <w:r>
+              <w:rPr>
+                <w:b/>
+                <w:bCs/>
+                <w:color w:val="1F3864"/>
+                <w:sz w:val="20"/>
+                <w:szCs w:val="20"/>
+              </w:rPr>
+              <w:t xml:space="preserve">Sa force : </w:t>
+            </w:r>
+            <w:r>
+              <w:rPr>
+                <w:color w:val="262626"/>
+                <w:sz w:val="20"/>
+                <w:szCs w:val="20"/>
+              </w:rPr>
+              <w:t xml:space="preserve">il ne se contente pas de viser le point faible, il construit la situation qui le rend faible.</w:t>
+            </w:r>
+          </w:p>
+        </w:tc>
+      </w:tr>
+    </w:tbl>
+    <w:p>
+      <w:pPr>
+        <w:spacing w:after="160"/>
+      </w:pPr>
+      <w:r>
+        <w:t xml:space="preserve"/>
+      </w:r>
+    </w:p>
+    <w:p>
+      <w:pPr>
+        <w:pStyle w:val="Heading3"/>
+        <w:spacing w:after="60" w:before="260"/>
+      </w:pPr>
+      <w:r>
+        <w:rPr>
+          <w:b/>
+          <w:bCs/>
+          <w:color w:val="1F3864"/>
+          <w:sz w:val="22"/>
+          <w:szCs w:val="22"/>
+        </w:rPr>
+        <w:t xml:space="preserve">Le magicien</w:t>
+      </w:r>
+    </w:p>
+    <w:p>
+      <w:pPr>
+        <w:spacing w:after="120" w:before="60" w:line="276"/>
+        <w:jc w:val="both"/>
+      </w:pPr>
+      <w:r>
+        <w:rPr>
+          <w:b/>
+          <w:bCs/>
+        </w:rPr>
+        <w:t xml:space="preserve">L’image. </w:t>
+      </w:r>
+      <w:r>
+        <w:t xml:space="preserve">Le magicien ne l’emporte pas par la force, mais par la surprise : il fait apparaître la balle là où l’adversaire ne l’attend pas.</w:t>
+      </w:r>
+    </w:p>
+    <w:p>
+      <w:pPr>
+        <w:spacing w:after="120" w:before="60" w:line="276"/>
+        <w:jc w:val="both"/>
+      </w:pPr>
+      <w:r>
+        <w:rPr>
+          <w:b/>
+          <w:bCs/>
+        </w:rPr>
+        <w:t xml:space="preserve">Sur le court. </w:t>
+      </w:r>
+      <w:r>
+        <w:t xml:space="preserve">C’est quelqu’un qui est capable de faire des </w:t>
+      </w:r>
+      <w:r>
+        <w:rPr>
+          <w:b/>
+          <w:bCs/>
+        </w:rPr>
+        <w:t xml:space="preserve">amorties</w:t>
+      </w:r>
+      <w:r>
+        <w:t xml:space="preserve">, des </w:t>
+      </w:r>
+      <w:r>
+        <w:rPr>
+          <w:b/>
+          <w:bCs/>
+        </w:rPr>
+        <w:t xml:space="preserve">croisés courts</w:t>
+      </w:r>
+      <w:r>
+        <w:t xml:space="preserve">, l’</w:t>
+      </w:r>
+      <w:r>
+        <w:rPr>
+          <w:b/>
+          <w:bCs/>
+        </w:rPr>
+        <w:t xml:space="preserve">amortie-lob</w:t>
+      </w:r>
+      <w:r>
+        <w:t xml:space="preserve">, des </w:t>
+      </w:r>
+      <w:r>
+        <w:rPr>
+          <w:b/>
+          <w:bCs/>
+        </w:rPr>
+        <w:t xml:space="preserve">slices</w:t>
+      </w:r>
+      <w:r>
+        <w:t xml:space="preserve"> — bref, qui </w:t>
+      </w:r>
+      <w:r>
+        <w:rPr>
+          <w:b/>
+          <w:bCs/>
+        </w:rPr>
+        <w:t xml:space="preserve">varie</w:t>
+      </w:r>
+      <w:r>
+        <w:t xml:space="preserve"> en permanence. C’est par le changement de rythme, de hauteur et de longueur qu’il met l’adversaire en difficulté.</w:t>
+      </w:r>
+    </w:p>
+    <w:p>
+      <w:pPr>
+        <w:pStyle w:val="Heading3"/>
+        <w:spacing w:after="60" w:before="260"/>
+      </w:pPr>
+      <w:r>
+        <w:rPr>
+          <w:b/>
+          <w:bCs/>
+          <w:color w:val="1F3864"/>
+          <w:sz w:val="22"/>
+          <w:szCs w:val="22"/>
+        </w:rPr>
+        <w:t xml:space="preserve">Le mur</w:t>
+      </w:r>
+    </w:p>
+    <w:p>
+      <w:pPr>
+        <w:spacing w:after="120" w:before="60" w:line="276"/>
+        <w:jc w:val="both"/>
+      </w:pPr>
+      <w:r>
+        <w:rPr>
+          <w:b/>
+          <w:bCs/>
+        </w:rPr>
+        <w:t xml:space="preserve">L’image. </w:t>
+      </w:r>
+      <w:r>
+        <w:t xml:space="preserve">Un mur ne cède pas. Il ne cherche rien, il ne prend pas d’initiative : tout ce qu’on lui envoie revient.</w:t>
+      </w:r>
+    </w:p>
+    <w:p>
+      <w:pPr>
+        <w:spacing w:after="120" w:before="60" w:line="276"/>
+        <w:jc w:val="both"/>
+      </w:pPr>
+      <w:r>
+        <w:rPr>
+          <w:b/>
+          <w:bCs/>
+        </w:rPr>
+        <w:t xml:space="preserve">Sur le court. </w:t>
+      </w:r>
+      <w:r>
+        <w:t xml:space="preserve">Comme son nom l’indique, il </w:t>
+      </w:r>
+      <w:r>
+        <w:rPr>
+          <w:b/>
+          <w:bCs/>
+        </w:rPr>
+        <w:t xml:space="preserve">renvoie la balle</w:t>
+      </w:r>
+      <w:r>
+        <w:t xml:space="preserve"> et </w:t>
+      </w:r>
+      <w:r>
+        <w:rPr>
+          <w:b/>
+          <w:bCs/>
+        </w:rPr>
+        <w:t xml:space="preserve">il ne rate pas</w:t>
+      </w:r>
+      <w:r>
+        <w:t xml:space="preserve">. C’est un </w:t>
+      </w:r>
+      <w:r>
+        <w:rPr>
+          <w:b/>
+          <w:bCs/>
+        </w:rPr>
+        <w:t xml:space="preserve">contreur</w:t>
+      </w:r>
+      <w:r>
+        <w:t xml:space="preserve"> : si l’adversaire joue un peu plus vite, il s’appuie sur cette vitesse pour jouer vite à son tour. Il remet la balle </w:t>
+      </w:r>
+      <w:r>
+        <w:rPr>
+          <w:b/>
+          <w:bCs/>
+        </w:rPr>
+        <w:t xml:space="preserve">sans beaucoup d’intention</w:t>
+      </w:r>
+      <w:r>
+        <w:t xml:space="preserve"> et laisse davantage l’initiative à l’adversaire — mais il ne rate rien.</w:t>
+      </w:r>
+    </w:p>
+    <w:tbl>
+      <w:tblPr>
+        <w:tblW w:type="dxa" w:w="9070"/>
+        <w:tblBorders>
+          <w:top w:val="single" w:color="C9D3E6" w:sz="2"/>
+          <w:left w:val="single" w:color="1F3864" w:sz="18"/>
+          <w:bottom w:val="single" w:color="C9D3E6" w:sz="2"/>
+          <w:right w:val="single" w:color="C9D3E6" w:sz="2"/>
+          <w:insideH w:val="none" w:color="FFFFFF" w:sz="0"/>
+          <w:insideV w:val="none" w:color="FFFFFF" w:sz="0"/>
+        </w:tblBorders>
+      </w:tblPr>
+      <w:tblGrid>
+        <w:gridCol w:w="9070"/>
+      </w:tblGrid>
+      <w:tr>
+        <w:tc>
+          <w:tcPr>
+            <w:tcW w:type="dxa" w:w="9070"/>
+            <w:shd w:fill="F2F5FA" w:color="auto" w:val="clear"/>
+            <w:tcMar>
+              <w:top w:type="dxa" w:w="140"/>
+              <w:left w:type="dxa" w:w="180"/>
+              <w:bottom w:type="dxa" w:w="140"/>
+              <w:right w:type="dxa" w:w="180"/>
+            </w:tcMar>
+          </w:tcPr>
+          <w:p>
+            <w:r>
+              <w:rPr>
+                <w:b/>
+                <w:bCs/>
+                <w:color w:val="1F3864"/>
+                <w:sz w:val="20"/>
+                <w:szCs w:val="20"/>
+              </w:rPr>
+              <w:t xml:space="preserve">Sa force : </w:t>
+            </w:r>
+            <w:r>
+              <w:rPr>
+                <w:color w:val="262626"/>
+                <w:sz w:val="20"/>
+                <w:szCs w:val="20"/>
+              </w:rPr>
+              <w:t xml:space="preserve">la régularité. C’est à l’adversaire de trouver la solution, et de prendre le risque de la chercher.</w:t>
+            </w:r>
+          </w:p>
+        </w:tc>
+      </w:tr>
+    </w:tbl>
+    <w:p>
+      <w:pPr>
+        <w:spacing w:after="160"/>
+      </w:pPr>
+      <w:r>
+        <w:t xml:space="preserve"/>
+      </w:r>
+    </w:p>
+    <w:p>
+      <w:pPr>
+        <w:pStyle w:val="Heading3"/>
+        <w:spacing w:after="60" w:before="260"/>
+      </w:pPr>
+      <w:r>
+        <w:rPr>
+          <w:b/>
+          <w:bCs/>
+          <w:color w:val="1F3864"/>
+          <w:sz w:val="22"/>
+          <w:szCs w:val="22"/>
+        </w:rPr>
+        <w:t xml:space="preserve">Le caméléon</w:t>
+      </w:r>
+    </w:p>
+    <w:p>
+      <w:pPr>
+        <w:spacing w:after="120" w:before="60" w:line="276"/>
+        <w:jc w:val="both"/>
+      </w:pPr>
+      <w:r>
+        <w:rPr>
+          <w:b/>
+          <w:bCs/>
+        </w:rPr>
+        <w:t xml:space="preserve">L’image. </w:t>
+      </w:r>
+      <w:r>
+        <w:t xml:space="preserve">Le caméléon prend la couleur de son environnement. Il ne s’impose pas : il s’adapte à ce qu’il trouve en face.</w:t>
+      </w:r>
+    </w:p>
+    <w:p>
+      <w:pPr>
+        <w:spacing w:after="120" w:before="60" w:line="276"/>
+        <w:jc w:val="both"/>
+      </w:pPr>
+      <w:r>
+        <w:rPr>
+          <w:b/>
+          <w:bCs/>
+        </w:rPr>
+        <w:t xml:space="preserve">Sur le court. </w:t>
+      </w:r>
+      <w:r>
+        <w:t xml:space="preserve">Il </w:t>
+      </w:r>
+      <w:r>
+        <w:rPr>
+          <w:b/>
+          <w:bCs/>
+        </w:rPr>
+        <w:t xml:space="preserve">ne va pas imposer son jeu</w:t>
+      </w:r>
+      <w:r>
+        <w:t xml:space="preserve">, il va </w:t>
+      </w:r>
+      <w:r>
+        <w:rPr>
+          <w:b/>
+          <w:bCs/>
+        </w:rPr>
+        <w:t xml:space="preserve">s’adapter au jeu de l’autre</w:t>
+      </w:r>
+      <w:r>
+        <w:t xml:space="preserve">. Il doit donc être capable d’être tour à tour :</w:t>
+      </w:r>
+    </w:p>
+    <w:p>
+      <w:pPr>
+        <w:pStyle w:val="ListParagraph"/>
+        <w:numPr>
+          <w:ilvl w:val="0"/>
+          <w:numId w:val="2"/>
+        </w:numPr>
+        <w:spacing w:after="50" w:before="50" w:line="264"/>
+      </w:pPr>
+      <w:r>
+        <w:t xml:space="preserve">Un boa,</w:t>
+      </w:r>
+    </w:p>
+    <w:p>
+      <w:pPr>
+        <w:pStyle w:val="ListParagraph"/>
+        <w:numPr>
+          <w:ilvl w:val="0"/>
+          <w:numId w:val="2"/>
+        </w:numPr>
+        <w:spacing w:after="50" w:before="50" w:line="264"/>
+      </w:pPr>
+      <w:r>
+        <w:t xml:space="preserve">Un lion,</w:t>
+      </w:r>
+    </w:p>
+    <w:p>
+      <w:pPr>
+        <w:pStyle w:val="ListParagraph"/>
+        <w:numPr>
+          <w:ilvl w:val="0"/>
+          <w:numId w:val="2"/>
+        </w:numPr>
+        <w:spacing w:after="50" w:before="50" w:line="264"/>
+      </w:pPr>
+      <w:r>
+        <w:t xml:space="preserve">Un magicien,</w:t>
+      </w:r>
+    </w:p>
+    <w:p>
+      <w:pPr>
+        <w:pStyle w:val="ListParagraph"/>
+        <w:numPr>
+          <w:ilvl w:val="0"/>
+          <w:numId w:val="2"/>
+        </w:numPr>
+        <w:spacing w:after="50" w:before="50" w:line="264"/>
+      </w:pPr>
+      <w:r>
+        <w:t xml:space="preserve">Un mur,</w:t>
+      </w:r>
+    </w:p>
+    <w:p>
+      <w:pPr>
+        <w:pStyle w:val="ListParagraph"/>
+        <w:numPr>
+          <w:ilvl w:val="0"/>
+          <w:numId w:val="2"/>
+        </w:numPr>
+        <w:spacing w:after="50" w:before="50" w:line="264"/>
+      </w:pPr>
+      <w:r>
+        <w:t xml:space="preserve">Un renard.</w:t>
+      </w:r>
+    </w:p>
+    <w:p>
+      <w:pPr>
+        <w:spacing w:after="120" w:before="60" w:line="276"/>
+        <w:jc w:val="both"/>
+      </w:pPr>
+      <w:r>
+        <w:t xml:space="preserve">Il change en fonction du jeu de l’adversaire : c’est la confrontation qui décide du profil à endosser, et non une préférence fixée à l’avance.</w:t>
+      </w:r>
+    </w:p>
+    <w:tbl>
+      <w:tblPr>
+        <w:tblW w:type="dxa" w:w="9070"/>
+        <w:tblBorders>
+          <w:top w:val="single" w:color="C9D3E6" w:sz="2"/>
+          <w:left w:val="single" w:color="1F3864" w:sz="18"/>
+          <w:bottom w:val="single" w:color="C9D3E6" w:sz="2"/>
+          <w:right w:val="single" w:color="C9D3E6" w:sz="2"/>
+          <w:insideH w:val="none" w:color="FFFFFF" w:sz="0"/>
+          <w:insideV w:val="none" w:color="FFFFFF" w:sz="0"/>
+        </w:tblBorders>
+      </w:tblPr>
+      <w:tblGrid>
+        <w:gridCol w:w="9070"/>
+      </w:tblGrid>
+      <w:tr>
+        <w:tc>
+          <w:tcPr>
+            <w:tcW w:type="dxa" w:w="9070"/>
+            <w:shd w:fill="F2F5FA" w:color="auto" w:val="clear"/>
+            <w:tcMar>
+              <w:top w:type="dxa" w:w="140"/>
+              <w:left w:type="dxa" w:w="180"/>
+              <w:bottom w:type="dxa" w:w="140"/>
+              <w:right w:type="dxa" w:w="180"/>
+            </w:tcMar>
+          </w:tcPr>
+          <w:p>
+            <w:r>
+              <w:rPr>
+                <w:b/>
+                <w:bCs/>
+                <w:color w:val="1F3864"/>
+                <w:sz w:val="20"/>
+                <w:szCs w:val="20"/>
+              </w:rPr>
+              <w:t xml:space="preserve">Son exigence : </w:t>
+            </w:r>
+            <w:r>
+              <w:rPr>
+                <w:color w:val="262626"/>
+                <w:sz w:val="20"/>
+                <w:szCs w:val="20"/>
+              </w:rPr>
+              <w:t xml:space="preserve">le caméléon suppose de maîtriser tous les autres profils — c’est le plus complet, et le plus long à construire.</w:t>
+            </w:r>
+          </w:p>
+        </w:tc>
+      </w:tr>
+    </w:tbl>
+    <w:p>
+      <w:pPr>
+        <w:spacing w:after="160"/>
+      </w:pPr>
+      <w:r>
+        <w:t xml:space="preserve"/>
+      </w:r>
+    </w:p>
+    <w:p>
+      <w:pPr>
+        <w:spacing w:after="160"/>
+      </w:pPr>
+      <w:r>
+        <w:t xml:space="preserve"/>
+      </w:r>
+    </w:p>
+    <w:p>
+      <w:pPr>
+        <w:spacing w:after="120" w:before="60" w:line="276"/>
+        <w:jc w:val="both"/>
+      </w:pPr>
+      <w:r>
+        <w:t xml:space="preserve">L’objectif final est clair : </w:t>
+      </w:r>
+      <w:r>
+        <w:rPr>
+          <w:b/>
+          <w:bCs/>
+        </w:rPr>
+        <w:t xml:space="preserve">on veut faire de nos joueurs de très bons boas</w:t>
+      </w:r>
+      <w:r>
+        <w:t xml:space="preserve">. Mais il faut </w:t>
+      </w:r>
+      <w:r>
+        <w:rPr>
+          <w:b/>
+          <w:bCs/>
+        </w:rPr>
+        <w:t xml:space="preserve">tenir compte de la personnalité de chaque joueur</w:t>
+      </w:r>
+      <w:r>
+        <w:t xml:space="preserve"> : il ne s’agit pas de les enfermer dans un carcan tactique en leur disant « tu dois être un boa ».</w:t>
+      </w:r>
+    </w:p>
+    <w:p>
+      <w:pPr>
+        <w:spacing w:after="120" w:before="60" w:line="276"/>
+        <w:jc w:val="both"/>
+      </w:pPr>
+      <w:r>
+        <w:t xml:space="preserve">Prenons un exemple. Un joueur est naturellement attiré par le jeu offensif, donc attiré vers le filet. </w:t>
+      </w:r>
+      <w:r>
+        <w:rPr>
+          <w:b/>
+          <w:bCs/>
+        </w:rPr>
+        <w:t xml:space="preserve">Il ne faut surtout pas aller à l’encontre de cela</w:t>
+      </w:r>
+      <w:r>
+        <w:t xml:space="preserve"> en lui disant « non, non, non, tu ne peux pas monter ». On va au contraire essayer d’en faire un </w:t>
+      </w:r>
+      <w:r>
+        <w:rPr>
+          <w:b/>
+          <w:bCs/>
+        </w:rPr>
+        <w:t xml:space="preserve">boa ascendant lion</w:t>
+      </w:r>
+      <w:r>
+        <w:t xml:space="preserve">.</w:t>
+      </w:r>
+    </w:p>
+    <w:p>
+      <w:pPr>
+        <w:spacing w:after="120" w:before="60" w:line="276"/>
+        <w:jc w:val="both"/>
+      </w:pPr>
+      <w:r>
+        <w:t xml:space="preserve">Le même raisonnement vaut pour les autres profils :</w:t>
+      </w:r>
+    </w:p>
+    <w:p>
+      <w:pPr>
+        <w:pStyle w:val="ListParagraph"/>
+        <w:numPr>
+          <w:ilvl w:val="0"/>
+          <w:numId w:val="2"/>
+        </w:numPr>
+        <w:spacing w:after="50" w:before="50" w:line="264"/>
+      </w:pPr>
+      <w:r>
+        <w:t xml:space="preserve">Un joueur qui utilise beaucoup l’amortie et la variation : on en fera un </w:t>
+      </w:r>
+      <w:r>
+        <w:rPr>
+          <w:b/>
+          <w:bCs/>
+        </w:rPr>
+        <w:t xml:space="preserve">boa ascendant magicien</w:t>
+      </w:r>
+      <w:r>
+        <w:t xml:space="preserve">.</w:t>
+      </w:r>
+    </w:p>
+    <w:p>
+      <w:pPr>
+        <w:pStyle w:val="ListParagraph"/>
+        <w:numPr>
+          <w:ilvl w:val="0"/>
+          <w:numId w:val="2"/>
+        </w:numPr>
+        <w:spacing w:after="50" w:before="50" w:line="264"/>
+      </w:pPr>
+      <w:r>
+        <w:t xml:space="preserve">Un joueur qui lit le jeu et cherche la faille : on en fera un </w:t>
+      </w:r>
+      <w:r>
+        <w:rPr>
+          <w:b/>
+          <w:bCs/>
+        </w:rPr>
+        <w:t xml:space="preserve">boa ascendant renard</w:t>
+      </w:r>
+      <w:r>
+        <w:t xml:space="preserve">.</w:t>
+      </w:r>
+    </w:p>
+    <w:p>
+      <w:pPr>
+        <w:spacing w:after="120" w:before="60" w:line="276"/>
+        <w:jc w:val="both"/>
+      </w:pPr>
+      <w:r>
+        <w:t xml:space="preserve">Ce ne sont donc pas des </w:t>
+      </w:r>
+      <w:r>
+        <w:rPr>
+          <w:i/>
+          <w:iCs/>
+        </w:rPr>
+        <w:t xml:space="preserve">purs boas</w:t>
+      </w:r>
+      <w:r>
+        <w:t xml:space="preserve">. Le boa reste le tronc commun — le volume agressif, la solidité, la capacité à conclure — mais la coloration vient de l’enfant. </w:t>
+      </w:r>
+      <w:r>
+        <w:rPr>
+          <w:b/>
+          <w:bCs/>
+        </w:rPr>
+        <w:t xml:space="preserve">Il faut laisser libre cours à sa personnalité</w:t>
+      </w:r>
+      <w:r>
+        <w:t xml:space="preserve">.</w:t>
+      </w:r>
+    </w:p>
+    <w:tbl>
+      <w:tblPr>
+        <w:tblW w:type="dxa" w:w="9070"/>
+        <w:tblBorders>
+          <w:top w:val="single" w:color="C9D3E6" w:sz="2"/>
+          <w:left w:val="single" w:color="1F3864" w:sz="18"/>
+          <w:bottom w:val="single" w:color="C9D3E6" w:sz="2"/>
+          <w:right w:val="single" w:color="C9D3E6" w:sz="2"/>
+          <w:insideH w:val="none" w:color="FFFFFF" w:sz="0"/>
+          <w:insideV w:val="none" w:color="FFFFFF" w:sz="0"/>
+        </w:tblBorders>
+      </w:tblPr>
+      <w:tblGrid>
+        <w:gridCol w:w="9070"/>
+      </w:tblGrid>
+      <w:tr>
+        <w:tc>
+          <w:tcPr>
+            <w:tcW w:type="dxa" w:w="9070"/>
+            <w:shd w:fill="F2F5FA" w:color="auto" w:val="clear"/>
+            <w:tcMar>
+              <w:top w:type="dxa" w:w="140"/>
+              <w:left w:type="dxa" w:w="180"/>
+              <w:bottom w:type="dxa" w:w="140"/>
+              <w:right w:type="dxa" w:w="180"/>
+            </w:tcMar>
+          </w:tcPr>
+          <w:p>
+            <w:r>
+              <w:rPr>
+                <w:b/>
+                <w:bCs/>
+                <w:color w:val="1F3864"/>
+                <w:sz w:val="20"/>
+                <w:szCs w:val="20"/>
+              </w:rPr>
+              <w:t xml:space="preserve">La formule : </w:t>
+            </w:r>
+            <w:r>
+              <w:rPr>
+                <w:color w:val="262626"/>
+                <w:sz w:val="20"/>
+                <w:szCs w:val="20"/>
+              </w:rPr>
+              <w:t xml:space="preserve">un BOA pour tous, une ascendance pour chacun. On construit le boa sans jamais contrarier ce vers quoi l’enfant va naturellement.</w:t>
+            </w:r>
+          </w:p>
+        </w:tc>
+      </w:tr>
+    </w:tbl>
+    <w:p>
+      <w:pPr>
+        <w:spacing w:after="160"/>
+      </w:pPr>
+      <w:r>
+        <w:t xml:space="preserve"/>
       </w:r>
     </w:p>
     <w:p>
@@ -426,42 +1626,7 @@
           <w:sz w:val="24"/>
           <w:szCs w:val="24"/>
         </w:rPr>
-        <w:t xml:space="preserve">1.2 Le BOA ascendant</w:t>
-      </w:r>
-    </w:p>
-    <w:p>
-      <w:pPr>
-        <w:spacing w:after="120" w:before="60" w:line="276"/>
-        <w:jc w:val="both"/>
-      </w:pPr>
-      <w:r>
-        <w:t xml:space="preserve">Quel que soit le profil, la construction tactique reste </w:t>
-      </w:r>
-      <w:r>
-        <w:rPr>
-          <w:b/>
-          <w:bCs/>
-        </w:rPr>
-        <w:t xml:space="preserve">ascendante</w:t>
-      </w:r>
-      <w:r>
-        <w:t xml:space="preserve"> : une progression qui monte en exigence au fil de la confrontation. Le plan donne une direction, il ne dicte pas chaque choix.</w:t>
-      </w:r>
-    </w:p>
-    <w:p>
-      <w:pPr>
-        <w:pStyle w:val="Heading2"/>
-        <w:spacing w:after="80" w:before="240"/>
-      </w:pPr>
-      <w:r>
-        <w:rPr>
-          <w:b/>
-          <w:bCs/>
-          <w:color w:val="1F3864"/>
-          <w:sz w:val="24"/>
-          <w:szCs w:val="24"/>
-        </w:rPr>
-        <w:t xml:space="preserve">1.3 L’image de l’arbre</w:t>
+        <w:t xml:space="preserve">1.2 L’image de l’arbre</w:t>
       </w:r>
     </w:p>
     <w:p>
@@ -693,163 +1858,203 @@
           <w:sz w:val="24"/>
           <w:szCs w:val="24"/>
         </w:rPr>
-        <w:t xml:space="preserve">1.4 Définition des profils</w:t>
-      </w:r>
-    </w:p>
-    <w:p>
-      <w:pPr>
-        <w:spacing w:after="120" w:before="60" w:line="276"/>
-        <w:jc w:val="both"/>
-      </w:pPr>
-      <w:r>
-        <w:t xml:space="preserve">Chaque profil est décrit par l’image de l’animal, puis par sa traduction sur le court.</w:t>
-      </w:r>
-    </w:p>
-    <w:p>
-      <w:pPr>
-        <w:pStyle w:val="Heading3"/>
-        <w:spacing w:after="60" w:before="260"/>
-      </w:pPr>
-      <w:r>
-        <w:rPr>
-          <w:b/>
-          <w:bCs/>
-          <w:color w:val="1F3864"/>
-          <w:sz w:val="22"/>
-          <w:szCs w:val="22"/>
-        </w:rPr>
-        <w:t xml:space="preserve">Le BOA</w:t>
-      </w:r>
-    </w:p>
-    <w:p>
-      <w:pPr>
-        <w:spacing w:after="120" w:before="60" w:line="276"/>
-        <w:jc w:val="both"/>
-      </w:pPr>
-      <w:r>
-        <w:rPr>
-          <w:b/>
-          <w:bCs/>
-        </w:rPr>
-        <w:t xml:space="preserve">L’image. </w:t>
-      </w:r>
-      <w:r>
-        <w:t xml:space="preserve">Le boa </w:t>
-      </w:r>
-      <w:r>
-        <w:rPr>
-          <w:b/>
-          <w:bCs/>
-        </w:rPr>
-        <w:t xml:space="preserve">entoure sa proie très solidement</w:t>
-      </w:r>
-      <w:r>
-        <w:t xml:space="preserve">. Il l’entoure, il l’entoure encore, jusqu’à ce qu’elle ne puisse plus bouger et se retrouve complètement sous son emprise. Puis, à un certain moment — bam — il serre : il tue sa proie en portant le coup de grâce.</w:t>
-      </w:r>
-    </w:p>
-    <w:p>
-      <w:pPr>
-        <w:spacing w:after="120" w:before="60" w:line="276"/>
-        <w:jc w:val="both"/>
-      </w:pPr>
-      <w:r>
-        <w:rPr>
-          <w:b/>
-          <w:bCs/>
-        </w:rPr>
-        <w:t xml:space="preserve">Sur le court. </w:t>
-      </w:r>
-      <w:r>
-        <w:t xml:space="preserve">C’est le joueur qui met un </w:t>
-      </w:r>
-      <w:r>
-        <w:rPr>
-          <w:b/>
-          <w:bCs/>
-        </w:rPr>
-        <w:t xml:space="preserve">volume agressif</w:t>
-      </w:r>
-      <w:r>
-        <w:t xml:space="preserve"> et qui distribue tout en mettant ce volume. Ce volume lui rend deux services :</w:t>
-      </w:r>
-    </w:p>
-    <w:p>
-      <w:pPr>
-        <w:pStyle w:val="ListParagraph"/>
-        <w:numPr>
-          <w:ilvl w:val="0"/>
-          <w:numId w:val="2"/>
-        </w:numPr>
-        <w:spacing w:after="50" w:before="50" w:line="264"/>
-      </w:pPr>
-      <w:r>
-        <w:rPr>
-          <w:b/>
-          <w:bCs/>
-        </w:rPr>
-        <w:t xml:space="preserve">Il le protège</w:t>
-      </w:r>
-      <w:r>
-        <w:t xml:space="preserve"> : l’adversaire, enfermé, ne peut pas attaquer.</w:t>
-      </w:r>
-    </w:p>
-    <w:p>
-      <w:pPr>
-        <w:pStyle w:val="ListParagraph"/>
-        <w:numPr>
-          <w:ilvl w:val="0"/>
-          <w:numId w:val="2"/>
-        </w:numPr>
-        <w:spacing w:after="50" w:before="50" w:line="264"/>
-      </w:pPr>
-      <w:r>
-        <w:rPr>
-          <w:b/>
-          <w:bCs/>
-        </w:rPr>
-        <w:t xml:space="preserve">Il génère une balle courte</w:t>
-      </w:r>
-      <w:r>
-        <w:t xml:space="preserve"> : à force d’être pressé, l’adversaire finit par rendre une balle exploitable.</w:t>
-      </w:r>
-    </w:p>
-    <w:p>
-      <w:pPr>
-        <w:spacing w:after="120" w:before="60" w:line="276"/>
-        <w:jc w:val="both"/>
-      </w:pPr>
-      <w:r>
-        <w:t xml:space="preserve">Et quand la balle courte arrive — bam. Le joueur doit être capable de </w:t>
-      </w:r>
-      <w:r>
-        <w:rPr>
-          <w:b/>
-          <w:bCs/>
-        </w:rPr>
-        <w:t xml:space="preserve">terminer le point en une ou deux frappes de balle</w:t>
-      </w:r>
-      <w:r>
-        <w:t xml:space="preserve">. C’est le coup de grâce du boa. Cela suppose donc une </w:t>
-      </w:r>
-      <w:r>
-        <w:rPr>
-          <w:b/>
-          <w:bCs/>
-        </w:rPr>
-        <w:t xml:space="preserve">bonne attaque</w:t>
-      </w:r>
-      <w:r>
-        <w:t xml:space="preserve"> et une </w:t>
-      </w:r>
-      <w:r>
-        <w:rPr>
-          <w:b/>
-          <w:bCs/>
-        </w:rPr>
-        <w:t xml:space="preserve">bonne volée</w:t>
+        <w:t xml:space="preserve">1.3 Évolution de l’apprentissage du BOA</w:t>
+      </w:r>
+    </w:p>
+    <w:p>
+      <w:pPr>
+        <w:spacing w:after="120" w:before="60" w:line="276"/>
+        <w:jc w:val="both"/>
+      </w:pPr>
+      <w:r>
+        <w:t xml:space="preserve">Dès les premiers échelons de l’apprentissage, on a comme objectif d’</w:t>
+      </w:r>
+      <w:r>
+        <w:rPr>
+          <w:b/>
+          <w:bCs/>
+        </w:rPr>
+        <w:t xml:space="preserve">en faire un boa</w:t>
+      </w:r>
+      <w:r>
+        <w:t xml:space="preserve">. Pour cela, il doit être </w:t>
+      </w:r>
+      <w:r>
+        <w:rPr>
+          <w:b/>
+          <w:bCs/>
+        </w:rPr>
+        <w:t xml:space="preserve">propre techniquement</w:t>
+      </w:r>
+      <w:r>
+        <w:t xml:space="preserve">. Dès les premières séances, il faut donc lui apprendre les </w:t>
+      </w:r>
+      <w:r>
+        <w:rPr>
+          <w:b/>
+          <w:bCs/>
+        </w:rPr>
+        <w:t xml:space="preserve">bonnes prises</w:t>
+      </w:r>
+      <w:r>
+        <w:t xml:space="preserve">, les </w:t>
+      </w:r>
+      <w:r>
+        <w:rPr>
+          <w:b/>
+          <w:bCs/>
+        </w:rPr>
+        <w:t xml:space="preserve">bons appuis</w:t>
+      </w:r>
+      <w:r>
+        <w:t xml:space="preserve">, etc. : les jeux doivent être faits de manière correcte techniquement.</w:t>
+      </w:r>
+    </w:p>
+    <w:p>
+      <w:pPr>
+        <w:spacing w:after="120" w:before="60" w:line="276"/>
+        <w:jc w:val="both"/>
+      </w:pPr>
+      <w:r>
+        <w:t xml:space="preserve">Le travail évolue en permanence, de façon à ce que l’enfant soit </w:t>
+      </w:r>
+      <w:r>
+        <w:rPr>
+          <w:b/>
+          <w:bCs/>
+        </w:rPr>
+        <w:t xml:space="preserve">propre techniquement vers 12-14 ans au maximum</w:t>
+      </w:r>
+      <w:r>
+        <w:t xml:space="preserve">. Après cela, il devient </w:t>
+      </w:r>
+      <w:r>
+        <w:rPr>
+          <w:b/>
+          <w:bCs/>
+        </w:rPr>
+        <w:t xml:space="preserve">cognitivement plus difficile</w:t>
+      </w:r>
+      <w:r>
+        <w:t xml:space="preserve"> de travailler la technique : c’est possible, mais cela prend plus de temps.</w:t>
+      </w:r>
+    </w:p>
+    <w:p>
+      <w:pPr>
+        <w:spacing w:after="120" w:before="60" w:line="276"/>
+        <w:jc w:val="both"/>
+      </w:pPr>
+      <w:r>
+        <w:t xml:space="preserve">Lorsque le joueur est </w:t>
+      </w:r>
+      <w:r>
+        <w:rPr>
+          <w:b/>
+          <w:bCs/>
+        </w:rPr>
+        <w:t xml:space="preserve">techniquement capable de mettre du volume avec intensité</w:t>
+      </w:r>
+      <w:r>
+        <w:t xml:space="preserve">, on va commencer à travailler ses </w:t>
+      </w:r>
+      <w:r>
+        <w:rPr>
+          <w:b/>
+          <w:bCs/>
+        </w:rPr>
+        <w:t xml:space="preserve">enchaînements vers l’avant</w:t>
+      </w:r>
+      <w:r>
+        <w:t xml:space="preserve">, en générant tout d’abord l’</w:t>
+      </w:r>
+      <w:r>
+        <w:rPr>
+          <w:b/>
+          <w:bCs/>
+        </w:rPr>
+        <w:t xml:space="preserve">accordéon</w:t>
+      </w:r>
+      <w:r>
+        <w:t xml:space="preserve">, c’est-à-dire </w:t>
+      </w:r>
+      <w:r>
+        <w:rPr>
+          <w:b/>
+          <w:bCs/>
+        </w:rPr>
+        <w:t xml:space="preserve">ne plus attendre la balle, mais chaque fois essayer de faire un pas vers elle</w:t>
+      </w:r>
+      <w:r>
+        <w:t xml:space="preserve">. Cela produit deux effets :</w:t>
+      </w:r>
+    </w:p>
+    <w:p>
+      <w:pPr>
+        <w:pStyle w:val="ListParagraph"/>
+        <w:numPr>
+          <w:ilvl w:val="0"/>
+          <w:numId w:val="2"/>
+        </w:numPr>
+        <w:spacing w:after="50" w:before="50" w:line="264"/>
+      </w:pPr>
+      <w:r>
+        <w:rPr>
+          <w:b/>
+          <w:bCs/>
+        </w:rPr>
+        <w:t xml:space="preserve">Cela améliore le transfert du poids du corps dans la balle</w:t>
       </w:r>
       <w:r>
         <w:t xml:space="preserve">.</w:t>
+      </w:r>
+    </w:p>
+    <w:p>
+      <w:pPr>
+        <w:pStyle w:val="ListParagraph"/>
+        <w:numPr>
+          <w:ilvl w:val="0"/>
+          <w:numId w:val="2"/>
+        </w:numPr>
+        <w:spacing w:after="50" w:before="50" w:line="264"/>
+      </w:pPr>
+      <w:r>
+        <w:rPr>
+          <w:b/>
+          <w:bCs/>
+        </w:rPr>
+        <w:t xml:space="preserve">Cela permet également d’enlever du temps à l’adversaire</w:t>
+      </w:r>
+      <w:r>
+        <w:t xml:space="preserve">.</w:t>
+      </w:r>
+    </w:p>
+    <w:p>
+      <w:pPr>
+        <w:spacing w:after="120" w:before="60" w:line="276"/>
+        <w:jc w:val="both"/>
+      </w:pPr>
+      <w:r>
+        <w:t xml:space="preserve">Il faut </w:t>
+      </w:r>
+      <w:r>
+        <w:rPr>
+          <w:b/>
+          <w:bCs/>
+        </w:rPr>
+        <w:t xml:space="preserve">générer l’automatisme d’avancer en faisant « l’accordéon »</w:t>
+      </w:r>
+      <w:r>
+        <w:t xml:space="preserve">, tout en </w:t>
+      </w:r>
+      <w:r>
+        <w:rPr>
+          <w:b/>
+          <w:bCs/>
+        </w:rPr>
+        <w:t xml:space="preserve">ne perdant pas la solidité acquise avant</w:t>
+      </w:r>
+      <w:r>
+        <w:t xml:space="preserve"> !</w:t>
       </w:r>
     </w:p>
     <w:tbl>
@@ -888,7 +2093,7 @@
                 <w:sz w:val="20"/>
                 <w:szCs w:val="20"/>
               </w:rPr>
-              <w:t xml:space="preserve">Le BOA le plus complet possible : </w:t>
+              <w:t xml:space="preserve">Le principe : </w:t>
             </w:r>
             <w:r>
               <w:rPr>
@@ -896,1048 +2101,7 @@
                 <w:sz w:val="20"/>
                 <w:szCs w:val="20"/>
               </w:rPr>
-              <w:t xml:space="preserve">un volume agressif pour enfermer l’adversaire et faire venir la balle courte, une attaque et une volée pour conclure en une ou deux frappes.</w:t>
-            </w:r>
-          </w:p>
-        </w:tc>
-      </w:tr>
-    </w:tbl>
-    <w:p>
-      <w:pPr>
-        <w:spacing w:after="160"/>
-      </w:pPr>
-      <w:r>
-        <w:t xml:space="preserve"/>
-      </w:r>
-    </w:p>
-    <w:p>
-      <w:pPr>
-        <w:pStyle w:val="Heading3"/>
-        <w:spacing w:after="60" w:before="260"/>
-      </w:pPr>
-      <w:r>
-        <w:rPr>
-          <w:b/>
-          <w:bCs/>
-          <w:color w:val="1F3864"/>
-          <w:sz w:val="22"/>
-          <w:szCs w:val="22"/>
-        </w:rPr>
-        <w:t xml:space="preserve">Le lion</w:t>
-      </w:r>
-    </w:p>
-    <w:p>
-      <w:pPr>
-        <w:spacing w:after="120" w:before="60" w:line="276"/>
-        <w:jc w:val="both"/>
-      </w:pPr>
-      <w:r>
-        <w:rPr>
-          <w:b/>
-          <w:bCs/>
-        </w:rPr>
-        <w:t xml:space="preserve">L’image. </w:t>
-      </w:r>
-      <w:r>
-        <w:t xml:space="preserve">Le lion chasse à découvert. Il ne cherche pas à enfermer sa proie : il fond dessus et règle l’affaire en quelques secondes.</w:t>
-      </w:r>
-    </w:p>
-    <w:p>
-      <w:pPr>
-        <w:spacing w:after="120" w:before="60" w:line="276"/>
-        <w:jc w:val="both"/>
-      </w:pPr>
-      <w:r>
-        <w:rPr>
-          <w:b/>
-          <w:bCs/>
-        </w:rPr>
-        <w:t xml:space="preserve">Sur le court. </w:t>
-      </w:r>
-      <w:r>
-        <w:t xml:space="preserve">C’est quelqu’un qui </w:t>
-      </w:r>
-      <w:r>
-        <w:rPr>
-          <w:b/>
-          <w:bCs/>
-        </w:rPr>
-        <w:t xml:space="preserve">va attaquer</w:t>
-      </w:r>
-      <w:r>
-        <w:t xml:space="preserve">. Très offensif, il cherche à </w:t>
-      </w:r>
-      <w:r>
-        <w:rPr>
-          <w:b/>
-          <w:bCs/>
-        </w:rPr>
-        <w:t xml:space="preserve">terminer le point en deux ou trois frappes de balle</w:t>
-      </w:r>
-      <w:r>
-        <w:t xml:space="preserve">. Dès le service ou dès le retour de service, il agresse l’adversaire : il prend l’initiative immédiatement, sans passer par une phase de construction.</w:t>
-      </w:r>
-    </w:p>
-    <w:tbl>
-      <w:tblPr>
-        <w:tblW w:type="dxa" w:w="9070"/>
-        <w:tblBorders>
-          <w:top w:val="single" w:color="C9D3E6" w:sz="2"/>
-          <w:left w:val="single" w:color="1F3864" w:sz="18"/>
-          <w:bottom w:val="single" w:color="C9D3E6" w:sz="2"/>
-          <w:right w:val="single" w:color="C9D3E6" w:sz="2"/>
-          <w:insideH w:val="none" w:color="FFFFFF" w:sz="0"/>
-          <w:insideV w:val="none" w:color="FFFFFF" w:sz="0"/>
-        </w:tblBorders>
-      </w:tblPr>
-      <w:tblGrid>
-        <w:gridCol w:w="9070"/>
-      </w:tblGrid>
-      <w:tr>
-        <w:tc>
-          <w:tcPr>
-            <w:tcW w:type="dxa" w:w="9070"/>
-            <w:shd w:fill="F2F5FA" w:color="auto" w:val="clear"/>
-            <w:tcMar>
-              <w:top w:type="dxa" w:w="140"/>
-              <w:left w:type="dxa" w:w="180"/>
-              <w:bottom w:type="dxa" w:w="140"/>
-              <w:right w:type="dxa" w:w="180"/>
-            </w:tcMar>
-          </w:tcPr>
-          <w:p>
-            <w:r>
-              <w:rPr>
-                <w:b/>
-                <w:bCs/>
-                <w:color w:val="1F3864"/>
-                <w:sz w:val="20"/>
-                <w:szCs w:val="20"/>
-              </w:rPr>
-              <w:t xml:space="preserve">À noter : </w:t>
-            </w:r>
-            <w:r>
-              <w:rPr>
-                <w:color w:val="262626"/>
-                <w:sz w:val="20"/>
-                <w:szCs w:val="20"/>
-              </w:rPr>
-              <w:t xml:space="preserve">c’est un jeu à risque — quand il passe, le point est plié ; quand il ne passe pas, la faute arrive vite.</w:t>
-            </w:r>
-          </w:p>
-        </w:tc>
-      </w:tr>
-    </w:tbl>
-    <w:p>
-      <w:pPr>
-        <w:spacing w:after="160"/>
-      </w:pPr>
-      <w:r>
-        <w:t xml:space="preserve"/>
-      </w:r>
-    </w:p>
-    <w:p>
-      <w:pPr>
-        <w:pStyle w:val="Heading3"/>
-        <w:spacing w:after="60" w:before="260"/>
-      </w:pPr>
-      <w:r>
-        <w:rPr>
-          <w:b/>
-          <w:bCs/>
-          <w:color w:val="1F3864"/>
-          <w:sz w:val="22"/>
-          <w:szCs w:val="22"/>
-        </w:rPr>
-        <w:t xml:space="preserve">Le renard</w:t>
-      </w:r>
-    </w:p>
-    <w:p>
-      <w:pPr>
-        <w:spacing w:after="120" w:before="60" w:line="276"/>
-        <w:jc w:val="both"/>
-      </w:pPr>
-      <w:r>
-        <w:rPr>
-          <w:b/>
-          <w:bCs/>
-        </w:rPr>
-        <w:t xml:space="preserve">L’image. </w:t>
-      </w:r>
-      <w:r>
-        <w:t xml:space="preserve">Le renard ne l’emporte ni par la force ni par la surprise, mais par la </w:t>
-      </w:r>
-      <w:r>
-        <w:rPr>
-          <w:b/>
-          <w:bCs/>
-        </w:rPr>
-        <w:t xml:space="preserve">ruse</w:t>
-      </w:r>
-      <w:r>
-        <w:t xml:space="preserve">. Il observe, il repère la faille, et il l’exploite.</w:t>
-      </w:r>
-    </w:p>
-    <w:p>
-      <w:pPr>
-        <w:spacing w:after="120" w:before="60" w:line="276"/>
-        <w:jc w:val="both"/>
-      </w:pPr>
-      <w:r>
-        <w:rPr>
-          <w:b/>
-          <w:bCs/>
-        </w:rPr>
-        <w:t xml:space="preserve">Sur le court. </w:t>
-      </w:r>
-      <w:r>
-        <w:t xml:space="preserve">C’est le </w:t>
-      </w:r>
-      <w:r>
-        <w:rPr>
-          <w:b/>
-          <w:bCs/>
-        </w:rPr>
-        <w:t xml:space="preserve">joueur intelligent</w:t>
-      </w:r>
-      <w:r>
-        <w:t xml:space="preserve">, celui qui va exploiter les </w:t>
-      </w:r>
-      <w:r>
-        <w:rPr>
-          <w:b/>
-          <w:bCs/>
-        </w:rPr>
-        <w:t xml:space="preserve">faiblesses de l’adversaire</w:t>
-      </w:r>
-      <w:r>
-        <w:t xml:space="preserve">. Le premier niveau est simple : aller jouer dans le point faible. Si ce point faible est le revers, on va </w:t>
-      </w:r>
-      <w:r>
-        <w:rPr>
-          <w:b/>
-          <w:bCs/>
-        </w:rPr>
-        <w:t xml:space="preserve">pilonner le revers</w:t>
-      </w:r>
-      <w:r>
-        <w:t xml:space="preserve">.</w:t>
-      </w:r>
-    </w:p>
-    <w:p>
-      <w:pPr>
-        <w:spacing w:after="120" w:before="60" w:line="276"/>
-        <w:jc w:val="both"/>
-      </w:pPr>
-      <w:r>
-        <w:t xml:space="preserve">Mais le renard est encore plus intelligent que cela. Il remarque que le revers de l’adversaire peut être </w:t>
-      </w:r>
-      <w:r>
-        <w:rPr>
-          <w:b/>
-          <w:bCs/>
-        </w:rPr>
-        <w:t xml:space="preserve">très fort si l’on joue tout dedans</w:t>
-      </w:r>
-      <w:r>
-        <w:t xml:space="preserve">, et devenir </w:t>
-      </w:r>
-      <w:r>
-        <w:rPr>
-          <w:b/>
-          <w:bCs/>
-        </w:rPr>
-        <w:t xml:space="preserve">beaucoup moins fort s’il est précédé d’un déplacement latéral</w:t>
-      </w:r>
-      <w:r>
-        <w:t xml:space="preserve">. Il ne cherche donc pas seulement </w:t>
-      </w:r>
-      <w:r>
-        <w:rPr>
-          <w:i/>
-          <w:iCs/>
-        </w:rPr>
-        <w:t xml:space="preserve">où</w:t>
-      </w:r>
-      <w:r>
-        <w:t xml:space="preserve"> se trouve la faiblesse, mais </w:t>
-      </w:r>
-      <w:r>
-        <w:rPr>
-          <w:i/>
-          <w:iCs/>
-        </w:rPr>
-        <w:t xml:space="preserve">dans quelles conditions</w:t>
-      </w:r>
-      <w:r>
-        <w:t xml:space="preserve"> elle apparaît.</w:t>
-      </w:r>
-    </w:p>
-    <w:p>
-      <w:pPr>
-        <w:spacing w:after="120" w:before="60" w:line="276"/>
-        <w:jc w:val="both"/>
-      </w:pPr>
-      <w:r>
-        <w:rPr>
-          <w:b/>
-          <w:bCs/>
-        </w:rPr>
-        <w:t xml:space="preserve">Exemple de mise en œuvre :</w:t>
-      </w:r>
-    </w:p>
-    <w:p>
-      <w:pPr>
-        <w:pStyle w:val="ListParagraph"/>
-        <w:numPr>
-          <w:ilvl w:val="0"/>
-          <w:numId w:val="2"/>
-        </w:numPr>
-        <w:spacing w:after="50" w:before="50" w:line="264"/>
-      </w:pPr>
-      <w:r>
-        <w:t xml:space="preserve">Ouvrir le terrain côté coup droit pour provoquer le déplacement latéral.</w:t>
-      </w:r>
-    </w:p>
-    <w:p>
-      <w:pPr>
-        <w:pStyle w:val="ListParagraph"/>
-        <w:numPr>
-          <w:ilvl w:val="0"/>
-          <w:numId w:val="2"/>
-        </w:numPr>
-        <w:spacing w:after="50" w:before="50" w:line="264"/>
-      </w:pPr>
-      <w:r>
-        <w:t xml:space="preserve">Jouer ensuite deux ou trois balles dans le revers, désormais fragilisé.</w:t>
-      </w:r>
-    </w:p>
-    <w:p>
-      <w:pPr>
-        <w:pStyle w:val="ListParagraph"/>
-        <w:numPr>
-          <w:ilvl w:val="0"/>
-          <w:numId w:val="2"/>
-        </w:numPr>
-        <w:spacing w:after="50" w:before="50" w:line="264"/>
-      </w:pPr>
-      <w:r>
-        <w:t xml:space="preserve">L’agresser sur ce revers en montant à la volée.</w:t>
-      </w:r>
-    </w:p>
-    <w:tbl>
-      <w:tblPr>
-        <w:tblW w:type="dxa" w:w="9070"/>
-        <w:tblBorders>
-          <w:top w:val="single" w:color="C9D3E6" w:sz="2"/>
-          <w:left w:val="single" w:color="1F3864" w:sz="18"/>
-          <w:bottom w:val="single" w:color="C9D3E6" w:sz="2"/>
-          <w:right w:val="single" w:color="C9D3E6" w:sz="2"/>
-          <w:insideH w:val="none" w:color="FFFFFF" w:sz="0"/>
-          <w:insideV w:val="none" w:color="FFFFFF" w:sz="0"/>
-        </w:tblBorders>
-      </w:tblPr>
-      <w:tblGrid>
-        <w:gridCol w:w="9070"/>
-      </w:tblGrid>
-      <w:tr>
-        <w:tc>
-          <w:tcPr>
-            <w:tcW w:type="dxa" w:w="9070"/>
-            <w:shd w:fill="F2F5FA" w:color="auto" w:val="clear"/>
-            <w:tcMar>
-              <w:top w:type="dxa" w:w="140"/>
-              <w:left w:type="dxa" w:w="180"/>
-              <w:bottom w:type="dxa" w:w="140"/>
-              <w:right w:type="dxa" w:w="180"/>
-            </w:tcMar>
-          </w:tcPr>
-          <w:p>
-            <w:r>
-              <w:rPr>
-                <w:b/>
-                <w:bCs/>
-                <w:color w:val="1F3864"/>
-                <w:sz w:val="20"/>
-                <w:szCs w:val="20"/>
-              </w:rPr>
-              <w:t xml:space="preserve">Sa force : </w:t>
-            </w:r>
-            <w:r>
-              <w:rPr>
-                <w:color w:val="262626"/>
-                <w:sz w:val="20"/>
-                <w:szCs w:val="20"/>
-              </w:rPr>
-              <w:t xml:space="preserve">il ne se contente pas de viser le point faible, il construit la situation qui le rend faible.</w:t>
-            </w:r>
-          </w:p>
-        </w:tc>
-      </w:tr>
-    </w:tbl>
-    <w:p>
-      <w:pPr>
-        <w:spacing w:after="160"/>
-      </w:pPr>
-      <w:r>
-        <w:t xml:space="preserve"/>
-      </w:r>
-    </w:p>
-    <w:p>
-      <w:pPr>
-        <w:pStyle w:val="Heading3"/>
-        <w:spacing w:after="60" w:before="260"/>
-      </w:pPr>
-      <w:r>
-        <w:rPr>
-          <w:b/>
-          <w:bCs/>
-          <w:color w:val="1F3864"/>
-          <w:sz w:val="22"/>
-          <w:szCs w:val="22"/>
-        </w:rPr>
-        <w:t xml:space="preserve">Le magicien</w:t>
-      </w:r>
-    </w:p>
-    <w:p>
-      <w:pPr>
-        <w:spacing w:after="120" w:before="60" w:line="276"/>
-        <w:jc w:val="both"/>
-      </w:pPr>
-      <w:r>
-        <w:rPr>
-          <w:b/>
-          <w:bCs/>
-        </w:rPr>
-        <w:t xml:space="preserve">L’image. </w:t>
-      </w:r>
-      <w:r>
-        <w:t xml:space="preserve">Le magicien ne l’emporte pas par la force, mais par la surprise : il fait apparaître la balle là où l’adversaire ne l’attend pas.</w:t>
-      </w:r>
-    </w:p>
-    <w:p>
-      <w:pPr>
-        <w:spacing w:after="120" w:before="60" w:line="276"/>
-        <w:jc w:val="both"/>
-      </w:pPr>
-      <w:r>
-        <w:rPr>
-          <w:b/>
-          <w:bCs/>
-        </w:rPr>
-        <w:t xml:space="preserve">Sur le court. </w:t>
-      </w:r>
-      <w:r>
-        <w:t xml:space="preserve">C’est quelqu’un qui est capable de faire des </w:t>
-      </w:r>
-      <w:r>
-        <w:rPr>
-          <w:b/>
-          <w:bCs/>
-        </w:rPr>
-        <w:t xml:space="preserve">amorties</w:t>
-      </w:r>
-      <w:r>
-        <w:t xml:space="preserve">, des </w:t>
-      </w:r>
-      <w:r>
-        <w:rPr>
-          <w:b/>
-          <w:bCs/>
-        </w:rPr>
-        <w:t xml:space="preserve">croisés courts</w:t>
-      </w:r>
-      <w:r>
-        <w:t xml:space="preserve">, l’</w:t>
-      </w:r>
-      <w:r>
-        <w:rPr>
-          <w:b/>
-          <w:bCs/>
-        </w:rPr>
-        <w:t xml:space="preserve">amortie-lob</w:t>
-      </w:r>
-      <w:r>
-        <w:t xml:space="preserve">, des </w:t>
-      </w:r>
-      <w:r>
-        <w:rPr>
-          <w:b/>
-          <w:bCs/>
-        </w:rPr>
-        <w:t xml:space="preserve">slices</w:t>
-      </w:r>
-      <w:r>
-        <w:t xml:space="preserve"> — bref, qui </w:t>
-      </w:r>
-      <w:r>
-        <w:rPr>
-          <w:b/>
-          <w:bCs/>
-        </w:rPr>
-        <w:t xml:space="preserve">varie</w:t>
-      </w:r>
-      <w:r>
-        <w:t xml:space="preserve"> en permanence. C’est par le changement de rythme, de hauteur et de longueur qu’il met l’adversaire en difficulté.</w:t>
-      </w:r>
-    </w:p>
-    <w:p>
-      <w:pPr>
-        <w:pStyle w:val="Heading3"/>
-        <w:spacing w:after="60" w:before="260"/>
-      </w:pPr>
-      <w:r>
-        <w:rPr>
-          <w:b/>
-          <w:bCs/>
-          <w:color w:val="1F3864"/>
-          <w:sz w:val="22"/>
-          <w:szCs w:val="22"/>
-        </w:rPr>
-        <w:t xml:space="preserve">Le mur</w:t>
-      </w:r>
-    </w:p>
-    <w:p>
-      <w:pPr>
-        <w:spacing w:after="120" w:before="60" w:line="276"/>
-        <w:jc w:val="both"/>
-      </w:pPr>
-      <w:r>
-        <w:rPr>
-          <w:b/>
-          <w:bCs/>
-        </w:rPr>
-        <w:t xml:space="preserve">L’image. </w:t>
-      </w:r>
-      <w:r>
-        <w:t xml:space="preserve">Un mur ne cède pas. Il ne cherche rien, il ne prend pas d’initiative : tout ce qu’on lui envoie revient.</w:t>
-      </w:r>
-    </w:p>
-    <w:p>
-      <w:pPr>
-        <w:spacing w:after="120" w:before="60" w:line="276"/>
-        <w:jc w:val="both"/>
-      </w:pPr>
-      <w:r>
-        <w:rPr>
-          <w:b/>
-          <w:bCs/>
-        </w:rPr>
-        <w:t xml:space="preserve">Sur le court. </w:t>
-      </w:r>
-      <w:r>
-        <w:t xml:space="preserve">Comme son nom l’indique, il </w:t>
-      </w:r>
-      <w:r>
-        <w:rPr>
-          <w:b/>
-          <w:bCs/>
-        </w:rPr>
-        <w:t xml:space="preserve">renvoie la balle</w:t>
-      </w:r>
-      <w:r>
-        <w:t xml:space="preserve"> et </w:t>
-      </w:r>
-      <w:r>
-        <w:rPr>
-          <w:b/>
-          <w:bCs/>
-        </w:rPr>
-        <w:t xml:space="preserve">il ne rate pas</w:t>
-      </w:r>
-      <w:r>
-        <w:t xml:space="preserve">. C’est un </w:t>
-      </w:r>
-      <w:r>
-        <w:rPr>
-          <w:b/>
-          <w:bCs/>
-        </w:rPr>
-        <w:t xml:space="preserve">contreur</w:t>
-      </w:r>
-      <w:r>
-        <w:t xml:space="preserve"> : si l’adversaire joue un peu plus vite, il s’appuie sur cette vitesse pour jouer vite à son tour. Il remet la balle </w:t>
-      </w:r>
-      <w:r>
-        <w:rPr>
-          <w:b/>
-          <w:bCs/>
-        </w:rPr>
-        <w:t xml:space="preserve">sans beaucoup d’intention</w:t>
-      </w:r>
-      <w:r>
-        <w:t xml:space="preserve"> et laisse davantage l’initiative à l’adversaire — mais il ne rate rien.</w:t>
-      </w:r>
-    </w:p>
-    <w:tbl>
-      <w:tblPr>
-        <w:tblW w:type="dxa" w:w="9070"/>
-        <w:tblBorders>
-          <w:top w:val="single" w:color="C9D3E6" w:sz="2"/>
-          <w:left w:val="single" w:color="1F3864" w:sz="18"/>
-          <w:bottom w:val="single" w:color="C9D3E6" w:sz="2"/>
-          <w:right w:val="single" w:color="C9D3E6" w:sz="2"/>
-          <w:insideH w:val="none" w:color="FFFFFF" w:sz="0"/>
-          <w:insideV w:val="none" w:color="FFFFFF" w:sz="0"/>
-        </w:tblBorders>
-      </w:tblPr>
-      <w:tblGrid>
-        <w:gridCol w:w="9070"/>
-      </w:tblGrid>
-      <w:tr>
-        <w:tc>
-          <w:tcPr>
-            <w:tcW w:type="dxa" w:w="9070"/>
-            <w:shd w:fill="F2F5FA" w:color="auto" w:val="clear"/>
-            <w:tcMar>
-              <w:top w:type="dxa" w:w="140"/>
-              <w:left w:type="dxa" w:w="180"/>
-              <w:bottom w:type="dxa" w:w="140"/>
-              <w:right w:type="dxa" w:w="180"/>
-            </w:tcMar>
-          </w:tcPr>
-          <w:p>
-            <w:r>
-              <w:rPr>
-                <w:b/>
-                <w:bCs/>
-                <w:color w:val="1F3864"/>
-                <w:sz w:val="20"/>
-                <w:szCs w:val="20"/>
-              </w:rPr>
-              <w:t xml:space="preserve">Sa force : </w:t>
-            </w:r>
-            <w:r>
-              <w:rPr>
-                <w:color w:val="262626"/>
-                <w:sz w:val="20"/>
-                <w:szCs w:val="20"/>
-              </w:rPr>
-              <w:t xml:space="preserve">la régularité. C’est à l’adversaire de trouver la solution, et de prendre le risque de la chercher.</w:t>
-            </w:r>
-          </w:p>
-        </w:tc>
-      </w:tr>
-    </w:tbl>
-    <w:p>
-      <w:pPr>
-        <w:spacing w:after="160"/>
-      </w:pPr>
-      <w:r>
-        <w:t xml:space="preserve"/>
-      </w:r>
-    </w:p>
-    <w:p>
-      <w:pPr>
-        <w:pStyle w:val="Heading3"/>
-        <w:spacing w:after="60" w:before="260"/>
-      </w:pPr>
-      <w:r>
-        <w:rPr>
-          <w:b/>
-          <w:bCs/>
-          <w:color w:val="1F3864"/>
-          <w:sz w:val="22"/>
-          <w:szCs w:val="22"/>
-        </w:rPr>
-        <w:t xml:space="preserve">Le caméléon</w:t>
-      </w:r>
-    </w:p>
-    <w:p>
-      <w:pPr>
-        <w:spacing w:after="120" w:before="60" w:line="276"/>
-        <w:jc w:val="both"/>
-      </w:pPr>
-      <w:r>
-        <w:rPr>
-          <w:b/>
-          <w:bCs/>
-        </w:rPr>
-        <w:t xml:space="preserve">L’image. </w:t>
-      </w:r>
-      <w:r>
-        <w:t xml:space="preserve">Le caméléon prend la couleur de son environnement. Il ne s’impose pas : il s’adapte à ce qu’il trouve en face.</w:t>
-      </w:r>
-    </w:p>
-    <w:p>
-      <w:pPr>
-        <w:spacing w:after="120" w:before="60" w:line="276"/>
-        <w:jc w:val="both"/>
-      </w:pPr>
-      <w:r>
-        <w:rPr>
-          <w:b/>
-          <w:bCs/>
-        </w:rPr>
-        <w:t xml:space="preserve">Sur le court. </w:t>
-      </w:r>
-      <w:r>
-        <w:t xml:space="preserve">Il </w:t>
-      </w:r>
-      <w:r>
-        <w:rPr>
-          <w:b/>
-          <w:bCs/>
-        </w:rPr>
-        <w:t xml:space="preserve">ne va pas imposer son jeu</w:t>
-      </w:r>
-      <w:r>
-        <w:t xml:space="preserve">, il va </w:t>
-      </w:r>
-      <w:r>
-        <w:rPr>
-          <w:b/>
-          <w:bCs/>
-        </w:rPr>
-        <w:t xml:space="preserve">s’adapter au jeu de l’autre</w:t>
-      </w:r>
-      <w:r>
-        <w:t xml:space="preserve">. Il doit donc être capable d’être tour à tour :</w:t>
-      </w:r>
-    </w:p>
-    <w:p>
-      <w:pPr>
-        <w:pStyle w:val="ListParagraph"/>
-        <w:numPr>
-          <w:ilvl w:val="0"/>
-          <w:numId w:val="2"/>
-        </w:numPr>
-        <w:spacing w:after="50" w:before="50" w:line="264"/>
-      </w:pPr>
-      <w:r>
-        <w:t xml:space="preserve">Un boa,</w:t>
-      </w:r>
-    </w:p>
-    <w:p>
-      <w:pPr>
-        <w:pStyle w:val="ListParagraph"/>
-        <w:numPr>
-          <w:ilvl w:val="0"/>
-          <w:numId w:val="2"/>
-        </w:numPr>
-        <w:spacing w:after="50" w:before="50" w:line="264"/>
-      </w:pPr>
-      <w:r>
-        <w:t xml:space="preserve">Un lion,</w:t>
-      </w:r>
-    </w:p>
-    <w:p>
-      <w:pPr>
-        <w:pStyle w:val="ListParagraph"/>
-        <w:numPr>
-          <w:ilvl w:val="0"/>
-          <w:numId w:val="2"/>
-        </w:numPr>
-        <w:spacing w:after="50" w:before="50" w:line="264"/>
-      </w:pPr>
-      <w:r>
-        <w:t xml:space="preserve">Un magicien,</w:t>
-      </w:r>
-    </w:p>
-    <w:p>
-      <w:pPr>
-        <w:pStyle w:val="ListParagraph"/>
-        <w:numPr>
-          <w:ilvl w:val="0"/>
-          <w:numId w:val="2"/>
-        </w:numPr>
-        <w:spacing w:after="50" w:before="50" w:line="264"/>
-      </w:pPr>
-      <w:r>
-        <w:t xml:space="preserve">Un mur,</w:t>
-      </w:r>
-    </w:p>
-    <w:p>
-      <w:pPr>
-        <w:pStyle w:val="ListParagraph"/>
-        <w:numPr>
-          <w:ilvl w:val="0"/>
-          <w:numId w:val="2"/>
-        </w:numPr>
-        <w:spacing w:after="50" w:before="50" w:line="264"/>
-      </w:pPr>
-      <w:r>
-        <w:t xml:space="preserve">Un renard.</w:t>
-      </w:r>
-    </w:p>
-    <w:p>
-      <w:pPr>
-        <w:spacing w:after="120" w:before="60" w:line="276"/>
-        <w:jc w:val="both"/>
-      </w:pPr>
-      <w:r>
-        <w:t xml:space="preserve">Il change en fonction du jeu de l’adversaire : c’est la confrontation qui décide du profil à endosser, et non une préférence fixée à l’avance.</w:t>
-      </w:r>
-    </w:p>
-    <w:tbl>
-      <w:tblPr>
-        <w:tblW w:type="dxa" w:w="9070"/>
-        <w:tblBorders>
-          <w:top w:val="single" w:color="C9D3E6" w:sz="2"/>
-          <w:left w:val="single" w:color="1F3864" w:sz="18"/>
-          <w:bottom w:val="single" w:color="C9D3E6" w:sz="2"/>
-          <w:right w:val="single" w:color="C9D3E6" w:sz="2"/>
-          <w:insideH w:val="none" w:color="FFFFFF" w:sz="0"/>
-          <w:insideV w:val="none" w:color="FFFFFF" w:sz="0"/>
-        </w:tblBorders>
-      </w:tblPr>
-      <w:tblGrid>
-        <w:gridCol w:w="9070"/>
-      </w:tblGrid>
-      <w:tr>
-        <w:tc>
-          <w:tcPr>
-            <w:tcW w:type="dxa" w:w="9070"/>
-            <w:shd w:fill="F2F5FA" w:color="auto" w:val="clear"/>
-            <w:tcMar>
-              <w:top w:type="dxa" w:w="140"/>
-              <w:left w:type="dxa" w:w="180"/>
-              <w:bottom w:type="dxa" w:w="140"/>
-              <w:right w:type="dxa" w:w="180"/>
-            </w:tcMar>
-          </w:tcPr>
-          <w:p>
-            <w:r>
-              <w:rPr>
-                <w:b/>
-                <w:bCs/>
-                <w:color w:val="1F3864"/>
-                <w:sz w:val="20"/>
-                <w:szCs w:val="20"/>
-              </w:rPr>
-              <w:t xml:space="preserve">Son exigence : </w:t>
-            </w:r>
-            <w:r>
-              <w:rPr>
-                <w:color w:val="262626"/>
-                <w:sz w:val="20"/>
-                <w:szCs w:val="20"/>
-              </w:rPr>
-              <w:t xml:space="preserve">le caméléon suppose de maîtriser tous les autres profils — c’est le plus complet, et le plus long à construire.</w:t>
-            </w:r>
-          </w:p>
-        </w:tc>
-      </w:tr>
-    </w:tbl>
-    <w:p>
-      <w:pPr>
-        <w:spacing w:after="160"/>
-      </w:pPr>
-      <w:r>
-        <w:t xml:space="preserve"/>
-      </w:r>
-    </w:p>
-    <w:p>
-      <w:pPr>
-        <w:spacing w:after="160"/>
-      </w:pPr>
-      <w:r>
-        <w:t xml:space="preserve"/>
-      </w:r>
-    </w:p>
-    <w:p>
-      <w:pPr>
-        <w:pStyle w:val="Heading2"/>
-        <w:spacing w:after="80" w:before="240"/>
-      </w:pPr>
-      <w:r>
-        <w:rPr>
-          <w:b/>
-          <w:bCs/>
-          <w:color w:val="1F3864"/>
-          <w:sz w:val="24"/>
-          <w:szCs w:val="24"/>
-        </w:rPr>
-        <w:t xml:space="preserve">1.5 Faire des BOA ascendants</w:t>
-      </w:r>
-    </w:p>
-    <w:p>
-      <w:pPr>
-        <w:spacing w:after="120" w:before="60" w:line="276"/>
-        <w:jc w:val="both"/>
-      </w:pPr>
-      <w:r>
-        <w:t xml:space="preserve">L’objectif final est clair : </w:t>
-      </w:r>
-      <w:r>
-        <w:rPr>
-          <w:b/>
-          <w:bCs/>
-        </w:rPr>
-        <w:t xml:space="preserve">on veut faire de nos joueurs de très bons boas</w:t>
-      </w:r>
-      <w:r>
-        <w:t xml:space="preserve">. Mais il faut </w:t>
-      </w:r>
-      <w:r>
-        <w:rPr>
-          <w:b/>
-          <w:bCs/>
-        </w:rPr>
-        <w:t xml:space="preserve">tenir compte de la personnalité de chaque joueur</w:t>
-      </w:r>
-      <w:r>
-        <w:t xml:space="preserve"> : il ne s’agit pas de les enfermer dans un carcan tactique en leur disant « tu dois être un boa ».</w:t>
-      </w:r>
-    </w:p>
-    <w:p>
-      <w:pPr>
-        <w:spacing w:after="120" w:before="60" w:line="276"/>
-        <w:jc w:val="both"/>
-      </w:pPr>
-      <w:r>
-        <w:t xml:space="preserve">Prenons un exemple. Un joueur est naturellement attiré par le jeu offensif, donc attiré vers le filet. </w:t>
-      </w:r>
-      <w:r>
-        <w:rPr>
-          <w:b/>
-          <w:bCs/>
-        </w:rPr>
-        <w:t xml:space="preserve">Il ne faut surtout pas aller à l’encontre de cela</w:t>
-      </w:r>
-      <w:r>
-        <w:t xml:space="preserve"> en lui disant « non, non, non, tu ne peux pas monter ». On va au contraire essayer d’en faire un </w:t>
-      </w:r>
-      <w:r>
-        <w:rPr>
-          <w:b/>
-          <w:bCs/>
-        </w:rPr>
-        <w:t xml:space="preserve">boa ascendant lion</w:t>
-      </w:r>
-      <w:r>
-        <w:t xml:space="preserve">.</w:t>
-      </w:r>
-    </w:p>
-    <w:p>
-      <w:pPr>
-        <w:spacing w:after="120" w:before="60" w:line="276"/>
-        <w:jc w:val="both"/>
-      </w:pPr>
-      <w:r>
-        <w:t xml:space="preserve">Le même raisonnement vaut pour les autres profils :</w:t>
-      </w:r>
-    </w:p>
-    <w:p>
-      <w:pPr>
-        <w:pStyle w:val="ListParagraph"/>
-        <w:numPr>
-          <w:ilvl w:val="0"/>
-          <w:numId w:val="2"/>
-        </w:numPr>
-        <w:spacing w:after="50" w:before="50" w:line="264"/>
-      </w:pPr>
-      <w:r>
-        <w:t xml:space="preserve">Un joueur qui utilise beaucoup l’amortie et la variation : on en fera un </w:t>
-      </w:r>
-      <w:r>
-        <w:rPr>
-          <w:b/>
-          <w:bCs/>
-        </w:rPr>
-        <w:t xml:space="preserve">boa ascendant magicien</w:t>
-      </w:r>
-      <w:r>
-        <w:t xml:space="preserve">.</w:t>
-      </w:r>
-    </w:p>
-    <w:p>
-      <w:pPr>
-        <w:pStyle w:val="ListParagraph"/>
-        <w:numPr>
-          <w:ilvl w:val="0"/>
-          <w:numId w:val="2"/>
-        </w:numPr>
-        <w:spacing w:after="50" w:before="50" w:line="264"/>
-      </w:pPr>
-      <w:r>
-        <w:t xml:space="preserve">Un joueur qui lit le jeu et cherche la faille : on en fera un </w:t>
-      </w:r>
-      <w:r>
-        <w:rPr>
-          <w:b/>
-          <w:bCs/>
-        </w:rPr>
-        <w:t xml:space="preserve">boa ascendant renard</w:t>
-      </w:r>
-      <w:r>
-        <w:t xml:space="preserve">.</w:t>
-      </w:r>
-    </w:p>
-    <w:p>
-      <w:pPr>
-        <w:spacing w:after="120" w:before="60" w:line="276"/>
-        <w:jc w:val="both"/>
-      </w:pPr>
-      <w:r>
-        <w:t xml:space="preserve">Ce ne sont donc pas des </w:t>
-      </w:r>
-      <w:r>
-        <w:rPr>
-          <w:i/>
-          <w:iCs/>
-        </w:rPr>
-        <w:t xml:space="preserve">purs boas</w:t>
-      </w:r>
-      <w:r>
-        <w:t xml:space="preserve">. Le boa reste le tronc commun — le volume agressif, la solidité, la capacité à conclure — mais la coloration vient de l’enfant. </w:t>
-      </w:r>
-      <w:r>
-        <w:rPr>
-          <w:b/>
-          <w:bCs/>
-        </w:rPr>
-        <w:t xml:space="preserve">Il faut laisser libre cours à sa personnalité</w:t>
-      </w:r>
-      <w:r>
-        <w:t xml:space="preserve">.</w:t>
-      </w:r>
-    </w:p>
-    <w:tbl>
-      <w:tblPr>
-        <w:tblW w:type="dxa" w:w="9070"/>
-        <w:tblBorders>
-          <w:top w:val="single" w:color="C9D3E6" w:sz="2"/>
-          <w:left w:val="single" w:color="1F3864" w:sz="18"/>
-          <w:bottom w:val="single" w:color="C9D3E6" w:sz="2"/>
-          <w:right w:val="single" w:color="C9D3E6" w:sz="2"/>
-          <w:insideH w:val="none" w:color="FFFFFF" w:sz="0"/>
-          <w:insideV w:val="none" w:color="FFFFFF" w:sz="0"/>
-        </w:tblBorders>
-      </w:tblPr>
-      <w:tblGrid>
-        <w:gridCol w:w="9070"/>
-      </w:tblGrid>
-      <w:tr>
-        <w:tc>
-          <w:tcPr>
-            <w:tcW w:type="dxa" w:w="9070"/>
-            <w:shd w:fill="F2F5FA" w:color="auto" w:val="clear"/>
-            <w:tcMar>
-              <w:top w:type="dxa" w:w="140"/>
-              <w:left w:type="dxa" w:w="180"/>
-              <w:bottom w:type="dxa" w:w="140"/>
-              <w:right w:type="dxa" w:w="180"/>
-            </w:tcMar>
-          </w:tcPr>
-          <w:p>
-            <w:r>
-              <w:rPr>
-                <w:b/>
-                <w:bCs/>
-                <w:color w:val="1F3864"/>
-                <w:sz w:val="20"/>
-                <w:szCs w:val="20"/>
-              </w:rPr>
-              <w:t xml:space="preserve">La formule : </w:t>
-            </w:r>
-            <w:r>
-              <w:rPr>
-                <w:color w:val="262626"/>
-                <w:sz w:val="20"/>
-                <w:szCs w:val="20"/>
-              </w:rPr>
-              <w:t xml:space="preserve">un BOA pour tous, une ascendance pour chacun. On construit le boa sans jamais contrarier ce vers quoi l’enfant va naturellement.</w:t>
+              <w:t xml:space="preserve">avancer devient un automatisme — jamais au prix de la solidité déjà construite.</w:t>
             </w:r>
           </w:p>
         </w:tc>
@@ -2745,296 +2909,67 @@
           <w:sz w:val="30"/>
           <w:szCs w:val="30"/>
         </w:rPr>
-        <w:t xml:space="preserve">3. Évolution de l’apprentissage du BOA</w:t>
-      </w:r>
-    </w:p>
-    <w:p>
-      <w:pPr>
-        <w:spacing w:after="120" w:before="60" w:line="276"/>
-        <w:jc w:val="both"/>
-      </w:pPr>
-      <w:r>
-        <w:t xml:space="preserve">L’apprentissage du BOA suit une progression : on n’attaque pas les enchaînements vers l’avant d’emblée, ils supposent un préalable technique.</w:t>
-      </w:r>
-    </w:p>
-    <w:p>
-      <w:pPr>
-        <w:pStyle w:val="Heading2"/>
-        <w:spacing w:after="80" w:before="240"/>
-      </w:pPr>
-      <w:r>
-        <w:rPr>
-          <w:b/>
-          <w:bCs/>
-          <w:color w:val="1F3864"/>
-          <w:sz w:val="24"/>
-          <w:szCs w:val="24"/>
-        </w:rPr>
-        <w:t xml:space="preserve">3.1 Le préalable : du volume avec intensité</w:t>
-      </w:r>
-    </w:p>
-    <w:p>
-      <w:pPr>
-        <w:spacing w:after="120" w:before="60" w:line="276"/>
-        <w:jc w:val="both"/>
-      </w:pPr>
-      <w:r>
-        <w:t xml:space="preserve">Le travail des enchaînements vers l’avant commence </w:t>
-      </w:r>
-      <w:r>
-        <w:rPr>
-          <w:b/>
-          <w:bCs/>
-        </w:rPr>
-        <w:t xml:space="preserve">lorsque le joueur est techniquement capable de mettre du volume avec intensité</w:t>
-      </w:r>
-      <w:r>
-        <w:t xml:space="preserve">. C’est le signal d’entrée dans cette étape : tant que ce socle n’est pas acquis, le travail reste sur la construction technique.</w:t>
-      </w:r>
-    </w:p>
-    <w:p>
-      <w:pPr>
-        <w:pStyle w:val="Heading2"/>
-        <w:spacing w:after="80" w:before="240"/>
-      </w:pPr>
-      <w:r>
-        <w:rPr>
-          <w:b/>
-          <w:bCs/>
-          <w:color w:val="1F3864"/>
-          <w:sz w:val="24"/>
-          <w:szCs w:val="24"/>
-        </w:rPr>
-        <w:t xml:space="preserve">3.2 Générer l’automatisme de l’accordéon</w:t>
-      </w:r>
-    </w:p>
-    <w:p>
-      <w:pPr>
-        <w:spacing w:after="120" w:before="60" w:line="276"/>
-        <w:jc w:val="both"/>
-      </w:pPr>
-      <w:r>
-        <w:t xml:space="preserve">On commence par générer l’</w:t>
-      </w:r>
-      <w:r>
-        <w:rPr>
-          <w:b/>
-          <w:bCs/>
-        </w:rPr>
-        <w:t xml:space="preserve">accordéon</w:t>
-      </w:r>
-      <w:r>
-        <w:t xml:space="preserve"> : </w:t>
-      </w:r>
-      <w:r>
-        <w:rPr>
-          <w:b/>
-          <w:bCs/>
-        </w:rPr>
-        <w:t xml:space="preserve">ne plus attendre la balle, mais chercher chaque fois à faire un pas vers elle</w:t>
-      </w:r>
-      <w:r>
-        <w:t xml:space="preserve">. Le joueur cesse de subir la trajectoire et va la prendre.</w:t>
-      </w:r>
-    </w:p>
-    <w:p>
-      <w:pPr>
-        <w:spacing w:after="120" w:before="60" w:line="276"/>
-        <w:jc w:val="both"/>
-      </w:pPr>
-      <w:r>
-        <w:t xml:space="preserve">Ce simple pas en avant produit deux effets, l’un sur soi, l’autre sur l’adversaire :</w:t>
-      </w:r>
-    </w:p>
-    <w:p>
-      <w:pPr>
-        <w:pStyle w:val="ListParagraph"/>
-        <w:numPr>
-          <w:ilvl w:val="0"/>
-          <w:numId w:val="2"/>
-        </w:numPr>
-        <w:spacing w:after="50" w:before="50" w:line="264"/>
-      </w:pPr>
-      <w:r>
-        <w:rPr>
-          <w:b/>
-          <w:bCs/>
-        </w:rPr>
-        <w:t xml:space="preserve">Il améliore le transfert du poids du corps dans la balle</w:t>
-      </w:r>
-      <w:r>
-        <w:t xml:space="preserve"> : l’énergie produite part vers l’avant au lieu de se perdre.</w:t>
-      </w:r>
-    </w:p>
-    <w:p>
-      <w:pPr>
-        <w:pStyle w:val="ListParagraph"/>
-        <w:numPr>
-          <w:ilvl w:val="0"/>
-          <w:numId w:val="2"/>
-        </w:numPr>
-        <w:spacing w:after="50" w:before="50" w:line="264"/>
-      </w:pPr>
-      <w:r>
-        <w:rPr>
-          <w:b/>
-          <w:bCs/>
-        </w:rPr>
-        <w:t xml:space="preserve">Il enlève du temps à l’adversaire</w:t>
-      </w:r>
-      <w:r>
-        <w:t xml:space="preserve"> : la balle revient plus tôt, l’autre dispose de moins de temps pour se replacer et pour choisir.</w:t>
-      </w:r>
-    </w:p>
-    <w:p>
-      <w:pPr>
-        <w:spacing w:after="120" w:before="60" w:line="276"/>
-        <w:jc w:val="both"/>
-      </w:pPr>
-      <w:r>
-        <w:t xml:space="preserve">L’enjeu est d’en faire un </w:t>
-      </w:r>
-      <w:r>
-        <w:rPr>
-          <w:b/>
-          <w:bCs/>
-        </w:rPr>
-        <w:t xml:space="preserve">automatisme</w:t>
-      </w:r>
-      <w:r>
-        <w:t xml:space="preserve">. Il ne s’agit pas d’avancer quand on y pense, mais de </w:t>
-      </w:r>
-      <w:r>
-        <w:rPr>
-          <w:b/>
-          <w:bCs/>
-        </w:rPr>
-        <w:t xml:space="preserve">générer l’automatisme d’avancer en faisant « l’accordéon »</w:t>
-      </w:r>
-      <w:r>
-        <w:t xml:space="preserve">. Répété sur toutes les balles et dans toutes les situations, le pas en avant devient le réflexe par défaut : le joueur n’a plus à le décider, y compris lorsque la pression du match l’inciterait à reculer.</w:t>
-      </w:r>
-    </w:p>
-    <w:tbl>
-      <w:tblPr>
-        <w:tblW w:type="dxa" w:w="9070"/>
-        <w:tblBorders>
-          <w:top w:val="single" w:color="C9D3E6" w:sz="2"/>
-          <w:left w:val="single" w:color="1F3864" w:sz="18"/>
-          <w:bottom w:val="single" w:color="C9D3E6" w:sz="2"/>
-          <w:right w:val="single" w:color="C9D3E6" w:sz="2"/>
-          <w:insideH w:val="none" w:color="FFFFFF" w:sz="0"/>
-          <w:insideV w:val="none" w:color="FFFFFF" w:sz="0"/>
-        </w:tblBorders>
-      </w:tblPr>
-      <w:tblGrid>
-        <w:gridCol w:w="9070"/>
-      </w:tblGrid>
-      <w:tr>
-        <w:tc>
-          <w:tcPr>
-            <w:tcW w:type="dxa" w:w="9070"/>
-            <w:shd w:fill="F2F5FA" w:color="auto" w:val="clear"/>
-            <w:tcMar>
-              <w:top w:type="dxa" w:w="140"/>
-              <w:left w:type="dxa" w:w="180"/>
-              <w:bottom w:type="dxa" w:w="140"/>
-              <w:right w:type="dxa" w:w="180"/>
-            </w:tcMar>
-          </w:tcPr>
-          <w:p>
-            <w:r>
-              <w:rPr>
-                <w:b/>
-                <w:bCs/>
-                <w:color w:val="1F3864"/>
-                <w:sz w:val="20"/>
-                <w:szCs w:val="20"/>
-              </w:rPr>
-              <w:t xml:space="preserve">Le principe : </w:t>
-            </w:r>
-            <w:r>
-              <w:rPr>
-                <w:color w:val="262626"/>
-                <w:sz w:val="20"/>
-                <w:szCs w:val="20"/>
-              </w:rPr>
-              <w:t xml:space="preserve">générer l’automatisme d’avancer — un pas vers la balle sur chaque frappe. On gagne en transfert et l’on prend du temps à l’adversaire.</w:t>
-            </w:r>
-          </w:p>
-        </w:tc>
-      </w:tr>
-    </w:tbl>
-    <w:p>
-      <w:pPr>
-        <w:spacing w:after="120" w:before="60" w:line="276"/>
-        <w:jc w:val="both"/>
-      </w:pPr>
-      <w:r>
-        <w:t xml:space="preserve">Cette évolution se fait </w:t>
-      </w:r>
-      <w:r>
-        <w:rPr>
-          <w:b/>
-          <w:bCs/>
-        </w:rPr>
-        <w:t xml:space="preserve">sans perdre la solidité acquise avant</w:t>
-      </w:r>
-      <w:r>
-        <w:t xml:space="preserve">. L’accordéon ne doit se payer ni d’un retour des fautes, ni d’une baisse du volume : le pas en avant </w:t>
-      </w:r>
-      <w:r>
-        <w:rPr>
-          <w:b/>
-          <w:bCs/>
-        </w:rPr>
-        <w:t xml:space="preserve">s’ajoute</w:t>
-      </w:r>
-      <w:r>
-        <w:t xml:space="preserve"> au socle, il ne le remplace pas. Si la solidité recule, on revient la consolider avant de repousser l’exigence.</w:t>
-      </w:r>
-    </w:p>
-    <w:p>
-      <w:pPr>
-        <w:spacing w:after="160"/>
-      </w:pPr>
-      <w:r>
-        <w:t xml:space="preserve"/>
-      </w:r>
-    </w:p>
-    <w:p>
-      <w:pPr>
-        <w:pStyle w:val="Heading2"/>
-        <w:spacing w:after="80" w:before="240"/>
-      </w:pPr>
-      <w:r>
-        <w:rPr>
-          <w:b/>
-          <w:bCs/>
-          <w:color w:val="1F3864"/>
-          <w:sz w:val="24"/>
-          <w:szCs w:val="24"/>
-        </w:rPr>
-        <w:t xml:space="preserve">3.3 Le travail des enchaînements</w:t>
-      </w:r>
-    </w:p>
-    <w:p>
-      <w:pPr>
-        <w:spacing w:after="120" w:before="60" w:line="276"/>
-        <w:jc w:val="both"/>
-      </w:pPr>
-      <w:r>
-        <w:t xml:space="preserve">L’accordéon installé, le travail se poursuit sur les </w:t>
-      </w:r>
-      <w:r>
-        <w:rPr>
-          <w:b/>
-          <w:bCs/>
-        </w:rPr>
-        <w:t xml:space="preserve">enchaînements vers l’avant</w:t>
-      </w:r>
-      <w:r>
-        <w:t xml:space="preserve">, puis s’étend à l’ensemble des situations. C’est le fil conducteur qui relie le travail technique au jeu réel, et qui ramène le joueur vers le BOA visé.</w:t>
+        <w:t xml:space="preserve">3. Règles générales de fonctionnement</w:t>
+      </w:r>
+    </w:p>
+    <w:p>
+      <w:pPr>
+        <w:pStyle w:val="ListParagraph"/>
+        <w:numPr>
+          <w:ilvl w:val="0"/>
+          <w:numId w:val="2"/>
+        </w:numPr>
+        <w:spacing w:after="50" w:before="50" w:line="264"/>
+      </w:pPr>
+      <w:r>
+        <w:rPr>
+          <w:b/>
+          <w:bCs/>
+        </w:rPr>
+        <w:t xml:space="preserve">Fixer des objectifs.</w:t>
+      </w:r>
+      <w:r>
+        <w:t xml:space="preserve"> Des objectifs clairs rendent la préparation des séances nettement plus simple : ils donnent un critère pour choisir les contenus et pour évaluer ce qui a été fait.</w:t>
+      </w:r>
+    </w:p>
+    <w:p>
+      <w:pPr>
+        <w:pStyle w:val="ListParagraph"/>
+        <w:numPr>
+          <w:ilvl w:val="0"/>
+          <w:numId w:val="2"/>
+        </w:numPr>
+        <w:spacing w:after="50" w:before="50" w:line="264"/>
+      </w:pPr>
+      <w:r>
+        <w:rPr>
+          <w:b/>
+          <w:bCs/>
+        </w:rPr>
+        <w:t xml:space="preserve">Préparer, au moins dans sa tête.</w:t>
+      </w:r>
+      <w:r>
+        <w:t xml:space="preserve"> Chaque séance est pensée en amont, et l’on prévoit toujours plus de contenu que le temps ne permettra d’en traiter : mieux vaut avoir de la marge que se retrouver à court.</w:t>
+      </w:r>
+    </w:p>
+    <w:p>
+      <w:pPr>
+        <w:pStyle w:val="ListParagraph"/>
+        <w:numPr>
+          <w:ilvl w:val="0"/>
+          <w:numId w:val="2"/>
+        </w:numPr>
+        <w:spacing w:after="50" w:before="50" w:line="264"/>
+      </w:pPr>
+      <w:r>
+        <w:rPr>
+          <w:b/>
+          <w:bCs/>
+        </w:rPr>
+        <w:t xml:space="preserve">Voir en match officiel.</w:t>
+      </w:r>
+      <w:r>
+        <w:t xml:space="preserve"> C’est en compétition que les vérités ressortent : ce qui tient sous contrainte et ce qui ne tient pas. L’observation en match officiel alimente directement les objectifs suivants.</w:t>
       </w:r>
     </w:p>
     <w:p>
@@ -3053,67 +2988,47 @@
           <w:sz w:val="30"/>
           <w:szCs w:val="30"/>
         </w:rPr>
-        <w:t xml:space="preserve">4. Règles générales de fonctionnement</w:t>
-      </w:r>
-    </w:p>
-    <w:p>
-      <w:pPr>
-        <w:pStyle w:val="ListParagraph"/>
-        <w:numPr>
-          <w:ilvl w:val="0"/>
-          <w:numId w:val="2"/>
-        </w:numPr>
-        <w:spacing w:after="50" w:before="50" w:line="264"/>
-      </w:pPr>
-      <w:r>
-        <w:rPr>
-          <w:b/>
-          <w:bCs/>
-        </w:rPr>
-        <w:t xml:space="preserve">Fixer des objectifs.</w:t>
-      </w:r>
-      <w:r>
-        <w:t xml:space="preserve"> Des objectifs clairs rendent la préparation des séances nettement plus simple : ils donnent un critère pour choisir les contenus et pour évaluer ce qui a été fait.</w:t>
-      </w:r>
-    </w:p>
-    <w:p>
-      <w:pPr>
-        <w:pStyle w:val="ListParagraph"/>
-        <w:numPr>
-          <w:ilvl w:val="0"/>
-          <w:numId w:val="2"/>
-        </w:numPr>
-        <w:spacing w:after="50" w:before="50" w:line="264"/>
-      </w:pPr>
-      <w:r>
-        <w:rPr>
-          <w:b/>
-          <w:bCs/>
-        </w:rPr>
-        <w:t xml:space="preserve">Préparer, au moins dans sa tête.</w:t>
-      </w:r>
-      <w:r>
-        <w:t xml:space="preserve"> Chaque séance est pensée en amont, et l’on prévoit toujours plus de contenu que le temps ne permettra d’en traiter : mieux vaut avoir de la marge que se retrouver à court.</w:t>
-      </w:r>
-    </w:p>
-    <w:p>
-      <w:pPr>
-        <w:pStyle w:val="ListParagraph"/>
-        <w:numPr>
-          <w:ilvl w:val="0"/>
-          <w:numId w:val="2"/>
-        </w:numPr>
-        <w:spacing w:after="50" w:before="50" w:line="264"/>
-      </w:pPr>
-      <w:r>
-        <w:rPr>
-          <w:b/>
-          <w:bCs/>
-        </w:rPr>
-        <w:t xml:space="preserve">Voir en match officiel.</w:t>
-      </w:r>
-      <w:r>
-        <w:t xml:space="preserve"> C’est en compétition que les vérités ressortent : ce qui tient sous contrainte et ce qui ne tient pas. L’observation en match officiel alimente directement les objectifs suivants.</w:t>
+        <w:t xml:space="preserve">4. Gestion mentale</w:t>
+      </w:r>
+    </w:p>
+    <w:p>
+      <w:pPr>
+        <w:pStyle w:val="ListParagraph"/>
+        <w:numPr>
+          <w:ilvl w:val="0"/>
+          <w:numId w:val="2"/>
+        </w:numPr>
+        <w:spacing w:after="50" w:before="50" w:line="264"/>
+      </w:pPr>
+      <w:r>
+        <w:rPr>
+          <w:b/>
+          <w:bCs/>
+        </w:rPr>
+        <w:t xml:space="preserve">Les phases de Nadel</w:t>
+      </w:r>
+      <w:r>
+        <w:t xml:space="preserve"> : repérer les moments de bascule dans l’engagement et l’attention au cours de la confrontation, pour savoir quand intervenir et quand laisser faire.</w:t>
+      </w:r>
+    </w:p>
+    <w:p>
+      <w:pPr>
+        <w:pStyle w:val="ListParagraph"/>
+        <w:numPr>
+          <w:ilvl w:val="0"/>
+          <w:numId w:val="2"/>
+        </w:numPr>
+        <w:spacing w:after="50" w:before="50" w:line="264"/>
+      </w:pPr>
+      <w:r>
+        <w:rPr>
+          <w:b/>
+          <w:bCs/>
+        </w:rPr>
+        <w:t xml:space="preserve">Les rituels</w:t>
+      </w:r>
+      <w:r>
+        <w:t xml:space="preserve"> : installer des routines stables avant et pendant l’épreuve, pour sécuriser l’entrée dans l’action et récupérer après un temps fort.</w:t>
       </w:r>
     </w:p>
     <w:p>
@@ -3132,66 +3047,7 @@
           <w:sz w:val="30"/>
           <w:szCs w:val="30"/>
         </w:rPr>
-        <w:t xml:space="preserve">5. Gestion mentale</w:t>
-      </w:r>
-    </w:p>
-    <w:p>
-      <w:pPr>
-        <w:pStyle w:val="ListParagraph"/>
-        <w:numPr>
-          <w:ilvl w:val="0"/>
-          <w:numId w:val="2"/>
-        </w:numPr>
-        <w:spacing w:after="50" w:before="50" w:line="264"/>
-      </w:pPr>
-      <w:r>
-        <w:rPr>
-          <w:b/>
-          <w:bCs/>
-        </w:rPr>
-        <w:t xml:space="preserve">Les phases de Nadel</w:t>
-      </w:r>
-      <w:r>
-        <w:t xml:space="preserve"> : repérer les moments de bascule dans l’engagement et l’attention au cours de la confrontation, pour savoir quand intervenir et quand laisser faire.</w:t>
-      </w:r>
-    </w:p>
-    <w:p>
-      <w:pPr>
-        <w:pStyle w:val="ListParagraph"/>
-        <w:numPr>
-          <w:ilvl w:val="0"/>
-          <w:numId w:val="2"/>
-        </w:numPr>
-        <w:spacing w:after="50" w:before="50" w:line="264"/>
-      </w:pPr>
-      <w:r>
-        <w:rPr>
-          <w:b/>
-          <w:bCs/>
-        </w:rPr>
-        <w:t xml:space="preserve">Les rituels</w:t>
-      </w:r>
-      <w:r>
-        <w:t xml:space="preserve"> : installer des routines stables avant et pendant l’épreuve, pour sécuriser l’entrée dans l’action et récupérer après un temps fort.</w:t>
-      </w:r>
-    </w:p>
-    <w:p>
-      <w:pPr>
-        <w:pStyle w:val="Heading1"/>
-        <w:pBdr>
-          <w:bottom w:val="single" w:color="1F3864" w:sz="6" w:space="6"/>
-        </w:pBdr>
-        <w:spacing w:after="160" w:before="380"/>
-      </w:pPr>
-      <w:r>
-        <w:rPr>
-          <w:b/>
-          <w:bCs/>
-          <w:color w:val="1F3864"/>
-          <w:sz w:val="30"/>
-          <w:szCs w:val="30"/>
-        </w:rPr>
-        <w:t xml:space="preserve">6. Points à discuter</w:t>
+        <w:t xml:space="preserve">5. Points à discuter</w:t>
       </w:r>
     </w:p>
     <w:p>
